--- a/informe/Informe_EP3_ISY1102_Jonathan_Larraguibel.docx
+++ b/informe/Informe_EP3_ISY1102_Jonathan_Larraguibel.docx
@@ -431,6 +431,30 @@
           <w:sz w:val="22"/>
           <w:szCs w:val="22"/>
         </w:rPr>
+        <w:t xml:space="preserve">3.7 Objetivos, alcance y cronograma</w:t>
+      </w:r>
+      <w:r>
+        <w:rPr>
+          <w:rFonts w:ascii="Arial" w:cs="Arial" w:eastAsia="Arial" w:hAnsi="Arial"/>
+          <w:sz w:val="22"/>
+          <w:szCs w:val="22"/>
+        </w:rPr>
+        <w:t xml:space="preserve">	12</w:t>
+      </w:r>
+    </w:p>
+    <w:p>
+      <w:pPr>
+        <w:tabs>
+          <w:tab w:val="right" w:pos="9000" w:leader="dot"/>
+        </w:tabs>
+        <w:spacing w:after="100" w:line="300"/>
+      </w:pPr>
+      <w:r>
+        <w:rPr>
+          <w:rFonts w:ascii="Arial" w:cs="Arial" w:eastAsia="Arial" w:hAnsi="Arial"/>
+          <w:sz w:val="22"/>
+          <w:szCs w:val="22"/>
+        </w:rPr>
         <w:t xml:space="preserve">4. Diseño de casos de prueba</w:t>
       </w:r>
       <w:r>
@@ -655,7 +679,7 @@
           <w:sz w:val="22"/>
           <w:szCs w:val="22"/>
         </w:rPr>
-        <w:t xml:space="preserve">	35</w:t>
+        <w:t xml:space="preserve">	36</w:t>
       </w:r>
     </w:p>
     <w:p>
@@ -12671,6 +12695,1116 @@
     </w:p>
     <w:p>
       <w:pPr>
+        <w:pStyle w:val="Heading2"/>
+        <w:spacing w:after="100" w:before="200"/>
+      </w:pPr>
+      <w:r>
+        <w:rPr>
+          <w:rFonts w:ascii="Arial" w:cs="Arial" w:eastAsia="Arial" w:hAnsi="Arial"/>
+          <w:b/>
+          <w:bCs/>
+          <w:color w:val="000000"/>
+          <w:sz w:val="24"/>
+          <w:szCs w:val="24"/>
+        </w:rPr>
+        <w:t xml:space="preserve">3.7 Objetivos, alcance y cronograma</w:t>
+      </w:r>
+    </w:p>
+    <w:p>
+      <w:pPr>
+        <w:keepNext/>
+        <w:spacing w:after="80" w:before="140"/>
+      </w:pPr>
+      <w:r>
+        <w:rPr>
+          <w:rFonts w:ascii="Arial" w:cs="Arial" w:eastAsia="Arial" w:hAnsi="Arial"/>
+          <w:b/>
+          <w:bCs/>
+          <w:i/>
+          <w:iCs/>
+          <w:sz w:val="22"/>
+          <w:szCs w:val="22"/>
+        </w:rPr>
+        <w:t xml:space="preserve">Objetivos</w:t>
+      </w:r>
+    </w:p>
+    <w:p>
+      <w:pPr>
+        <w:pStyle w:val="ListParagraph"/>
+        <w:numPr>
+          <w:ilvl w:val="0"/>
+          <w:numId w:val="1"/>
+        </w:numPr>
+        <w:spacing w:after="60" w:line="360" w:lineRule="auto"/>
+        <w:jc w:val="both"/>
+      </w:pPr>
+      <w:r>
+        <w:rPr>
+          <w:rFonts w:ascii="Arial" w:cs="Arial" w:eastAsia="Arial" w:hAnsi="Arial"/>
+          <w:sz w:val="22"/>
+          <w:szCs w:val="22"/>
+        </w:rPr>
+        <w:t xml:space="preserve">Verificar los 45 requisitos del ERS de Tramoya con al menos un caso cada uno y un criterio de aceptación medible.</w:t>
+      </w:r>
+    </w:p>
+    <w:p>
+      <w:pPr>
+        <w:pStyle w:val="ListParagraph"/>
+        <w:numPr>
+          <w:ilvl w:val="0"/>
+          <w:numId w:val="1"/>
+        </w:numPr>
+        <w:spacing w:after="60" w:line="360" w:lineRule="auto"/>
+        <w:jc w:val="both"/>
+      </w:pPr>
+      <w:r>
+        <w:rPr>
+          <w:rFonts w:ascii="Arial" w:cs="Arial" w:eastAsia="Arial" w:hAnsi="Arial"/>
+          <w:sz w:val="22"/>
+          <w:szCs w:val="22"/>
+        </w:rPr>
+        <w:t xml:space="preserve">Auditar el código con análisis estático (SonarQube, ESLint, njsscan) y de dependencias (npm audit), y clasificar cada hallazgo según OWASP y CWE.</w:t>
+      </w:r>
+    </w:p>
+    <w:p>
+      <w:pPr>
+        <w:pStyle w:val="ListParagraph"/>
+        <w:numPr>
+          <w:ilvl w:val="0"/>
+          <w:numId w:val="1"/>
+        </w:numPr>
+        <w:spacing w:after="60" w:line="360" w:lineRule="auto"/>
+        <w:jc w:val="both"/>
+      </w:pPr>
+      <w:r>
+        <w:rPr>
+          <w:rFonts w:ascii="Arial" w:cs="Arial" w:eastAsia="Arial" w:hAnsi="Arial"/>
+          <w:sz w:val="22"/>
+          <w:szCs w:val="22"/>
+        </w:rPr>
+        <w:t xml:space="preserve">Medir el rendimiento con JMeter frente a NFR-PERF-1 y NFR-PERF-3, y la carga de la página con Lighthouse frente a NFR-PERF-2.</w:t>
+      </w:r>
+    </w:p>
+    <w:p>
+      <w:pPr>
+        <w:pStyle w:val="ListParagraph"/>
+        <w:numPr>
+          <w:ilvl w:val="0"/>
+          <w:numId w:val="1"/>
+        </w:numPr>
+        <w:spacing w:after="60" w:line="360" w:lineRule="auto"/>
+        <w:jc w:val="both"/>
+      </w:pPr>
+      <w:r>
+        <w:rPr>
+          <w:rFonts w:ascii="Arial" w:cs="Arial" w:eastAsia="Arial" w:hAnsi="Arial"/>
+          <w:sz w:val="22"/>
+          <w:szCs w:val="22"/>
+        </w:rPr>
+        <w:t xml:space="preserve">Contrastar los resultados con la Ley 19.628, la Ley 21.719, ISO/IEC 25010 e ISO/IEC 27001, y emitir un dictamen de certificación.</w:t>
+      </w:r>
+    </w:p>
+    <w:p>
+      <w:pPr>
+        <w:keepNext/>
+        <w:spacing w:after="80" w:before="140"/>
+      </w:pPr>
+      <w:r>
+        <w:rPr>
+          <w:rFonts w:ascii="Arial" w:cs="Arial" w:eastAsia="Arial" w:hAnsi="Arial"/>
+          <w:b/>
+          <w:bCs/>
+          <w:i/>
+          <w:iCs/>
+          <w:sz w:val="22"/>
+          <w:szCs w:val="22"/>
+        </w:rPr>
+        <w:t xml:space="preserve">Alcance</w:t>
+      </w:r>
+    </w:p>
+    <w:p>
+      <w:pPr>
+        <w:spacing w:after="120" w:line="360" w:lineRule="auto"/>
+        <w:jc w:val="both"/>
+      </w:pPr>
+      <w:r>
+        <w:rPr>
+          <w:rFonts w:ascii="Arial" w:cs="Arial" w:eastAsia="Arial" w:hAnsi="Arial"/>
+          <w:sz w:val="22"/>
+          <w:szCs w:val="22"/>
+        </w:rPr>
+        <w:t xml:space="preserve">Incluido: la API, el frontend, la imagen Docker, los respaldos y los tres motores de navegador. Excluido: operación en producción y medición de disponibilidad, pruebas con usuarios reales, base PostgreSQL y pruebas de penetración completas. Lo excluido se declara como limitación y como condición del dictamen (sección 8).</w:t>
+      </w:r>
+    </w:p>
+    <w:p>
+      <w:pPr>
+        <w:keepNext/>
+        <w:spacing w:after="80" w:before="140"/>
+      </w:pPr>
+      <w:r>
+        <w:rPr>
+          <w:rFonts w:ascii="Arial" w:cs="Arial" w:eastAsia="Arial" w:hAnsi="Arial"/>
+          <w:b/>
+          <w:bCs/>
+          <w:i/>
+          <w:iCs/>
+          <w:sz w:val="22"/>
+          <w:szCs w:val="22"/>
+        </w:rPr>
+        <w:t xml:space="preserve">Cronograma</w:t>
+      </w:r>
+    </w:p>
+    <w:tbl>
+      <w:tblPr>
+        <w:tblW w:type="dxa" w:w="9000"/>
+        <w:tblBorders>
+          <w:top w:val="single" w:color="808080" w:sz="4"/>
+          <w:left w:val="single" w:color="808080" w:sz="4"/>
+          <w:bottom w:val="single" w:color="808080" w:sz="4"/>
+          <w:right w:val="single" w:color="808080" w:sz="4"/>
+          <w:insideH w:val="single" w:color="808080" w:sz="4"/>
+          <w:insideV w:val="single" w:color="808080" w:sz="4"/>
+        </w:tblBorders>
+      </w:tblPr>
+      <w:tblGrid>
+        <w:gridCol w:w="5400"/>
+        <w:gridCol w:w="2200"/>
+        <w:gridCol w:w="1400"/>
+      </w:tblGrid>
+      <w:tr>
+        <w:trPr>
+          <w:tblHeader/>
+        </w:trPr>
+        <w:tc>
+          <w:tcPr>
+            <w:tcW w:type="dxa" w:w="5400"/>
+            <w:gridSpan w:val="1"/>
+            <w:shd w:fill="000000" w:val="clear"/>
+            <w:tcMar>
+              <w:top w:type="dxa" w:w="50"/>
+              <w:left w:type="dxa" w:w="80"/>
+              <w:bottom w:type="dxa" w:w="50"/>
+              <w:right w:type="dxa" w:w="80"/>
+            </w:tcMar>
+            <w:vAlign w:val="center"/>
+          </w:tcPr>
+          <w:p>
+            <w:pPr>
+              <w:spacing w:line="240"/>
+              <w:jc w:val="left"/>
+            </w:pPr>
+            <w:r>
+              <w:rPr>
+                <w:rFonts w:ascii="Arial" w:cs="Arial" w:eastAsia="Arial" w:hAnsi="Arial"/>
+                <w:b/>
+                <w:bCs/>
+                <w:color w:val="FFFFFF"/>
+                <w:sz w:val="18"/>
+                <w:szCs w:val="18"/>
+              </w:rPr>
+              <w:t xml:space="preserve">Actividad</w:t>
+            </w:r>
+          </w:p>
+        </w:tc>
+        <w:tc>
+          <w:tcPr>
+            <w:tcW w:type="dxa" w:w="2200"/>
+            <w:gridSpan w:val="1"/>
+            <w:shd w:fill="000000" w:val="clear"/>
+            <w:tcMar>
+              <w:top w:type="dxa" w:w="50"/>
+              <w:left w:type="dxa" w:w="80"/>
+              <w:bottom w:type="dxa" w:w="50"/>
+              <w:right w:type="dxa" w:w="80"/>
+            </w:tcMar>
+            <w:vAlign w:val="center"/>
+          </w:tcPr>
+          <w:p>
+            <w:pPr>
+              <w:spacing w:line="240"/>
+              <w:jc w:val="left"/>
+            </w:pPr>
+            <w:r>
+              <w:rPr>
+                <w:rFonts w:ascii="Arial" w:cs="Arial" w:eastAsia="Arial" w:hAnsi="Arial"/>
+                <w:b/>
+                <w:bCs/>
+                <w:color w:val="FFFFFF"/>
+                <w:sz w:val="18"/>
+                <w:szCs w:val="18"/>
+              </w:rPr>
+              <w:t xml:space="preserve">Fecha</w:t>
+            </w:r>
+          </w:p>
+        </w:tc>
+        <w:tc>
+          <w:tcPr>
+            <w:tcW w:type="dxa" w:w="1400"/>
+            <w:gridSpan w:val="1"/>
+            <w:shd w:fill="000000" w:val="clear"/>
+            <w:tcMar>
+              <w:top w:type="dxa" w:w="50"/>
+              <w:left w:type="dxa" w:w="80"/>
+              <w:bottom w:type="dxa" w:w="50"/>
+              <w:right w:type="dxa" w:w="80"/>
+            </w:tcMar>
+            <w:vAlign w:val="center"/>
+          </w:tcPr>
+          <w:p>
+            <w:pPr>
+              <w:spacing w:line="240"/>
+              <w:jc w:val="left"/>
+            </w:pPr>
+            <w:r>
+              <w:rPr>
+                <w:rFonts w:ascii="Arial" w:cs="Arial" w:eastAsia="Arial" w:hAnsi="Arial"/>
+                <w:b/>
+                <w:bCs/>
+                <w:color w:val="FFFFFF"/>
+                <w:sz w:val="18"/>
+                <w:szCs w:val="18"/>
+              </w:rPr>
+              <w:t xml:space="preserve">Estado</w:t>
+            </w:r>
+          </w:p>
+        </w:tc>
+      </w:tr>
+      <w:tr>
+        <w:trPr>
+          <w:cantSplit/>
+        </w:trPr>
+        <w:tc>
+          <w:tcPr>
+            <w:tcW w:type="dxa" w:w="5400"/>
+            <w:gridSpan w:val="1"/>
+            <w:tcMar>
+              <w:top w:type="dxa" w:w="50"/>
+              <w:left w:type="dxa" w:w="80"/>
+              <w:bottom w:type="dxa" w:w="50"/>
+              <w:right w:type="dxa" w:w="80"/>
+            </w:tcMar>
+            <w:vAlign w:val="center"/>
+          </w:tcPr>
+          <w:p>
+            <w:pPr>
+              <w:spacing w:line="240"/>
+              <w:jc w:val="left"/>
+            </w:pPr>
+            <w:r>
+              <w:rPr>
+                <w:rFonts w:ascii="Arial" w:cs="Arial" w:eastAsia="Arial" w:hAnsi="Arial"/>
+                <w:b w:val="false"/>
+                <w:bCs w:val="false"/>
+                <w:sz w:val="18"/>
+                <w:szCs w:val="18"/>
+              </w:rPr>
+              <w:t xml:space="preserve">Especificación del ERS y diseño de casos con trazabilidad</w:t>
+            </w:r>
+          </w:p>
+        </w:tc>
+        <w:tc>
+          <w:tcPr>
+            <w:tcW w:type="dxa" w:w="2200"/>
+            <w:gridSpan w:val="1"/>
+            <w:tcMar>
+              <w:top w:type="dxa" w:w="50"/>
+              <w:left w:type="dxa" w:w="80"/>
+              <w:bottom w:type="dxa" w:w="50"/>
+              <w:right w:type="dxa" w:w="80"/>
+            </w:tcMar>
+            <w:vAlign w:val="center"/>
+          </w:tcPr>
+          <w:p>
+            <w:pPr>
+              <w:spacing w:line="240"/>
+              <w:jc w:val="left"/>
+            </w:pPr>
+            <w:r>
+              <w:rPr>
+                <w:rFonts w:ascii="Arial" w:cs="Arial" w:eastAsia="Arial" w:hAnsi="Arial"/>
+                <w:b w:val="false"/>
+                <w:bCs w:val="false"/>
+                <w:sz w:val="18"/>
+                <w:szCs w:val="18"/>
+              </w:rPr>
+              <w:t xml:space="preserve">28-10-2026</w:t>
+            </w:r>
+          </w:p>
+        </w:tc>
+        <w:tc>
+          <w:tcPr>
+            <w:tcW w:type="dxa" w:w="1400"/>
+            <w:gridSpan w:val="1"/>
+            <w:tcMar>
+              <w:top w:type="dxa" w:w="50"/>
+              <w:left w:type="dxa" w:w="80"/>
+              <w:bottom w:type="dxa" w:w="50"/>
+              <w:right w:type="dxa" w:w="80"/>
+            </w:tcMar>
+            <w:vAlign w:val="center"/>
+          </w:tcPr>
+          <w:p>
+            <w:pPr>
+              <w:spacing w:line="240"/>
+              <w:jc w:val="left"/>
+            </w:pPr>
+            <w:r>
+              <w:rPr>
+                <w:rFonts w:ascii="Arial" w:cs="Arial" w:eastAsia="Arial" w:hAnsi="Arial"/>
+                <w:b w:val="false"/>
+                <w:bCs w:val="false"/>
+                <w:sz w:val="18"/>
+                <w:szCs w:val="18"/>
+              </w:rPr>
+              <w:t xml:space="preserve">Realizado</w:t>
+            </w:r>
+          </w:p>
+        </w:tc>
+      </w:tr>
+      <w:tr>
+        <w:trPr>
+          <w:cantSplit/>
+        </w:trPr>
+        <w:tc>
+          <w:tcPr>
+            <w:tcW w:type="dxa" w:w="5400"/>
+            <w:gridSpan w:val="1"/>
+            <w:tcMar>
+              <w:top w:type="dxa" w:w="50"/>
+              <w:left w:type="dxa" w:w="80"/>
+              <w:bottom w:type="dxa" w:w="50"/>
+              <w:right w:type="dxa" w:w="80"/>
+            </w:tcMar>
+            <w:vAlign w:val="center"/>
+          </w:tcPr>
+          <w:p>
+            <w:pPr>
+              <w:spacing w:line="240"/>
+              <w:jc w:val="left"/>
+            </w:pPr>
+            <w:r>
+              <w:rPr>
+                <w:rFonts w:ascii="Arial" w:cs="Arial" w:eastAsia="Arial" w:hAnsi="Arial"/>
+                <w:b w:val="false"/>
+                <w:bCs w:val="false"/>
+                <w:sz w:val="18"/>
+                <w:szCs w:val="18"/>
+              </w:rPr>
+              <w:t xml:space="preserve">Análisis estático y de dependencias (SonarQube, ESLint, njsscan, npm audit)</w:t>
+            </w:r>
+          </w:p>
+        </w:tc>
+        <w:tc>
+          <w:tcPr>
+            <w:tcW w:type="dxa" w:w="2200"/>
+            <w:gridSpan w:val="1"/>
+            <w:tcMar>
+              <w:top w:type="dxa" w:w="50"/>
+              <w:left w:type="dxa" w:w="80"/>
+              <w:bottom w:type="dxa" w:w="50"/>
+              <w:right w:type="dxa" w:w="80"/>
+            </w:tcMar>
+            <w:vAlign w:val="center"/>
+          </w:tcPr>
+          <w:p>
+            <w:pPr>
+              <w:spacing w:line="240"/>
+              <w:jc w:val="left"/>
+            </w:pPr>
+            <w:r>
+              <w:rPr>
+                <w:rFonts w:ascii="Arial" w:cs="Arial" w:eastAsia="Arial" w:hAnsi="Arial"/>
+                <w:b w:val="false"/>
+                <w:bCs w:val="false"/>
+                <w:sz w:val="18"/>
+                <w:szCs w:val="18"/>
+              </w:rPr>
+              <w:t xml:space="preserve">28-10-2026</w:t>
+            </w:r>
+          </w:p>
+        </w:tc>
+        <w:tc>
+          <w:tcPr>
+            <w:tcW w:type="dxa" w:w="1400"/>
+            <w:gridSpan w:val="1"/>
+            <w:tcMar>
+              <w:top w:type="dxa" w:w="50"/>
+              <w:left w:type="dxa" w:w="80"/>
+              <w:bottom w:type="dxa" w:w="50"/>
+              <w:right w:type="dxa" w:w="80"/>
+            </w:tcMar>
+            <w:vAlign w:val="center"/>
+          </w:tcPr>
+          <w:p>
+            <w:pPr>
+              <w:spacing w:line="240"/>
+              <w:jc w:val="left"/>
+            </w:pPr>
+            <w:r>
+              <w:rPr>
+                <w:rFonts w:ascii="Arial" w:cs="Arial" w:eastAsia="Arial" w:hAnsi="Arial"/>
+                <w:b w:val="false"/>
+                <w:bCs w:val="false"/>
+                <w:sz w:val="18"/>
+                <w:szCs w:val="18"/>
+              </w:rPr>
+              <w:t xml:space="preserve">Realizado</w:t>
+            </w:r>
+          </w:p>
+        </w:tc>
+      </w:tr>
+      <w:tr>
+        <w:trPr>
+          <w:cantSplit/>
+        </w:trPr>
+        <w:tc>
+          <w:tcPr>
+            <w:tcW w:type="dxa" w:w="5400"/>
+            <w:gridSpan w:val="1"/>
+            <w:tcMar>
+              <w:top w:type="dxa" w:w="50"/>
+              <w:left w:type="dxa" w:w="80"/>
+              <w:bottom w:type="dxa" w:w="50"/>
+              <w:right w:type="dxa" w:w="80"/>
+            </w:tcMar>
+            <w:vAlign w:val="center"/>
+          </w:tcPr>
+          <w:p>
+            <w:pPr>
+              <w:spacing w:line="240"/>
+              <w:jc w:val="left"/>
+            </w:pPr>
+            <w:r>
+              <w:rPr>
+                <w:rFonts w:ascii="Arial" w:cs="Arial" w:eastAsia="Arial" w:hAnsi="Arial"/>
+                <w:b w:val="false"/>
+                <w:bCs w:val="false"/>
+                <w:sz w:val="18"/>
+                <w:szCs w:val="18"/>
+              </w:rPr>
+              <w:t xml:space="preserve">Pruebas funcionales, reglas de negocio y seguridad (Jest)</w:t>
+            </w:r>
+          </w:p>
+        </w:tc>
+        <w:tc>
+          <w:tcPr>
+            <w:tcW w:type="dxa" w:w="2200"/>
+            <w:gridSpan w:val="1"/>
+            <w:tcMar>
+              <w:top w:type="dxa" w:w="50"/>
+              <w:left w:type="dxa" w:w="80"/>
+              <w:bottom w:type="dxa" w:w="50"/>
+              <w:right w:type="dxa" w:w="80"/>
+            </w:tcMar>
+            <w:vAlign w:val="center"/>
+          </w:tcPr>
+          <w:p>
+            <w:pPr>
+              <w:spacing w:line="240"/>
+              <w:jc w:val="left"/>
+            </w:pPr>
+            <w:r>
+              <w:rPr>
+                <w:rFonts w:ascii="Arial" w:cs="Arial" w:eastAsia="Arial" w:hAnsi="Arial"/>
+                <w:b w:val="false"/>
+                <w:bCs w:val="false"/>
+                <w:sz w:val="18"/>
+                <w:szCs w:val="18"/>
+              </w:rPr>
+              <w:t xml:space="preserve">28-10-2026</w:t>
+            </w:r>
+          </w:p>
+        </w:tc>
+        <w:tc>
+          <w:tcPr>
+            <w:tcW w:type="dxa" w:w="1400"/>
+            <w:gridSpan w:val="1"/>
+            <w:tcMar>
+              <w:top w:type="dxa" w:w="50"/>
+              <w:left w:type="dxa" w:w="80"/>
+              <w:bottom w:type="dxa" w:w="50"/>
+              <w:right w:type="dxa" w:w="80"/>
+            </w:tcMar>
+            <w:vAlign w:val="center"/>
+          </w:tcPr>
+          <w:p>
+            <w:pPr>
+              <w:spacing w:line="240"/>
+              <w:jc w:val="left"/>
+            </w:pPr>
+            <w:r>
+              <w:rPr>
+                <w:rFonts w:ascii="Arial" w:cs="Arial" w:eastAsia="Arial" w:hAnsi="Arial"/>
+                <w:b w:val="false"/>
+                <w:bCs w:val="false"/>
+                <w:sz w:val="18"/>
+                <w:szCs w:val="18"/>
+              </w:rPr>
+              <w:t xml:space="preserve">Realizado</w:t>
+            </w:r>
+          </w:p>
+        </w:tc>
+      </w:tr>
+      <w:tr>
+        <w:trPr>
+          <w:cantSplit/>
+        </w:trPr>
+        <w:tc>
+          <w:tcPr>
+            <w:tcW w:type="dxa" w:w="5400"/>
+            <w:gridSpan w:val="1"/>
+            <w:tcMar>
+              <w:top w:type="dxa" w:w="50"/>
+              <w:left w:type="dxa" w:w="80"/>
+              <w:bottom w:type="dxa" w:w="50"/>
+              <w:right w:type="dxa" w:w="80"/>
+            </w:tcMar>
+            <w:vAlign w:val="center"/>
+          </w:tcPr>
+          <w:p>
+            <w:pPr>
+              <w:spacing w:line="240"/>
+              <w:jc w:val="left"/>
+            </w:pPr>
+            <w:r>
+              <w:rPr>
+                <w:rFonts w:ascii="Arial" w:cs="Arial" w:eastAsia="Arial" w:hAnsi="Arial"/>
+                <w:b w:val="false"/>
+                <w:bCs w:val="false"/>
+                <w:sz w:val="18"/>
+                <w:szCs w:val="18"/>
+              </w:rPr>
+              <w:t xml:space="preserve">Rendimiento (JMeter, autocannon) y página principal (Lighthouse)</w:t>
+            </w:r>
+          </w:p>
+        </w:tc>
+        <w:tc>
+          <w:tcPr>
+            <w:tcW w:type="dxa" w:w="2200"/>
+            <w:gridSpan w:val="1"/>
+            <w:tcMar>
+              <w:top w:type="dxa" w:w="50"/>
+              <w:left w:type="dxa" w:w="80"/>
+              <w:bottom w:type="dxa" w:w="50"/>
+              <w:right w:type="dxa" w:w="80"/>
+            </w:tcMar>
+            <w:vAlign w:val="center"/>
+          </w:tcPr>
+          <w:p>
+            <w:pPr>
+              <w:spacing w:line="240"/>
+              <w:jc w:val="left"/>
+            </w:pPr>
+            <w:r>
+              <w:rPr>
+                <w:rFonts w:ascii="Arial" w:cs="Arial" w:eastAsia="Arial" w:hAnsi="Arial"/>
+                <w:b w:val="false"/>
+                <w:bCs w:val="false"/>
+                <w:sz w:val="18"/>
+                <w:szCs w:val="18"/>
+              </w:rPr>
+              <w:t xml:space="preserve">28-10-2026</w:t>
+            </w:r>
+          </w:p>
+        </w:tc>
+        <w:tc>
+          <w:tcPr>
+            <w:tcW w:type="dxa" w:w="1400"/>
+            <w:gridSpan w:val="1"/>
+            <w:tcMar>
+              <w:top w:type="dxa" w:w="50"/>
+              <w:left w:type="dxa" w:w="80"/>
+              <w:bottom w:type="dxa" w:w="50"/>
+              <w:right w:type="dxa" w:w="80"/>
+            </w:tcMar>
+            <w:vAlign w:val="center"/>
+          </w:tcPr>
+          <w:p>
+            <w:pPr>
+              <w:spacing w:line="240"/>
+              <w:jc w:val="left"/>
+            </w:pPr>
+            <w:r>
+              <w:rPr>
+                <w:rFonts w:ascii="Arial" w:cs="Arial" w:eastAsia="Arial" w:hAnsi="Arial"/>
+                <w:b w:val="false"/>
+                <w:bCs w:val="false"/>
+                <w:sz w:val="18"/>
+                <w:szCs w:val="18"/>
+              </w:rPr>
+              <w:t xml:space="preserve">Realizado</w:t>
+            </w:r>
+          </w:p>
+        </w:tc>
+      </w:tr>
+      <w:tr>
+        <w:trPr>
+          <w:cantSplit/>
+        </w:trPr>
+        <w:tc>
+          <w:tcPr>
+            <w:tcW w:type="dxa" w:w="5400"/>
+            <w:gridSpan w:val="1"/>
+            <w:tcMar>
+              <w:top w:type="dxa" w:w="50"/>
+              <w:left w:type="dxa" w:w="80"/>
+              <w:bottom w:type="dxa" w:w="50"/>
+              <w:right w:type="dxa" w:w="80"/>
+            </w:tcMar>
+            <w:vAlign w:val="center"/>
+          </w:tcPr>
+          <w:p>
+            <w:pPr>
+              <w:spacing w:line="240"/>
+              <w:jc w:val="left"/>
+            </w:pPr>
+            <w:r>
+              <w:rPr>
+                <w:rFonts w:ascii="Arial" w:cs="Arial" w:eastAsia="Arial" w:hAnsi="Arial"/>
+                <w:b w:val="false"/>
+                <w:bCs w:val="false"/>
+                <w:sz w:val="18"/>
+                <w:szCs w:val="18"/>
+              </w:rPr>
+              <w:t xml:space="preserve">Interfaz en Chromium, Firefox y WebKit; despliegue en Docker</w:t>
+            </w:r>
+          </w:p>
+        </w:tc>
+        <w:tc>
+          <w:tcPr>
+            <w:tcW w:type="dxa" w:w="2200"/>
+            <w:gridSpan w:val="1"/>
+            <w:tcMar>
+              <w:top w:type="dxa" w:w="50"/>
+              <w:left w:type="dxa" w:w="80"/>
+              <w:bottom w:type="dxa" w:w="50"/>
+              <w:right w:type="dxa" w:w="80"/>
+            </w:tcMar>
+            <w:vAlign w:val="center"/>
+          </w:tcPr>
+          <w:p>
+            <w:pPr>
+              <w:spacing w:line="240"/>
+              <w:jc w:val="left"/>
+            </w:pPr>
+            <w:r>
+              <w:rPr>
+                <w:rFonts w:ascii="Arial" w:cs="Arial" w:eastAsia="Arial" w:hAnsi="Arial"/>
+                <w:b w:val="false"/>
+                <w:bCs w:val="false"/>
+                <w:sz w:val="18"/>
+                <w:szCs w:val="18"/>
+              </w:rPr>
+              <w:t xml:space="preserve">28-10-2026</w:t>
+            </w:r>
+          </w:p>
+        </w:tc>
+        <w:tc>
+          <w:tcPr>
+            <w:tcW w:type="dxa" w:w="1400"/>
+            <w:gridSpan w:val="1"/>
+            <w:tcMar>
+              <w:top w:type="dxa" w:w="50"/>
+              <w:left w:type="dxa" w:w="80"/>
+              <w:bottom w:type="dxa" w:w="50"/>
+              <w:right w:type="dxa" w:w="80"/>
+            </w:tcMar>
+            <w:vAlign w:val="center"/>
+          </w:tcPr>
+          <w:p>
+            <w:pPr>
+              <w:spacing w:line="240"/>
+              <w:jc w:val="left"/>
+            </w:pPr>
+            <w:r>
+              <w:rPr>
+                <w:rFonts w:ascii="Arial" w:cs="Arial" w:eastAsia="Arial" w:hAnsi="Arial"/>
+                <w:b w:val="false"/>
+                <w:bCs w:val="false"/>
+                <w:sz w:val="18"/>
+                <w:szCs w:val="18"/>
+              </w:rPr>
+              <w:t xml:space="preserve">Realizado</w:t>
+            </w:r>
+          </w:p>
+        </w:tc>
+      </w:tr>
+      <w:tr>
+        <w:trPr>
+          <w:cantSplit/>
+        </w:trPr>
+        <w:tc>
+          <w:tcPr>
+            <w:tcW w:type="dxa" w:w="5400"/>
+            <w:gridSpan w:val="1"/>
+            <w:tcMar>
+              <w:top w:type="dxa" w:w="50"/>
+              <w:left w:type="dxa" w:w="80"/>
+              <w:bottom w:type="dxa" w:w="50"/>
+              <w:right w:type="dxa" w:w="80"/>
+            </w:tcMar>
+            <w:vAlign w:val="center"/>
+          </w:tcPr>
+          <w:p>
+            <w:pPr>
+              <w:spacing w:line="240"/>
+              <w:jc w:val="left"/>
+            </w:pPr>
+            <w:r>
+              <w:rPr>
+                <w:rFonts w:ascii="Arial" w:cs="Arial" w:eastAsia="Arial" w:hAnsi="Arial"/>
+                <w:b w:val="false"/>
+                <w:bCs w:val="false"/>
+                <w:sz w:val="18"/>
+                <w:szCs w:val="18"/>
+              </w:rPr>
+              <w:t xml:space="preserve">Clasificación de incidentes, informe y dictamen</w:t>
+            </w:r>
+          </w:p>
+        </w:tc>
+        <w:tc>
+          <w:tcPr>
+            <w:tcW w:type="dxa" w:w="2200"/>
+            <w:gridSpan w:val="1"/>
+            <w:tcMar>
+              <w:top w:type="dxa" w:w="50"/>
+              <w:left w:type="dxa" w:w="80"/>
+              <w:bottom w:type="dxa" w:w="50"/>
+              <w:right w:type="dxa" w:w="80"/>
+            </w:tcMar>
+            <w:vAlign w:val="center"/>
+          </w:tcPr>
+          <w:p>
+            <w:pPr>
+              <w:spacing w:line="240"/>
+              <w:jc w:val="left"/>
+            </w:pPr>
+            <w:r>
+              <w:rPr>
+                <w:rFonts w:ascii="Arial" w:cs="Arial" w:eastAsia="Arial" w:hAnsi="Arial"/>
+                <w:b w:val="false"/>
+                <w:bCs w:val="false"/>
+                <w:sz w:val="18"/>
+                <w:szCs w:val="18"/>
+              </w:rPr>
+              <w:t xml:space="preserve">28-10-2026</w:t>
+            </w:r>
+          </w:p>
+        </w:tc>
+        <w:tc>
+          <w:tcPr>
+            <w:tcW w:type="dxa" w:w="1400"/>
+            <w:gridSpan w:val="1"/>
+            <w:tcMar>
+              <w:top w:type="dxa" w:w="50"/>
+              <w:left w:type="dxa" w:w="80"/>
+              <w:bottom w:type="dxa" w:w="50"/>
+              <w:right w:type="dxa" w:w="80"/>
+            </w:tcMar>
+            <w:vAlign w:val="center"/>
+          </w:tcPr>
+          <w:p>
+            <w:pPr>
+              <w:spacing w:line="240"/>
+              <w:jc w:val="left"/>
+            </w:pPr>
+            <w:r>
+              <w:rPr>
+                <w:rFonts w:ascii="Arial" w:cs="Arial" w:eastAsia="Arial" w:hAnsi="Arial"/>
+                <w:b w:val="false"/>
+                <w:bCs w:val="false"/>
+                <w:sz w:val="18"/>
+                <w:szCs w:val="18"/>
+              </w:rPr>
+              <w:t xml:space="preserve">Realizado</w:t>
+            </w:r>
+          </w:p>
+        </w:tc>
+      </w:tr>
+      <w:tr>
+        <w:trPr>
+          <w:cantSplit/>
+        </w:trPr>
+        <w:tc>
+          <w:tcPr>
+            <w:tcW w:type="dxa" w:w="5400"/>
+            <w:gridSpan w:val="1"/>
+            <w:tcMar>
+              <w:top w:type="dxa" w:w="50"/>
+              <w:left w:type="dxa" w:w="80"/>
+              <w:bottom w:type="dxa" w:w="50"/>
+              <w:right w:type="dxa" w:w="80"/>
+            </w:tcMar>
+            <w:vAlign w:val="center"/>
+          </w:tcPr>
+          <w:p>
+            <w:pPr>
+              <w:spacing w:line="240"/>
+              <w:jc w:val="left"/>
+            </w:pPr>
+            <w:r>
+              <w:rPr>
+                <w:rFonts w:ascii="Arial" w:cs="Arial" w:eastAsia="Arial" w:hAnsi="Arial"/>
+                <w:b w:val="false"/>
+                <w:bCs w:val="false"/>
+                <w:sz w:val="18"/>
+                <w:szCs w:val="18"/>
+              </w:rPr>
+              <w:t xml:space="preserve">Ciclo 2: corregir INC-02 e INC-16 y repetir NF-04 y NF-06</w:t>
+            </w:r>
+          </w:p>
+        </w:tc>
+        <w:tc>
+          <w:tcPr>
+            <w:tcW w:type="dxa" w:w="2200"/>
+            <w:gridSpan w:val="1"/>
+            <w:tcMar>
+              <w:top w:type="dxa" w:w="50"/>
+              <w:left w:type="dxa" w:w="80"/>
+              <w:bottom w:type="dxa" w:w="50"/>
+              <w:right w:type="dxa" w:w="80"/>
+            </w:tcMar>
+            <w:vAlign w:val="center"/>
+          </w:tcPr>
+          <w:p>
+            <w:pPr>
+              <w:spacing w:line="240"/>
+              <w:jc w:val="left"/>
+            </w:pPr>
+            <w:r>
+              <w:rPr>
+                <w:rFonts w:ascii="Arial" w:cs="Arial" w:eastAsia="Arial" w:hAnsi="Arial"/>
+                <w:b w:val="false"/>
+                <w:bCs w:val="false"/>
+                <w:sz w:val="18"/>
+                <w:szCs w:val="18"/>
+              </w:rPr>
+              <w:t xml:space="preserve">Antes de cualquier despliegue</w:t>
+            </w:r>
+          </w:p>
+        </w:tc>
+        <w:tc>
+          <w:tcPr>
+            <w:tcW w:type="dxa" w:w="1400"/>
+            <w:gridSpan w:val="1"/>
+            <w:tcMar>
+              <w:top w:type="dxa" w:w="50"/>
+              <w:left w:type="dxa" w:w="80"/>
+              <w:bottom w:type="dxa" w:w="50"/>
+              <w:right w:type="dxa" w:w="80"/>
+            </w:tcMar>
+            <w:vAlign w:val="center"/>
+          </w:tcPr>
+          <w:p>
+            <w:pPr>
+              <w:spacing w:line="240"/>
+              <w:jc w:val="left"/>
+            </w:pPr>
+            <w:r>
+              <w:rPr>
+                <w:rFonts w:ascii="Arial" w:cs="Arial" w:eastAsia="Arial" w:hAnsi="Arial"/>
+                <w:b w:val="false"/>
+                <w:bCs w:val="false"/>
+                <w:sz w:val="18"/>
+                <w:szCs w:val="18"/>
+              </w:rPr>
+              <w:t xml:space="preserve">Pendiente</w:t>
+            </w:r>
+          </w:p>
+        </w:tc>
+      </w:tr>
+      <w:tr>
+        <w:trPr>
+          <w:cantSplit/>
+        </w:trPr>
+        <w:tc>
+          <w:tcPr>
+            <w:tcW w:type="dxa" w:w="5400"/>
+            <w:gridSpan w:val="1"/>
+            <w:tcMar>
+              <w:top w:type="dxa" w:w="50"/>
+              <w:left w:type="dxa" w:w="80"/>
+              <w:bottom w:type="dxa" w:w="50"/>
+              <w:right w:type="dxa" w:w="80"/>
+            </w:tcMar>
+            <w:vAlign w:val="center"/>
+          </w:tcPr>
+          <w:p>
+            <w:pPr>
+              <w:spacing w:line="240"/>
+              <w:jc w:val="left"/>
+            </w:pPr>
+            <w:r>
+              <w:rPr>
+                <w:rFonts w:ascii="Arial" w:cs="Arial" w:eastAsia="Arial" w:hAnsi="Arial"/>
+                <w:b w:val="false"/>
+                <w:bCs w:val="false"/>
+                <w:sz w:val="18"/>
+                <w:szCs w:val="18"/>
+              </w:rPr>
+              <w:t xml:space="preserve">Ciclo 3: corregir INC-01, 03, 04 y 05; repetir la suite completa y SonarQube</w:t>
+            </w:r>
+          </w:p>
+        </w:tc>
+        <w:tc>
+          <w:tcPr>
+            <w:tcW w:type="dxa" w:w="2200"/>
+            <w:gridSpan w:val="1"/>
+            <w:tcMar>
+              <w:top w:type="dxa" w:w="50"/>
+              <w:left w:type="dxa" w:w="80"/>
+              <w:bottom w:type="dxa" w:w="50"/>
+              <w:right w:type="dxa" w:w="80"/>
+            </w:tcMar>
+            <w:vAlign w:val="center"/>
+          </w:tcPr>
+          <w:p>
+            <w:pPr>
+              <w:spacing w:line="240"/>
+              <w:jc w:val="left"/>
+            </w:pPr>
+            <w:r>
+              <w:rPr>
+                <w:rFonts w:ascii="Arial" w:cs="Arial" w:eastAsia="Arial" w:hAnsi="Arial"/>
+                <w:b w:val="false"/>
+                <w:bCs w:val="false"/>
+                <w:sz w:val="18"/>
+                <w:szCs w:val="18"/>
+              </w:rPr>
+              <w:t xml:space="preserve">Después del ciclo 2</w:t>
+            </w:r>
+          </w:p>
+        </w:tc>
+        <w:tc>
+          <w:tcPr>
+            <w:tcW w:type="dxa" w:w="1400"/>
+            <w:gridSpan w:val="1"/>
+            <w:tcMar>
+              <w:top w:type="dxa" w:w="50"/>
+              <w:left w:type="dxa" w:w="80"/>
+              <w:bottom w:type="dxa" w:w="50"/>
+              <w:right w:type="dxa" w:w="80"/>
+            </w:tcMar>
+            <w:vAlign w:val="center"/>
+          </w:tcPr>
+          <w:p>
+            <w:pPr>
+              <w:spacing w:line="240"/>
+              <w:jc w:val="left"/>
+            </w:pPr>
+            <w:r>
+              <w:rPr>
+                <w:rFonts w:ascii="Arial" w:cs="Arial" w:eastAsia="Arial" w:hAnsi="Arial"/>
+                <w:b w:val="false"/>
+                <w:bCs w:val="false"/>
+                <w:sz w:val="18"/>
+                <w:szCs w:val="18"/>
+              </w:rPr>
+              <w:t xml:space="preserve">Pendiente</w:t>
+            </w:r>
+          </w:p>
+        </w:tc>
+      </w:tr>
+      <w:tr>
+        <w:trPr>
+          <w:cantSplit/>
+        </w:trPr>
+        <w:tc>
+          <w:tcPr>
+            <w:tcW w:type="dxa" w:w="5400"/>
+            <w:gridSpan w:val="1"/>
+            <w:tcMar>
+              <w:top w:type="dxa" w:w="50"/>
+              <w:left w:type="dxa" w:w="80"/>
+              <w:bottom w:type="dxa" w:w="50"/>
+              <w:right w:type="dxa" w:w="80"/>
+            </w:tcMar>
+            <w:vAlign w:val="center"/>
+          </w:tcPr>
+          <w:p>
+            <w:pPr>
+              <w:spacing w:line="240"/>
+              <w:jc w:val="left"/>
+            </w:pPr>
+            <w:r>
+              <w:rPr>
+                <w:rFonts w:ascii="Arial" w:cs="Arial" w:eastAsia="Arial" w:hAnsi="Arial"/>
+                <w:b w:val="false"/>
+                <w:bCs w:val="false"/>
+                <w:sz w:val="18"/>
+                <w:szCs w:val="18"/>
+              </w:rPr>
+              <w:t xml:space="preserve">Pruebas con cinco usuarios y medición de disponibilidad</w:t>
+            </w:r>
+          </w:p>
+        </w:tc>
+        <w:tc>
+          <w:tcPr>
+            <w:tcW w:type="dxa" w:w="2200"/>
+            <w:gridSpan w:val="1"/>
+            <w:tcMar>
+              <w:top w:type="dxa" w:w="50"/>
+              <w:left w:type="dxa" w:w="80"/>
+              <w:bottom w:type="dxa" w:w="50"/>
+              <w:right w:type="dxa" w:w="80"/>
+            </w:tcMar>
+            <w:vAlign w:val="center"/>
+          </w:tcPr>
+          <w:p>
+            <w:pPr>
+              <w:spacing w:line="240"/>
+              <w:jc w:val="left"/>
+            </w:pPr>
+            <w:r>
+              <w:rPr>
+                <w:rFonts w:ascii="Arial" w:cs="Arial" w:eastAsia="Arial" w:hAnsi="Arial"/>
+                <w:b w:val="false"/>
+                <w:bCs w:val="false"/>
+                <w:sz w:val="18"/>
+                <w:szCs w:val="18"/>
+              </w:rPr>
+              <w:t xml:space="preserve">Antes de producción</w:t>
+            </w:r>
+          </w:p>
+        </w:tc>
+        <w:tc>
+          <w:tcPr>
+            <w:tcW w:type="dxa" w:w="1400"/>
+            <w:gridSpan w:val="1"/>
+            <w:tcMar>
+              <w:top w:type="dxa" w:w="50"/>
+              <w:left w:type="dxa" w:w="80"/>
+              <w:bottom w:type="dxa" w:w="50"/>
+              <w:right w:type="dxa" w:w="80"/>
+            </w:tcMar>
+            <w:vAlign w:val="center"/>
+          </w:tcPr>
+          <w:p>
+            <w:pPr>
+              <w:spacing w:line="240"/>
+              <w:jc w:val="left"/>
+            </w:pPr>
+            <w:r>
+              <w:rPr>
+                <w:rFonts w:ascii="Arial" w:cs="Arial" w:eastAsia="Arial" w:hAnsi="Arial"/>
+                <w:b w:val="false"/>
+                <w:bCs w:val="false"/>
+                <w:sz w:val="18"/>
+                <w:szCs w:val="18"/>
+              </w:rPr>
+              <w:t xml:space="preserve">Pendiente</w:t>
+            </w:r>
+          </w:p>
+        </w:tc>
+      </w:tr>
+    </w:tbl>
+    <w:p>
+      <w:pPr>
+        <w:spacing w:after="120"/>
+      </w:pPr>
+    </w:p>
+    <w:p>
+      <w:pPr>
         <w:pStyle w:val="Heading1"/>
         <w:pageBreakBefore/>
         <w:spacing w:after="140" w:before="280"/>
@@ -27435,7 +28569,7 @@
           <w:sz w:val="22"/>
           <w:szCs w:val="22"/>
         </w:rPr>
-        <w:t xml:space="preserve">PRUEBAS FUNCIONALES Y REGLAS DE NEGOCIO</w:t>
+        <w:t xml:space="preserve">PRUEBAS FUNCIONALES Y REGLAS DE NEGOCIO (28-10-2026, Jonathan Larraguibel)</w:t>
       </w:r>
     </w:p>
     <w:tbl>
@@ -27452,9 +28586,10 @@
       </w:tblPr>
       <w:tblGrid>
         <w:gridCol w:w="800"/>
-        <w:gridCol w:w="3900"/>
-        <w:gridCol w:w="2200"/>
+        <w:gridCol w:w="3200"/>
         <w:gridCol w:w="2100"/>
+        <w:gridCol w:w="1600"/>
+        <w:gridCol w:w="1300"/>
       </w:tblGrid>
       <w:tr>
         <w:trPr>
@@ -27493,7 +28628,7 @@
         </w:tc>
         <w:tc>
           <w:tcPr>
-            <w:tcW w:type="dxa" w:w="3900"/>
+            <w:tcW w:type="dxa" w:w="3200"/>
             <w:gridSpan w:val="1"/>
             <w:shd w:fill="000000" w:val="clear"/>
             <w:tcMar>
@@ -27524,7 +28659,7 @@
         </w:tc>
         <w:tc>
           <w:tcPr>
-            <w:tcW w:type="dxa" w:w="2200"/>
+            <w:tcW w:type="dxa" w:w="2100"/>
             <w:gridSpan w:val="1"/>
             <w:shd w:fill="000000" w:val="clear"/>
             <w:tcMar>
@@ -27555,7 +28690,7 @@
         </w:tc>
         <w:tc>
           <w:tcPr>
-            <w:tcW w:type="dxa" w:w="2100"/>
+            <w:tcW w:type="dxa" w:w="1600"/>
             <w:gridSpan w:val="1"/>
             <w:shd w:fill="000000" w:val="clear"/>
             <w:tcMar>
@@ -27581,6 +28716,37 @@
                 <w:szCs w:val="18"/>
               </w:rPr>
               <w:t xml:space="preserve">EVIDENCIA</w:t>
+            </w:r>
+          </w:p>
+        </w:tc>
+        <w:tc>
+          <w:tcPr>
+            <w:tcW w:type="dxa" w:w="1300"/>
+            <w:gridSpan w:val="1"/>
+            <w:shd w:fill="000000" w:val="clear"/>
+            <w:tcMar>
+              <w:top w:type="dxa" w:w="50"/>
+              <w:left w:type="dxa" w:w="80"/>
+              <w:bottom w:type="dxa" w:w="50"/>
+              <w:right w:type="dxa" w:w="80"/>
+            </w:tcMar>
+            <w:vAlign w:val="center"/>
+          </w:tcPr>
+          <w:p>
+            <w:pPr>
+              <w:spacing w:line="240"/>
+              <w:jc w:val="left"/>
+            </w:pPr>
+            <w:r>
+              <w:rPr>
+                <w:rFonts w:ascii="Arial" w:cs="Arial" w:eastAsia="Arial" w:hAnsi="Arial"/>
+                <w:b/>
+                <w:bCs/>
+                <w:color w:val="FFFFFF"/>
+                <w:sz w:val="18"/>
+                <w:szCs w:val="18"/>
+              </w:rPr>
+              <w:t xml:space="preserve">INCIDENTE</w:t>
             </w:r>
           </w:p>
         </w:tc>
@@ -27620,7 +28786,7 @@
         </w:tc>
         <w:tc>
           <w:tcPr>
-            <w:tcW w:type="dxa" w:w="3900"/>
+            <w:tcW w:type="dxa" w:w="3200"/>
             <w:gridSpan w:val="1"/>
             <w:tcMar>
               <w:top w:type="dxa" w:w="50"/>
@@ -27649,7 +28815,7 @@
         </w:tc>
         <w:tc>
           <w:tcPr>
-            <w:tcW w:type="dxa" w:w="2200"/>
+            <w:tcW w:type="dxa" w:w="2100"/>
             <w:gridSpan w:val="1"/>
             <w:tcMar>
               <w:top w:type="dxa" w:w="50"/>
@@ -27678,7 +28844,7 @@
         </w:tc>
         <w:tc>
           <w:tcPr>
-            <w:tcW w:type="dxa" w:w="2100"/>
+            <w:tcW w:type="dxa" w:w="1600"/>
             <w:gridSpan w:val="1"/>
             <w:tcMar>
               <w:top w:type="dxa" w:w="50"/>
@@ -27702,6 +28868,35 @@
                 <w:szCs w:val="18"/>
               </w:rPr>
               <w:t xml:space="preserve">A.1</w:t>
+            </w:r>
+          </w:p>
+        </w:tc>
+        <w:tc>
+          <w:tcPr>
+            <w:tcW w:type="dxa" w:w="1300"/>
+            <w:gridSpan w:val="1"/>
+            <w:tcMar>
+              <w:top w:type="dxa" w:w="50"/>
+              <w:left w:type="dxa" w:w="80"/>
+              <w:bottom w:type="dxa" w:w="50"/>
+              <w:right w:type="dxa" w:w="80"/>
+            </w:tcMar>
+            <w:vAlign w:val="center"/>
+          </w:tcPr>
+          <w:p>
+            <w:pPr>
+              <w:spacing w:line="240"/>
+              <w:jc w:val="left"/>
+            </w:pPr>
+            <w:r>
+              <w:rPr>
+                <w:rFonts w:ascii="Arial" w:cs="Arial" w:eastAsia="Arial" w:hAnsi="Arial"/>
+                <w:b w:val="false"/>
+                <w:bCs w:val="false"/>
+                <w:sz w:val="18"/>
+                <w:szCs w:val="18"/>
+              </w:rPr>
+              <w:t xml:space="preserve">—</w:t>
             </w:r>
           </w:p>
         </w:tc>
@@ -27741,7 +28936,7 @@
         </w:tc>
         <w:tc>
           <w:tcPr>
-            <w:tcW w:type="dxa" w:w="3900"/>
+            <w:tcW w:type="dxa" w:w="3200"/>
             <w:gridSpan w:val="1"/>
             <w:tcMar>
               <w:top w:type="dxa" w:w="50"/>
@@ -27770,7 +28965,7 @@
         </w:tc>
         <w:tc>
           <w:tcPr>
-            <w:tcW w:type="dxa" w:w="2200"/>
+            <w:tcW w:type="dxa" w:w="2100"/>
             <w:gridSpan w:val="1"/>
             <w:tcMar>
               <w:top w:type="dxa" w:w="50"/>
@@ -27799,7 +28994,7 @@
         </w:tc>
         <w:tc>
           <w:tcPr>
-            <w:tcW w:type="dxa" w:w="2100"/>
+            <w:tcW w:type="dxa" w:w="1600"/>
             <w:gridSpan w:val="1"/>
             <w:tcMar>
               <w:top w:type="dxa" w:w="50"/>
@@ -27823,6 +29018,35 @@
                 <w:szCs w:val="18"/>
               </w:rPr>
               <w:t xml:space="preserve">A.1</w:t>
+            </w:r>
+          </w:p>
+        </w:tc>
+        <w:tc>
+          <w:tcPr>
+            <w:tcW w:type="dxa" w:w="1300"/>
+            <w:gridSpan w:val="1"/>
+            <w:tcMar>
+              <w:top w:type="dxa" w:w="50"/>
+              <w:left w:type="dxa" w:w="80"/>
+              <w:bottom w:type="dxa" w:w="50"/>
+              <w:right w:type="dxa" w:w="80"/>
+            </w:tcMar>
+            <w:vAlign w:val="center"/>
+          </w:tcPr>
+          <w:p>
+            <w:pPr>
+              <w:spacing w:line="240"/>
+              <w:jc w:val="left"/>
+            </w:pPr>
+            <w:r>
+              <w:rPr>
+                <w:rFonts w:ascii="Arial" w:cs="Arial" w:eastAsia="Arial" w:hAnsi="Arial"/>
+                <w:b w:val="false"/>
+                <w:bCs w:val="false"/>
+                <w:sz w:val="18"/>
+                <w:szCs w:val="18"/>
+              </w:rPr>
+              <w:t xml:space="preserve">—</w:t>
             </w:r>
           </w:p>
         </w:tc>
@@ -27862,7 +29086,7 @@
         </w:tc>
         <w:tc>
           <w:tcPr>
-            <w:tcW w:type="dxa" w:w="3900"/>
+            <w:tcW w:type="dxa" w:w="3200"/>
             <w:gridSpan w:val="1"/>
             <w:tcMar>
               <w:top w:type="dxa" w:w="50"/>
@@ -27891,7 +29115,7 @@
         </w:tc>
         <w:tc>
           <w:tcPr>
-            <w:tcW w:type="dxa" w:w="2200"/>
+            <w:tcW w:type="dxa" w:w="2100"/>
             <w:gridSpan w:val="1"/>
             <w:tcMar>
               <w:top w:type="dxa" w:w="50"/>
@@ -27920,30 +29144,59 @@
         </w:tc>
         <w:tc>
           <w:tcPr>
-            <w:tcW w:type="dxa" w:w="2100"/>
-            <w:gridSpan w:val="1"/>
-            <w:tcMar>
-              <w:top w:type="dxa" w:w="50"/>
-              <w:left w:type="dxa" w:w="80"/>
-              <w:bottom w:type="dxa" w:w="50"/>
-              <w:right w:type="dxa" w:w="80"/>
-            </w:tcMar>
-            <w:vAlign w:val="center"/>
-          </w:tcPr>
-          <w:p>
-            <w:pPr>
-              <w:spacing w:line="240"/>
-              <w:jc w:val="left"/>
-            </w:pPr>
-            <w:r>
-              <w:rPr>
-                <w:rFonts w:ascii="Arial" w:cs="Arial" w:eastAsia="Arial" w:hAnsi="Arial"/>
-                <w:b w:val="false"/>
-                <w:bCs w:val="false"/>
-                <w:sz w:val="18"/>
-                <w:szCs w:val="18"/>
-              </w:rPr>
-              <w:t xml:space="preserve">A.1, INC-10</w:t>
+            <w:tcW w:type="dxa" w:w="1600"/>
+            <w:gridSpan w:val="1"/>
+            <w:tcMar>
+              <w:top w:type="dxa" w:w="50"/>
+              <w:left w:type="dxa" w:w="80"/>
+              <w:bottom w:type="dxa" w:w="50"/>
+              <w:right w:type="dxa" w:w="80"/>
+            </w:tcMar>
+            <w:vAlign w:val="center"/>
+          </w:tcPr>
+          <w:p>
+            <w:pPr>
+              <w:spacing w:line="240"/>
+              <w:jc w:val="left"/>
+            </w:pPr>
+            <w:r>
+              <w:rPr>
+                <w:rFonts w:ascii="Arial" w:cs="Arial" w:eastAsia="Arial" w:hAnsi="Arial"/>
+                <w:b w:val="false"/>
+                <w:bCs w:val="false"/>
+                <w:sz w:val="18"/>
+                <w:szCs w:val="18"/>
+              </w:rPr>
+              <w:t xml:space="preserve">A.1</w:t>
+            </w:r>
+          </w:p>
+        </w:tc>
+        <w:tc>
+          <w:tcPr>
+            <w:tcW w:type="dxa" w:w="1300"/>
+            <w:gridSpan w:val="1"/>
+            <w:tcMar>
+              <w:top w:type="dxa" w:w="50"/>
+              <w:left w:type="dxa" w:w="80"/>
+              <w:bottom w:type="dxa" w:w="50"/>
+              <w:right w:type="dxa" w:w="80"/>
+            </w:tcMar>
+            <w:vAlign w:val="center"/>
+          </w:tcPr>
+          <w:p>
+            <w:pPr>
+              <w:spacing w:line="240"/>
+              <w:jc w:val="left"/>
+            </w:pPr>
+            <w:r>
+              <w:rPr>
+                <w:rFonts w:ascii="Arial" w:cs="Arial" w:eastAsia="Arial" w:hAnsi="Arial"/>
+                <w:b w:val="false"/>
+                <w:bCs w:val="false"/>
+                <w:sz w:val="18"/>
+                <w:szCs w:val="18"/>
+              </w:rPr>
+              <w:t xml:space="preserve">INC-10</w:t>
             </w:r>
           </w:p>
         </w:tc>
@@ -27983,7 +29236,7 @@
         </w:tc>
         <w:tc>
           <w:tcPr>
-            <w:tcW w:type="dxa" w:w="3900"/>
+            <w:tcW w:type="dxa" w:w="3200"/>
             <w:gridSpan w:val="1"/>
             <w:tcMar>
               <w:top w:type="dxa" w:w="50"/>
@@ -28012,7 +29265,7 @@
         </w:tc>
         <w:tc>
           <w:tcPr>
-            <w:tcW w:type="dxa" w:w="2200"/>
+            <w:tcW w:type="dxa" w:w="2100"/>
             <w:gridSpan w:val="1"/>
             <w:tcMar>
               <w:top w:type="dxa" w:w="50"/>
@@ -28041,7 +29294,7 @@
         </w:tc>
         <w:tc>
           <w:tcPr>
-            <w:tcW w:type="dxa" w:w="2100"/>
+            <w:tcW w:type="dxa" w:w="1600"/>
             <w:gridSpan w:val="1"/>
             <w:tcMar>
               <w:top w:type="dxa" w:w="50"/>
@@ -28065,6 +29318,35 @@
                 <w:szCs w:val="18"/>
               </w:rPr>
               <w:t xml:space="preserve">A.1</w:t>
+            </w:r>
+          </w:p>
+        </w:tc>
+        <w:tc>
+          <w:tcPr>
+            <w:tcW w:type="dxa" w:w="1300"/>
+            <w:gridSpan w:val="1"/>
+            <w:tcMar>
+              <w:top w:type="dxa" w:w="50"/>
+              <w:left w:type="dxa" w:w="80"/>
+              <w:bottom w:type="dxa" w:w="50"/>
+              <w:right w:type="dxa" w:w="80"/>
+            </w:tcMar>
+            <w:vAlign w:val="center"/>
+          </w:tcPr>
+          <w:p>
+            <w:pPr>
+              <w:spacing w:line="240"/>
+              <w:jc w:val="left"/>
+            </w:pPr>
+            <w:r>
+              <w:rPr>
+                <w:rFonts w:ascii="Arial" w:cs="Arial" w:eastAsia="Arial" w:hAnsi="Arial"/>
+                <w:b w:val="false"/>
+                <w:bCs w:val="false"/>
+                <w:sz w:val="18"/>
+                <w:szCs w:val="18"/>
+              </w:rPr>
+              <w:t xml:space="preserve">—</w:t>
             </w:r>
           </w:p>
         </w:tc>
@@ -28104,7 +29386,7 @@
         </w:tc>
         <w:tc>
           <w:tcPr>
-            <w:tcW w:type="dxa" w:w="3900"/>
+            <w:tcW w:type="dxa" w:w="3200"/>
             <w:gridSpan w:val="1"/>
             <w:tcMar>
               <w:top w:type="dxa" w:w="50"/>
@@ -28133,7 +29415,7 @@
         </w:tc>
         <w:tc>
           <w:tcPr>
-            <w:tcW w:type="dxa" w:w="2200"/>
+            <w:tcW w:type="dxa" w:w="2100"/>
             <w:gridSpan w:val="1"/>
             <w:tcMar>
               <w:top w:type="dxa" w:w="50"/>
@@ -28162,7 +29444,7 @@
         </w:tc>
         <w:tc>
           <w:tcPr>
-            <w:tcW w:type="dxa" w:w="2100"/>
+            <w:tcW w:type="dxa" w:w="1600"/>
             <w:gridSpan w:val="1"/>
             <w:tcMar>
               <w:top w:type="dxa" w:w="50"/>
@@ -28186,6 +29468,35 @@
                 <w:szCs w:val="18"/>
               </w:rPr>
               <w:t xml:space="preserve">A.1</w:t>
+            </w:r>
+          </w:p>
+        </w:tc>
+        <w:tc>
+          <w:tcPr>
+            <w:tcW w:type="dxa" w:w="1300"/>
+            <w:gridSpan w:val="1"/>
+            <w:tcMar>
+              <w:top w:type="dxa" w:w="50"/>
+              <w:left w:type="dxa" w:w="80"/>
+              <w:bottom w:type="dxa" w:w="50"/>
+              <w:right w:type="dxa" w:w="80"/>
+            </w:tcMar>
+            <w:vAlign w:val="center"/>
+          </w:tcPr>
+          <w:p>
+            <w:pPr>
+              <w:spacing w:line="240"/>
+              <w:jc w:val="left"/>
+            </w:pPr>
+            <w:r>
+              <w:rPr>
+                <w:rFonts w:ascii="Arial" w:cs="Arial" w:eastAsia="Arial" w:hAnsi="Arial"/>
+                <w:b w:val="false"/>
+                <w:bCs w:val="false"/>
+                <w:sz w:val="18"/>
+                <w:szCs w:val="18"/>
+              </w:rPr>
+              <w:t xml:space="preserve">—</w:t>
             </w:r>
           </w:p>
         </w:tc>
@@ -28225,7 +29536,7 @@
         </w:tc>
         <w:tc>
           <w:tcPr>
-            <w:tcW w:type="dxa" w:w="3900"/>
+            <w:tcW w:type="dxa" w:w="3200"/>
             <w:gridSpan w:val="1"/>
             <w:tcMar>
               <w:top w:type="dxa" w:w="50"/>
@@ -28254,7 +29565,7 @@
         </w:tc>
         <w:tc>
           <w:tcPr>
-            <w:tcW w:type="dxa" w:w="2200"/>
+            <w:tcW w:type="dxa" w:w="2100"/>
             <w:gridSpan w:val="1"/>
             <w:tcMar>
               <w:top w:type="dxa" w:w="50"/>
@@ -28283,7 +29594,7 @@
         </w:tc>
         <w:tc>
           <w:tcPr>
-            <w:tcW w:type="dxa" w:w="2100"/>
+            <w:tcW w:type="dxa" w:w="1600"/>
             <w:gridSpan w:val="1"/>
             <w:tcMar>
               <w:top w:type="dxa" w:w="50"/>
@@ -28307,6 +29618,35 @@
                 <w:szCs w:val="18"/>
               </w:rPr>
               <w:t xml:space="preserve">A.1</w:t>
+            </w:r>
+          </w:p>
+        </w:tc>
+        <w:tc>
+          <w:tcPr>
+            <w:tcW w:type="dxa" w:w="1300"/>
+            <w:gridSpan w:val="1"/>
+            <w:tcMar>
+              <w:top w:type="dxa" w:w="50"/>
+              <w:left w:type="dxa" w:w="80"/>
+              <w:bottom w:type="dxa" w:w="50"/>
+              <w:right w:type="dxa" w:w="80"/>
+            </w:tcMar>
+            <w:vAlign w:val="center"/>
+          </w:tcPr>
+          <w:p>
+            <w:pPr>
+              <w:spacing w:line="240"/>
+              <w:jc w:val="left"/>
+            </w:pPr>
+            <w:r>
+              <w:rPr>
+                <w:rFonts w:ascii="Arial" w:cs="Arial" w:eastAsia="Arial" w:hAnsi="Arial"/>
+                <w:b w:val="false"/>
+                <w:bCs w:val="false"/>
+                <w:sz w:val="18"/>
+                <w:szCs w:val="18"/>
+              </w:rPr>
+              <w:t xml:space="preserve">—</w:t>
             </w:r>
           </w:p>
         </w:tc>
@@ -28346,7 +29686,7 @@
         </w:tc>
         <w:tc>
           <w:tcPr>
-            <w:tcW w:type="dxa" w:w="3900"/>
+            <w:tcW w:type="dxa" w:w="3200"/>
             <w:gridSpan w:val="1"/>
             <w:tcMar>
               <w:top w:type="dxa" w:w="50"/>
@@ -28375,7 +29715,7 @@
         </w:tc>
         <w:tc>
           <w:tcPr>
-            <w:tcW w:type="dxa" w:w="2200"/>
+            <w:tcW w:type="dxa" w:w="2100"/>
             <w:gridSpan w:val="1"/>
             <w:tcMar>
               <w:top w:type="dxa" w:w="50"/>
@@ -28404,7 +29744,7 @@
         </w:tc>
         <w:tc>
           <w:tcPr>
-            <w:tcW w:type="dxa" w:w="2100"/>
+            <w:tcW w:type="dxa" w:w="1600"/>
             <w:gridSpan w:val="1"/>
             <w:tcMar>
               <w:top w:type="dxa" w:w="50"/>
@@ -28428,6 +29768,35 @@
                 <w:szCs w:val="18"/>
               </w:rPr>
               <w:t xml:space="preserve">A.1</w:t>
+            </w:r>
+          </w:p>
+        </w:tc>
+        <w:tc>
+          <w:tcPr>
+            <w:tcW w:type="dxa" w:w="1300"/>
+            <w:gridSpan w:val="1"/>
+            <w:tcMar>
+              <w:top w:type="dxa" w:w="50"/>
+              <w:left w:type="dxa" w:w="80"/>
+              <w:bottom w:type="dxa" w:w="50"/>
+              <w:right w:type="dxa" w:w="80"/>
+            </w:tcMar>
+            <w:vAlign w:val="center"/>
+          </w:tcPr>
+          <w:p>
+            <w:pPr>
+              <w:spacing w:line="240"/>
+              <w:jc w:val="left"/>
+            </w:pPr>
+            <w:r>
+              <w:rPr>
+                <w:rFonts w:ascii="Arial" w:cs="Arial" w:eastAsia="Arial" w:hAnsi="Arial"/>
+                <w:b w:val="false"/>
+                <w:bCs w:val="false"/>
+                <w:sz w:val="18"/>
+                <w:szCs w:val="18"/>
+              </w:rPr>
+              <w:t xml:space="preserve">—</w:t>
             </w:r>
           </w:p>
         </w:tc>
@@ -28467,7 +29836,7 @@
         </w:tc>
         <w:tc>
           <w:tcPr>
-            <w:tcW w:type="dxa" w:w="3900"/>
+            <w:tcW w:type="dxa" w:w="3200"/>
             <w:gridSpan w:val="1"/>
             <w:tcMar>
               <w:top w:type="dxa" w:w="50"/>
@@ -28496,7 +29865,7 @@
         </w:tc>
         <w:tc>
           <w:tcPr>
-            <w:tcW w:type="dxa" w:w="2200"/>
+            <w:tcW w:type="dxa" w:w="2100"/>
             <w:gridSpan w:val="1"/>
             <w:tcMar>
               <w:top w:type="dxa" w:w="50"/>
@@ -28525,7 +29894,7 @@
         </w:tc>
         <w:tc>
           <w:tcPr>
-            <w:tcW w:type="dxa" w:w="2100"/>
+            <w:tcW w:type="dxa" w:w="1600"/>
             <w:gridSpan w:val="1"/>
             <w:tcMar>
               <w:top w:type="dxa" w:w="50"/>
@@ -28549,6 +29918,35 @@
                 <w:szCs w:val="18"/>
               </w:rPr>
               <w:t xml:space="preserve">A.1</w:t>
+            </w:r>
+          </w:p>
+        </w:tc>
+        <w:tc>
+          <w:tcPr>
+            <w:tcW w:type="dxa" w:w="1300"/>
+            <w:gridSpan w:val="1"/>
+            <w:tcMar>
+              <w:top w:type="dxa" w:w="50"/>
+              <w:left w:type="dxa" w:w="80"/>
+              <w:bottom w:type="dxa" w:w="50"/>
+              <w:right w:type="dxa" w:w="80"/>
+            </w:tcMar>
+            <w:vAlign w:val="center"/>
+          </w:tcPr>
+          <w:p>
+            <w:pPr>
+              <w:spacing w:line="240"/>
+              <w:jc w:val="left"/>
+            </w:pPr>
+            <w:r>
+              <w:rPr>
+                <w:rFonts w:ascii="Arial" w:cs="Arial" w:eastAsia="Arial" w:hAnsi="Arial"/>
+                <w:b w:val="false"/>
+                <w:bCs w:val="false"/>
+                <w:sz w:val="18"/>
+                <w:szCs w:val="18"/>
+              </w:rPr>
+              <w:t xml:space="preserve">—</w:t>
             </w:r>
           </w:p>
         </w:tc>
@@ -28588,7 +29986,7 @@
         </w:tc>
         <w:tc>
           <w:tcPr>
-            <w:tcW w:type="dxa" w:w="3900"/>
+            <w:tcW w:type="dxa" w:w="3200"/>
             <w:gridSpan w:val="1"/>
             <w:tcMar>
               <w:top w:type="dxa" w:w="50"/>
@@ -28617,7 +30015,7 @@
         </w:tc>
         <w:tc>
           <w:tcPr>
-            <w:tcW w:type="dxa" w:w="2200"/>
+            <w:tcW w:type="dxa" w:w="2100"/>
             <w:gridSpan w:val="1"/>
             <w:tcMar>
               <w:top w:type="dxa" w:w="50"/>
@@ -28646,7 +30044,7 @@
         </w:tc>
         <w:tc>
           <w:tcPr>
-            <w:tcW w:type="dxa" w:w="2100"/>
+            <w:tcW w:type="dxa" w:w="1600"/>
             <w:gridSpan w:val="1"/>
             <w:tcMar>
               <w:top w:type="dxa" w:w="50"/>
@@ -28670,6 +30068,35 @@
                 <w:szCs w:val="18"/>
               </w:rPr>
               <w:t xml:space="preserve">A.1</w:t>
+            </w:r>
+          </w:p>
+        </w:tc>
+        <w:tc>
+          <w:tcPr>
+            <w:tcW w:type="dxa" w:w="1300"/>
+            <w:gridSpan w:val="1"/>
+            <w:tcMar>
+              <w:top w:type="dxa" w:w="50"/>
+              <w:left w:type="dxa" w:w="80"/>
+              <w:bottom w:type="dxa" w:w="50"/>
+              <w:right w:type="dxa" w:w="80"/>
+            </w:tcMar>
+            <w:vAlign w:val="center"/>
+          </w:tcPr>
+          <w:p>
+            <w:pPr>
+              <w:spacing w:line="240"/>
+              <w:jc w:val="left"/>
+            </w:pPr>
+            <w:r>
+              <w:rPr>
+                <w:rFonts w:ascii="Arial" w:cs="Arial" w:eastAsia="Arial" w:hAnsi="Arial"/>
+                <w:b w:val="false"/>
+                <w:bCs w:val="false"/>
+                <w:sz w:val="18"/>
+                <w:szCs w:val="18"/>
+              </w:rPr>
+              <w:t xml:space="preserve">—</w:t>
             </w:r>
           </w:p>
         </w:tc>
@@ -28709,7 +30136,7 @@
         </w:tc>
         <w:tc>
           <w:tcPr>
-            <w:tcW w:type="dxa" w:w="3900"/>
+            <w:tcW w:type="dxa" w:w="3200"/>
             <w:gridSpan w:val="1"/>
             <w:tcMar>
               <w:top w:type="dxa" w:w="50"/>
@@ -28738,7 +30165,7 @@
         </w:tc>
         <w:tc>
           <w:tcPr>
-            <w:tcW w:type="dxa" w:w="2200"/>
+            <w:tcW w:type="dxa" w:w="2100"/>
             <w:gridSpan w:val="1"/>
             <w:tcMar>
               <w:top w:type="dxa" w:w="50"/>
@@ -28767,7 +30194,7 @@
         </w:tc>
         <w:tc>
           <w:tcPr>
-            <w:tcW w:type="dxa" w:w="2100"/>
+            <w:tcW w:type="dxa" w:w="1600"/>
             <w:gridSpan w:val="1"/>
             <w:tcMar>
               <w:top w:type="dxa" w:w="50"/>
@@ -28791,6 +30218,35 @@
                 <w:szCs w:val="18"/>
               </w:rPr>
               <w:t xml:space="preserve">A.1</w:t>
+            </w:r>
+          </w:p>
+        </w:tc>
+        <w:tc>
+          <w:tcPr>
+            <w:tcW w:type="dxa" w:w="1300"/>
+            <w:gridSpan w:val="1"/>
+            <w:tcMar>
+              <w:top w:type="dxa" w:w="50"/>
+              <w:left w:type="dxa" w:w="80"/>
+              <w:bottom w:type="dxa" w:w="50"/>
+              <w:right w:type="dxa" w:w="80"/>
+            </w:tcMar>
+            <w:vAlign w:val="center"/>
+          </w:tcPr>
+          <w:p>
+            <w:pPr>
+              <w:spacing w:line="240"/>
+              <w:jc w:val="left"/>
+            </w:pPr>
+            <w:r>
+              <w:rPr>
+                <w:rFonts w:ascii="Arial" w:cs="Arial" w:eastAsia="Arial" w:hAnsi="Arial"/>
+                <w:b w:val="false"/>
+                <w:bCs w:val="false"/>
+                <w:sz w:val="18"/>
+                <w:szCs w:val="18"/>
+              </w:rPr>
+              <w:t xml:space="preserve">—</w:t>
             </w:r>
           </w:p>
         </w:tc>
@@ -28830,7 +30286,7 @@
         </w:tc>
         <w:tc>
           <w:tcPr>
-            <w:tcW w:type="dxa" w:w="3900"/>
+            <w:tcW w:type="dxa" w:w="3200"/>
             <w:gridSpan w:val="1"/>
             <w:tcMar>
               <w:top w:type="dxa" w:w="50"/>
@@ -28859,7 +30315,7 @@
         </w:tc>
         <w:tc>
           <w:tcPr>
-            <w:tcW w:type="dxa" w:w="2200"/>
+            <w:tcW w:type="dxa" w:w="2100"/>
             <w:gridSpan w:val="1"/>
             <w:tcMar>
               <w:top w:type="dxa" w:w="50"/>
@@ -28888,7 +30344,7 @@
         </w:tc>
         <w:tc>
           <w:tcPr>
-            <w:tcW w:type="dxa" w:w="2100"/>
+            <w:tcW w:type="dxa" w:w="1600"/>
             <w:gridSpan w:val="1"/>
             <w:tcMar>
               <w:top w:type="dxa" w:w="50"/>
@@ -28912,6 +30368,35 @@
                 <w:szCs w:val="18"/>
               </w:rPr>
               <w:t xml:space="preserve">A.1</w:t>
+            </w:r>
+          </w:p>
+        </w:tc>
+        <w:tc>
+          <w:tcPr>
+            <w:tcW w:type="dxa" w:w="1300"/>
+            <w:gridSpan w:val="1"/>
+            <w:tcMar>
+              <w:top w:type="dxa" w:w="50"/>
+              <w:left w:type="dxa" w:w="80"/>
+              <w:bottom w:type="dxa" w:w="50"/>
+              <w:right w:type="dxa" w:w="80"/>
+            </w:tcMar>
+            <w:vAlign w:val="center"/>
+          </w:tcPr>
+          <w:p>
+            <w:pPr>
+              <w:spacing w:line="240"/>
+              <w:jc w:val="left"/>
+            </w:pPr>
+            <w:r>
+              <w:rPr>
+                <w:rFonts w:ascii="Arial" w:cs="Arial" w:eastAsia="Arial" w:hAnsi="Arial"/>
+                <w:b w:val="false"/>
+                <w:bCs w:val="false"/>
+                <w:sz w:val="18"/>
+                <w:szCs w:val="18"/>
+              </w:rPr>
+              <w:t xml:space="preserve">—</w:t>
             </w:r>
           </w:p>
         </w:tc>
@@ -28951,7 +30436,7 @@
         </w:tc>
         <w:tc>
           <w:tcPr>
-            <w:tcW w:type="dxa" w:w="3900"/>
+            <w:tcW w:type="dxa" w:w="3200"/>
             <w:gridSpan w:val="1"/>
             <w:tcMar>
               <w:top w:type="dxa" w:w="50"/>
@@ -28980,7 +30465,7 @@
         </w:tc>
         <w:tc>
           <w:tcPr>
-            <w:tcW w:type="dxa" w:w="2200"/>
+            <w:tcW w:type="dxa" w:w="2100"/>
             <w:gridSpan w:val="1"/>
             <w:tcMar>
               <w:top w:type="dxa" w:w="50"/>
@@ -29009,7 +30494,7 @@
         </w:tc>
         <w:tc>
           <w:tcPr>
-            <w:tcW w:type="dxa" w:w="2100"/>
+            <w:tcW w:type="dxa" w:w="1600"/>
             <w:gridSpan w:val="1"/>
             <w:tcMar>
               <w:top w:type="dxa" w:w="50"/>
@@ -29033,6 +30518,35 @@
                 <w:szCs w:val="18"/>
               </w:rPr>
               <w:t xml:space="preserve">A.1</w:t>
+            </w:r>
+          </w:p>
+        </w:tc>
+        <w:tc>
+          <w:tcPr>
+            <w:tcW w:type="dxa" w:w="1300"/>
+            <w:gridSpan w:val="1"/>
+            <w:tcMar>
+              <w:top w:type="dxa" w:w="50"/>
+              <w:left w:type="dxa" w:w="80"/>
+              <w:bottom w:type="dxa" w:w="50"/>
+              <w:right w:type="dxa" w:w="80"/>
+            </w:tcMar>
+            <w:vAlign w:val="center"/>
+          </w:tcPr>
+          <w:p>
+            <w:pPr>
+              <w:spacing w:line="240"/>
+              <w:jc w:val="left"/>
+            </w:pPr>
+            <w:r>
+              <w:rPr>
+                <w:rFonts w:ascii="Arial" w:cs="Arial" w:eastAsia="Arial" w:hAnsi="Arial"/>
+                <w:b w:val="false"/>
+                <w:bCs w:val="false"/>
+                <w:sz w:val="18"/>
+                <w:szCs w:val="18"/>
+              </w:rPr>
+              <w:t xml:space="preserve">—</w:t>
             </w:r>
           </w:p>
         </w:tc>
@@ -29072,7 +30586,7 @@
         </w:tc>
         <w:tc>
           <w:tcPr>
-            <w:tcW w:type="dxa" w:w="3900"/>
+            <w:tcW w:type="dxa" w:w="3200"/>
             <w:gridSpan w:val="1"/>
             <w:tcMar>
               <w:top w:type="dxa" w:w="50"/>
@@ -29101,7 +30615,7 @@
         </w:tc>
         <w:tc>
           <w:tcPr>
-            <w:tcW w:type="dxa" w:w="2200"/>
+            <w:tcW w:type="dxa" w:w="2100"/>
             <w:gridSpan w:val="1"/>
             <w:tcMar>
               <w:top w:type="dxa" w:w="50"/>
@@ -29130,7 +30644,7 @@
         </w:tc>
         <w:tc>
           <w:tcPr>
-            <w:tcW w:type="dxa" w:w="2100"/>
+            <w:tcW w:type="dxa" w:w="1600"/>
             <w:gridSpan w:val="1"/>
             <w:tcMar>
               <w:top w:type="dxa" w:w="50"/>
@@ -29154,6 +30668,35 @@
                 <w:szCs w:val="18"/>
               </w:rPr>
               <w:t xml:space="preserve">A.1</w:t>
+            </w:r>
+          </w:p>
+        </w:tc>
+        <w:tc>
+          <w:tcPr>
+            <w:tcW w:type="dxa" w:w="1300"/>
+            <w:gridSpan w:val="1"/>
+            <w:tcMar>
+              <w:top w:type="dxa" w:w="50"/>
+              <w:left w:type="dxa" w:w="80"/>
+              <w:bottom w:type="dxa" w:w="50"/>
+              <w:right w:type="dxa" w:w="80"/>
+            </w:tcMar>
+            <w:vAlign w:val="center"/>
+          </w:tcPr>
+          <w:p>
+            <w:pPr>
+              <w:spacing w:line="240"/>
+              <w:jc w:val="left"/>
+            </w:pPr>
+            <w:r>
+              <w:rPr>
+                <w:rFonts w:ascii="Arial" w:cs="Arial" w:eastAsia="Arial" w:hAnsi="Arial"/>
+                <w:b w:val="false"/>
+                <w:bCs w:val="false"/>
+                <w:sz w:val="18"/>
+                <w:szCs w:val="18"/>
+              </w:rPr>
+              <w:t xml:space="preserve">—</w:t>
             </w:r>
           </w:p>
         </w:tc>
@@ -29193,7 +30736,7 @@
         </w:tc>
         <w:tc>
           <w:tcPr>
-            <w:tcW w:type="dxa" w:w="3900"/>
+            <w:tcW w:type="dxa" w:w="3200"/>
             <w:gridSpan w:val="1"/>
             <w:tcMar>
               <w:top w:type="dxa" w:w="50"/>
@@ -29222,7 +30765,7 @@
         </w:tc>
         <w:tc>
           <w:tcPr>
-            <w:tcW w:type="dxa" w:w="2200"/>
+            <w:tcW w:type="dxa" w:w="2100"/>
             <w:gridSpan w:val="1"/>
             <w:tcMar>
               <w:top w:type="dxa" w:w="50"/>
@@ -29251,7 +30794,7 @@
         </w:tc>
         <w:tc>
           <w:tcPr>
-            <w:tcW w:type="dxa" w:w="2100"/>
+            <w:tcW w:type="dxa" w:w="1600"/>
             <w:gridSpan w:val="1"/>
             <w:tcMar>
               <w:top w:type="dxa" w:w="50"/>
@@ -29275,6 +30818,35 @@
                 <w:szCs w:val="18"/>
               </w:rPr>
               <w:t xml:space="preserve">A.1</w:t>
+            </w:r>
+          </w:p>
+        </w:tc>
+        <w:tc>
+          <w:tcPr>
+            <w:tcW w:type="dxa" w:w="1300"/>
+            <w:gridSpan w:val="1"/>
+            <w:tcMar>
+              <w:top w:type="dxa" w:w="50"/>
+              <w:left w:type="dxa" w:w="80"/>
+              <w:bottom w:type="dxa" w:w="50"/>
+              <w:right w:type="dxa" w:w="80"/>
+            </w:tcMar>
+            <w:vAlign w:val="center"/>
+          </w:tcPr>
+          <w:p>
+            <w:pPr>
+              <w:spacing w:line="240"/>
+              <w:jc w:val="left"/>
+            </w:pPr>
+            <w:r>
+              <w:rPr>
+                <w:rFonts w:ascii="Arial" w:cs="Arial" w:eastAsia="Arial" w:hAnsi="Arial"/>
+                <w:b w:val="false"/>
+                <w:bCs w:val="false"/>
+                <w:sz w:val="18"/>
+                <w:szCs w:val="18"/>
+              </w:rPr>
+              <w:t xml:space="preserve">—</w:t>
             </w:r>
           </w:p>
         </w:tc>
@@ -29314,7 +30886,7 @@
         </w:tc>
         <w:tc>
           <w:tcPr>
-            <w:tcW w:type="dxa" w:w="3900"/>
+            <w:tcW w:type="dxa" w:w="3200"/>
             <w:gridSpan w:val="1"/>
             <w:tcMar>
               <w:top w:type="dxa" w:w="50"/>
@@ -29343,7 +30915,7 @@
         </w:tc>
         <w:tc>
           <w:tcPr>
-            <w:tcW w:type="dxa" w:w="2200"/>
+            <w:tcW w:type="dxa" w:w="2100"/>
             <w:gridSpan w:val="1"/>
             <w:tcMar>
               <w:top w:type="dxa" w:w="50"/>
@@ -29372,7 +30944,7 @@
         </w:tc>
         <w:tc>
           <w:tcPr>
-            <w:tcW w:type="dxa" w:w="2100"/>
+            <w:tcW w:type="dxa" w:w="1600"/>
             <w:gridSpan w:val="1"/>
             <w:tcMar>
               <w:top w:type="dxa" w:w="50"/>
@@ -29396,6 +30968,35 @@
                 <w:szCs w:val="18"/>
               </w:rPr>
               <w:t xml:space="preserve">A.1</w:t>
+            </w:r>
+          </w:p>
+        </w:tc>
+        <w:tc>
+          <w:tcPr>
+            <w:tcW w:type="dxa" w:w="1300"/>
+            <w:gridSpan w:val="1"/>
+            <w:tcMar>
+              <w:top w:type="dxa" w:w="50"/>
+              <w:left w:type="dxa" w:w="80"/>
+              <w:bottom w:type="dxa" w:w="50"/>
+              <w:right w:type="dxa" w:w="80"/>
+            </w:tcMar>
+            <w:vAlign w:val="center"/>
+          </w:tcPr>
+          <w:p>
+            <w:pPr>
+              <w:spacing w:line="240"/>
+              <w:jc w:val="left"/>
+            </w:pPr>
+            <w:r>
+              <w:rPr>
+                <w:rFonts w:ascii="Arial" w:cs="Arial" w:eastAsia="Arial" w:hAnsi="Arial"/>
+                <w:b w:val="false"/>
+                <w:bCs w:val="false"/>
+                <w:sz w:val="18"/>
+                <w:szCs w:val="18"/>
+              </w:rPr>
+              <w:t xml:space="preserve">—</w:t>
             </w:r>
           </w:p>
         </w:tc>
@@ -29435,7 +31036,7 @@
         </w:tc>
         <w:tc>
           <w:tcPr>
-            <w:tcW w:type="dxa" w:w="3900"/>
+            <w:tcW w:type="dxa" w:w="3200"/>
             <w:gridSpan w:val="1"/>
             <w:tcMar>
               <w:top w:type="dxa" w:w="50"/>
@@ -29464,7 +31065,7 @@
         </w:tc>
         <w:tc>
           <w:tcPr>
-            <w:tcW w:type="dxa" w:w="2200"/>
+            <w:tcW w:type="dxa" w:w="2100"/>
             <w:gridSpan w:val="1"/>
             <w:tcMar>
               <w:top w:type="dxa" w:w="50"/>
@@ -29493,7 +31094,7 @@
         </w:tc>
         <w:tc>
           <w:tcPr>
-            <w:tcW w:type="dxa" w:w="2100"/>
+            <w:tcW w:type="dxa" w:w="1600"/>
             <w:gridSpan w:val="1"/>
             <w:tcMar>
               <w:top w:type="dxa" w:w="50"/>
@@ -29517,6 +31118,35 @@
                 <w:szCs w:val="18"/>
               </w:rPr>
               <w:t xml:space="preserve">A.1</w:t>
+            </w:r>
+          </w:p>
+        </w:tc>
+        <w:tc>
+          <w:tcPr>
+            <w:tcW w:type="dxa" w:w="1300"/>
+            <w:gridSpan w:val="1"/>
+            <w:tcMar>
+              <w:top w:type="dxa" w:w="50"/>
+              <w:left w:type="dxa" w:w="80"/>
+              <w:bottom w:type="dxa" w:w="50"/>
+              <w:right w:type="dxa" w:w="80"/>
+            </w:tcMar>
+            <w:vAlign w:val="center"/>
+          </w:tcPr>
+          <w:p>
+            <w:pPr>
+              <w:spacing w:line="240"/>
+              <w:jc w:val="left"/>
+            </w:pPr>
+            <w:r>
+              <w:rPr>
+                <w:rFonts w:ascii="Arial" w:cs="Arial" w:eastAsia="Arial" w:hAnsi="Arial"/>
+                <w:b w:val="false"/>
+                <w:bCs w:val="false"/>
+                <w:sz w:val="18"/>
+                <w:szCs w:val="18"/>
+              </w:rPr>
+              <w:t xml:space="preserve">—</w:t>
             </w:r>
           </w:p>
         </w:tc>
@@ -29556,7 +31186,7 @@
         </w:tc>
         <w:tc>
           <w:tcPr>
-            <w:tcW w:type="dxa" w:w="3900"/>
+            <w:tcW w:type="dxa" w:w="3200"/>
             <w:gridSpan w:val="1"/>
             <w:tcMar>
               <w:top w:type="dxa" w:w="50"/>
@@ -29585,7 +31215,7 @@
         </w:tc>
         <w:tc>
           <w:tcPr>
-            <w:tcW w:type="dxa" w:w="2200"/>
+            <w:tcW w:type="dxa" w:w="2100"/>
             <w:gridSpan w:val="1"/>
             <w:tcMar>
               <w:top w:type="dxa" w:w="50"/>
@@ -29614,7 +31244,7 @@
         </w:tc>
         <w:tc>
           <w:tcPr>
-            <w:tcW w:type="dxa" w:w="2100"/>
+            <w:tcW w:type="dxa" w:w="1600"/>
             <w:gridSpan w:val="1"/>
             <w:tcMar>
               <w:top w:type="dxa" w:w="50"/>
@@ -29638,6 +31268,35 @@
                 <w:szCs w:val="18"/>
               </w:rPr>
               <w:t xml:space="preserve">A.1</w:t>
+            </w:r>
+          </w:p>
+        </w:tc>
+        <w:tc>
+          <w:tcPr>
+            <w:tcW w:type="dxa" w:w="1300"/>
+            <w:gridSpan w:val="1"/>
+            <w:tcMar>
+              <w:top w:type="dxa" w:w="50"/>
+              <w:left w:type="dxa" w:w="80"/>
+              <w:bottom w:type="dxa" w:w="50"/>
+              <w:right w:type="dxa" w:w="80"/>
+            </w:tcMar>
+            <w:vAlign w:val="center"/>
+          </w:tcPr>
+          <w:p>
+            <w:pPr>
+              <w:spacing w:line="240"/>
+              <w:jc w:val="left"/>
+            </w:pPr>
+            <w:r>
+              <w:rPr>
+                <w:rFonts w:ascii="Arial" w:cs="Arial" w:eastAsia="Arial" w:hAnsi="Arial"/>
+                <w:b w:val="false"/>
+                <w:bCs w:val="false"/>
+                <w:sz w:val="18"/>
+                <w:szCs w:val="18"/>
+              </w:rPr>
+              <w:t xml:space="preserve">—</w:t>
             </w:r>
           </w:p>
         </w:tc>
@@ -29677,7 +31336,7 @@
         </w:tc>
         <w:tc>
           <w:tcPr>
-            <w:tcW w:type="dxa" w:w="3900"/>
+            <w:tcW w:type="dxa" w:w="3200"/>
             <w:gridSpan w:val="1"/>
             <w:tcMar>
               <w:top w:type="dxa" w:w="50"/>
@@ -29706,7 +31365,7 @@
         </w:tc>
         <w:tc>
           <w:tcPr>
-            <w:tcW w:type="dxa" w:w="2200"/>
+            <w:tcW w:type="dxa" w:w="2100"/>
             <w:gridSpan w:val="1"/>
             <w:tcMar>
               <w:top w:type="dxa" w:w="50"/>
@@ -29735,7 +31394,7 @@
         </w:tc>
         <w:tc>
           <w:tcPr>
-            <w:tcW w:type="dxa" w:w="2100"/>
+            <w:tcW w:type="dxa" w:w="1600"/>
             <w:gridSpan w:val="1"/>
             <w:tcMar>
               <w:top w:type="dxa" w:w="50"/>
@@ -29759,6 +31418,35 @@
                 <w:szCs w:val="18"/>
               </w:rPr>
               <w:t xml:space="preserve">A.1</w:t>
+            </w:r>
+          </w:p>
+        </w:tc>
+        <w:tc>
+          <w:tcPr>
+            <w:tcW w:type="dxa" w:w="1300"/>
+            <w:gridSpan w:val="1"/>
+            <w:tcMar>
+              <w:top w:type="dxa" w:w="50"/>
+              <w:left w:type="dxa" w:w="80"/>
+              <w:bottom w:type="dxa" w:w="50"/>
+              <w:right w:type="dxa" w:w="80"/>
+            </w:tcMar>
+            <w:vAlign w:val="center"/>
+          </w:tcPr>
+          <w:p>
+            <w:pPr>
+              <w:spacing w:line="240"/>
+              <w:jc w:val="left"/>
+            </w:pPr>
+            <w:r>
+              <w:rPr>
+                <w:rFonts w:ascii="Arial" w:cs="Arial" w:eastAsia="Arial" w:hAnsi="Arial"/>
+                <w:b w:val="false"/>
+                <w:bCs w:val="false"/>
+                <w:sz w:val="18"/>
+                <w:szCs w:val="18"/>
+              </w:rPr>
+              <w:t xml:space="preserve">—</w:t>
             </w:r>
           </w:p>
         </w:tc>
@@ -29798,7 +31486,7 @@
         </w:tc>
         <w:tc>
           <w:tcPr>
-            <w:tcW w:type="dxa" w:w="3900"/>
+            <w:tcW w:type="dxa" w:w="3200"/>
             <w:gridSpan w:val="1"/>
             <w:tcMar>
               <w:top w:type="dxa" w:w="50"/>
@@ -29827,7 +31515,7 @@
         </w:tc>
         <w:tc>
           <w:tcPr>
-            <w:tcW w:type="dxa" w:w="2200"/>
+            <w:tcW w:type="dxa" w:w="2100"/>
             <w:gridSpan w:val="1"/>
             <w:tcMar>
               <w:top w:type="dxa" w:w="50"/>
@@ -29856,7 +31544,7 @@
         </w:tc>
         <w:tc>
           <w:tcPr>
-            <w:tcW w:type="dxa" w:w="2100"/>
+            <w:tcW w:type="dxa" w:w="1600"/>
             <w:gridSpan w:val="1"/>
             <w:tcMar>
               <w:top w:type="dxa" w:w="50"/>
@@ -29880,6 +31568,35 @@
                 <w:szCs w:val="18"/>
               </w:rPr>
               <w:t xml:space="preserve">A.1</w:t>
+            </w:r>
+          </w:p>
+        </w:tc>
+        <w:tc>
+          <w:tcPr>
+            <w:tcW w:type="dxa" w:w="1300"/>
+            <w:gridSpan w:val="1"/>
+            <w:tcMar>
+              <w:top w:type="dxa" w:w="50"/>
+              <w:left w:type="dxa" w:w="80"/>
+              <w:bottom w:type="dxa" w:w="50"/>
+              <w:right w:type="dxa" w:w="80"/>
+            </w:tcMar>
+            <w:vAlign w:val="center"/>
+          </w:tcPr>
+          <w:p>
+            <w:pPr>
+              <w:spacing w:line="240"/>
+              <w:jc w:val="left"/>
+            </w:pPr>
+            <w:r>
+              <w:rPr>
+                <w:rFonts w:ascii="Arial" w:cs="Arial" w:eastAsia="Arial" w:hAnsi="Arial"/>
+                <w:b w:val="false"/>
+                <w:bCs w:val="false"/>
+                <w:sz w:val="18"/>
+                <w:szCs w:val="18"/>
+              </w:rPr>
+              <w:t xml:space="preserve">—</w:t>
             </w:r>
           </w:p>
         </w:tc>
@@ -29919,7 +31636,7 @@
         </w:tc>
         <w:tc>
           <w:tcPr>
-            <w:tcW w:type="dxa" w:w="3900"/>
+            <w:tcW w:type="dxa" w:w="3200"/>
             <w:gridSpan w:val="1"/>
             <w:tcMar>
               <w:top w:type="dxa" w:w="50"/>
@@ -29948,7 +31665,7 @@
         </w:tc>
         <w:tc>
           <w:tcPr>
-            <w:tcW w:type="dxa" w:w="2200"/>
+            <w:tcW w:type="dxa" w:w="2100"/>
             <w:gridSpan w:val="1"/>
             <w:tcMar>
               <w:top w:type="dxa" w:w="50"/>
@@ -29977,7 +31694,7 @@
         </w:tc>
         <w:tc>
           <w:tcPr>
-            <w:tcW w:type="dxa" w:w="2100"/>
+            <w:tcW w:type="dxa" w:w="1600"/>
             <w:gridSpan w:val="1"/>
             <w:tcMar>
               <w:top w:type="dxa" w:w="50"/>
@@ -30001,6 +31718,35 @@
                 <w:szCs w:val="18"/>
               </w:rPr>
               <w:t xml:space="preserve">A.1</w:t>
+            </w:r>
+          </w:p>
+        </w:tc>
+        <w:tc>
+          <w:tcPr>
+            <w:tcW w:type="dxa" w:w="1300"/>
+            <w:gridSpan w:val="1"/>
+            <w:tcMar>
+              <w:top w:type="dxa" w:w="50"/>
+              <w:left w:type="dxa" w:w="80"/>
+              <w:bottom w:type="dxa" w:w="50"/>
+              <w:right w:type="dxa" w:w="80"/>
+            </w:tcMar>
+            <w:vAlign w:val="center"/>
+          </w:tcPr>
+          <w:p>
+            <w:pPr>
+              <w:spacing w:line="240"/>
+              <w:jc w:val="left"/>
+            </w:pPr>
+            <w:r>
+              <w:rPr>
+                <w:rFonts w:ascii="Arial" w:cs="Arial" w:eastAsia="Arial" w:hAnsi="Arial"/>
+                <w:b w:val="false"/>
+                <w:bCs w:val="false"/>
+                <w:sz w:val="18"/>
+                <w:szCs w:val="18"/>
+              </w:rPr>
+              <w:t xml:space="preserve">—</w:t>
             </w:r>
           </w:p>
         </w:tc>
@@ -30040,7 +31786,7 @@
         </w:tc>
         <w:tc>
           <w:tcPr>
-            <w:tcW w:type="dxa" w:w="3900"/>
+            <w:tcW w:type="dxa" w:w="3200"/>
             <w:gridSpan w:val="1"/>
             <w:tcMar>
               <w:top w:type="dxa" w:w="50"/>
@@ -30069,7 +31815,7 @@
         </w:tc>
         <w:tc>
           <w:tcPr>
-            <w:tcW w:type="dxa" w:w="2200"/>
+            <w:tcW w:type="dxa" w:w="2100"/>
             <w:gridSpan w:val="1"/>
             <w:tcMar>
               <w:top w:type="dxa" w:w="50"/>
@@ -30098,7 +31844,7 @@
         </w:tc>
         <w:tc>
           <w:tcPr>
-            <w:tcW w:type="dxa" w:w="2100"/>
+            <w:tcW w:type="dxa" w:w="1600"/>
             <w:gridSpan w:val="1"/>
             <w:tcMar>
               <w:top w:type="dxa" w:w="50"/>
@@ -30122,6 +31868,35 @@
                 <w:szCs w:val="18"/>
               </w:rPr>
               <w:t xml:space="preserve">A.1</w:t>
+            </w:r>
+          </w:p>
+        </w:tc>
+        <w:tc>
+          <w:tcPr>
+            <w:tcW w:type="dxa" w:w="1300"/>
+            <w:gridSpan w:val="1"/>
+            <w:tcMar>
+              <w:top w:type="dxa" w:w="50"/>
+              <w:left w:type="dxa" w:w="80"/>
+              <w:bottom w:type="dxa" w:w="50"/>
+              <w:right w:type="dxa" w:w="80"/>
+            </w:tcMar>
+            <w:vAlign w:val="center"/>
+          </w:tcPr>
+          <w:p>
+            <w:pPr>
+              <w:spacing w:line="240"/>
+              <w:jc w:val="left"/>
+            </w:pPr>
+            <w:r>
+              <w:rPr>
+                <w:rFonts w:ascii="Arial" w:cs="Arial" w:eastAsia="Arial" w:hAnsi="Arial"/>
+                <w:b w:val="false"/>
+                <w:bCs w:val="false"/>
+                <w:sz w:val="18"/>
+                <w:szCs w:val="18"/>
+              </w:rPr>
+              <w:t xml:space="preserve">—</w:t>
             </w:r>
           </w:p>
         </w:tc>
@@ -30161,7 +31936,7 @@
         </w:tc>
         <w:tc>
           <w:tcPr>
-            <w:tcW w:type="dxa" w:w="3900"/>
+            <w:tcW w:type="dxa" w:w="3200"/>
             <w:gridSpan w:val="1"/>
             <w:tcMar>
               <w:top w:type="dxa" w:w="50"/>
@@ -30190,7 +31965,7 @@
         </w:tc>
         <w:tc>
           <w:tcPr>
-            <w:tcW w:type="dxa" w:w="2200"/>
+            <w:tcW w:type="dxa" w:w="2100"/>
             <w:gridSpan w:val="1"/>
             <w:tcMar>
               <w:top w:type="dxa" w:w="50"/>
@@ -30219,7 +31994,7 @@
         </w:tc>
         <w:tc>
           <w:tcPr>
-            <w:tcW w:type="dxa" w:w="2100"/>
+            <w:tcW w:type="dxa" w:w="1600"/>
             <w:gridSpan w:val="1"/>
             <w:tcMar>
               <w:top w:type="dxa" w:w="50"/>
@@ -30243,6 +32018,35 @@
                 <w:szCs w:val="18"/>
               </w:rPr>
               <w:t xml:space="preserve">A.1</w:t>
+            </w:r>
+          </w:p>
+        </w:tc>
+        <w:tc>
+          <w:tcPr>
+            <w:tcW w:type="dxa" w:w="1300"/>
+            <w:gridSpan w:val="1"/>
+            <w:tcMar>
+              <w:top w:type="dxa" w:w="50"/>
+              <w:left w:type="dxa" w:w="80"/>
+              <w:bottom w:type="dxa" w:w="50"/>
+              <w:right w:type="dxa" w:w="80"/>
+            </w:tcMar>
+            <w:vAlign w:val="center"/>
+          </w:tcPr>
+          <w:p>
+            <w:pPr>
+              <w:spacing w:line="240"/>
+              <w:jc w:val="left"/>
+            </w:pPr>
+            <w:r>
+              <w:rPr>
+                <w:rFonts w:ascii="Arial" w:cs="Arial" w:eastAsia="Arial" w:hAnsi="Arial"/>
+                <w:b w:val="false"/>
+                <w:bCs w:val="false"/>
+                <w:sz w:val="18"/>
+                <w:szCs w:val="18"/>
+              </w:rPr>
+              <w:t xml:space="preserve">—</w:t>
             </w:r>
           </w:p>
         </w:tc>
@@ -30282,7 +32086,7 @@
         </w:tc>
         <w:tc>
           <w:tcPr>
-            <w:tcW w:type="dxa" w:w="3900"/>
+            <w:tcW w:type="dxa" w:w="3200"/>
             <w:gridSpan w:val="1"/>
             <w:tcMar>
               <w:top w:type="dxa" w:w="50"/>
@@ -30311,7 +32115,7 @@
         </w:tc>
         <w:tc>
           <w:tcPr>
-            <w:tcW w:type="dxa" w:w="2200"/>
+            <w:tcW w:type="dxa" w:w="2100"/>
             <w:gridSpan w:val="1"/>
             <w:tcMar>
               <w:top w:type="dxa" w:w="50"/>
@@ -30340,7 +32144,7 @@
         </w:tc>
         <w:tc>
           <w:tcPr>
-            <w:tcW w:type="dxa" w:w="2100"/>
+            <w:tcW w:type="dxa" w:w="1600"/>
             <w:gridSpan w:val="1"/>
             <w:tcMar>
               <w:top w:type="dxa" w:w="50"/>
@@ -30364,6 +32168,35 @@
                 <w:szCs w:val="18"/>
               </w:rPr>
               <w:t xml:space="preserve">A.1</w:t>
+            </w:r>
+          </w:p>
+        </w:tc>
+        <w:tc>
+          <w:tcPr>
+            <w:tcW w:type="dxa" w:w="1300"/>
+            <w:gridSpan w:val="1"/>
+            <w:tcMar>
+              <w:top w:type="dxa" w:w="50"/>
+              <w:left w:type="dxa" w:w="80"/>
+              <w:bottom w:type="dxa" w:w="50"/>
+              <w:right w:type="dxa" w:w="80"/>
+            </w:tcMar>
+            <w:vAlign w:val="center"/>
+          </w:tcPr>
+          <w:p>
+            <w:pPr>
+              <w:spacing w:line="240"/>
+              <w:jc w:val="left"/>
+            </w:pPr>
+            <w:r>
+              <w:rPr>
+                <w:rFonts w:ascii="Arial" w:cs="Arial" w:eastAsia="Arial" w:hAnsi="Arial"/>
+                <w:b w:val="false"/>
+                <w:bCs w:val="false"/>
+                <w:sz w:val="18"/>
+                <w:szCs w:val="18"/>
+              </w:rPr>
+              <w:t xml:space="preserve">—</w:t>
             </w:r>
           </w:p>
         </w:tc>
@@ -30403,7 +32236,7 @@
         </w:tc>
         <w:tc>
           <w:tcPr>
-            <w:tcW w:type="dxa" w:w="3900"/>
+            <w:tcW w:type="dxa" w:w="3200"/>
             <w:gridSpan w:val="1"/>
             <w:tcMar>
               <w:top w:type="dxa" w:w="50"/>
@@ -30432,7 +32265,7 @@
         </w:tc>
         <w:tc>
           <w:tcPr>
-            <w:tcW w:type="dxa" w:w="2200"/>
+            <w:tcW w:type="dxa" w:w="2100"/>
             <w:gridSpan w:val="1"/>
             <w:tcMar>
               <w:top w:type="dxa" w:w="50"/>
@@ -30461,7 +32294,7 @@
         </w:tc>
         <w:tc>
           <w:tcPr>
-            <w:tcW w:type="dxa" w:w="2100"/>
+            <w:tcW w:type="dxa" w:w="1600"/>
             <w:gridSpan w:val="1"/>
             <w:tcMar>
               <w:top w:type="dxa" w:w="50"/>
@@ -30485,6 +32318,35 @@
                 <w:szCs w:val="18"/>
               </w:rPr>
               <w:t xml:space="preserve">A.1, A.7</w:t>
+            </w:r>
+          </w:p>
+        </w:tc>
+        <w:tc>
+          <w:tcPr>
+            <w:tcW w:type="dxa" w:w="1300"/>
+            <w:gridSpan w:val="1"/>
+            <w:tcMar>
+              <w:top w:type="dxa" w:w="50"/>
+              <w:left w:type="dxa" w:w="80"/>
+              <w:bottom w:type="dxa" w:w="50"/>
+              <w:right w:type="dxa" w:w="80"/>
+            </w:tcMar>
+            <w:vAlign w:val="center"/>
+          </w:tcPr>
+          <w:p>
+            <w:pPr>
+              <w:spacing w:line="240"/>
+              <w:jc w:val="left"/>
+            </w:pPr>
+            <w:r>
+              <w:rPr>
+                <w:rFonts w:ascii="Arial" w:cs="Arial" w:eastAsia="Arial" w:hAnsi="Arial"/>
+                <w:b w:val="false"/>
+                <w:bCs w:val="false"/>
+                <w:sz w:val="18"/>
+                <w:szCs w:val="18"/>
+              </w:rPr>
+              <w:t xml:space="preserve">—</w:t>
             </w:r>
           </w:p>
         </w:tc>
@@ -30524,7 +32386,7 @@
         </w:tc>
         <w:tc>
           <w:tcPr>
-            <w:tcW w:type="dxa" w:w="3900"/>
+            <w:tcW w:type="dxa" w:w="3200"/>
             <w:gridSpan w:val="1"/>
             <w:tcMar>
               <w:top w:type="dxa" w:w="50"/>
@@ -30553,7 +32415,7 @@
         </w:tc>
         <w:tc>
           <w:tcPr>
-            <w:tcW w:type="dxa" w:w="2200"/>
+            <w:tcW w:type="dxa" w:w="2100"/>
             <w:gridSpan w:val="1"/>
             <w:tcMar>
               <w:top w:type="dxa" w:w="50"/>
@@ -30582,7 +32444,7 @@
         </w:tc>
         <w:tc>
           <w:tcPr>
-            <w:tcW w:type="dxa" w:w="2100"/>
+            <w:tcW w:type="dxa" w:w="1600"/>
             <w:gridSpan w:val="1"/>
             <w:tcMar>
               <w:top w:type="dxa" w:w="50"/>
@@ -30606,6 +32468,35 @@
                 <w:szCs w:val="18"/>
               </w:rPr>
               <w:t xml:space="preserve">A.1</w:t>
+            </w:r>
+          </w:p>
+        </w:tc>
+        <w:tc>
+          <w:tcPr>
+            <w:tcW w:type="dxa" w:w="1300"/>
+            <w:gridSpan w:val="1"/>
+            <w:tcMar>
+              <w:top w:type="dxa" w:w="50"/>
+              <w:left w:type="dxa" w:w="80"/>
+              <w:bottom w:type="dxa" w:w="50"/>
+              <w:right w:type="dxa" w:w="80"/>
+            </w:tcMar>
+            <w:vAlign w:val="center"/>
+          </w:tcPr>
+          <w:p>
+            <w:pPr>
+              <w:spacing w:line="240"/>
+              <w:jc w:val="left"/>
+            </w:pPr>
+            <w:r>
+              <w:rPr>
+                <w:rFonts w:ascii="Arial" w:cs="Arial" w:eastAsia="Arial" w:hAnsi="Arial"/>
+                <w:b w:val="false"/>
+                <w:bCs w:val="false"/>
+                <w:sz w:val="18"/>
+                <w:szCs w:val="18"/>
+              </w:rPr>
+              <w:t xml:space="preserve">—</w:t>
             </w:r>
           </w:p>
         </w:tc>
@@ -30645,7 +32536,7 @@
         </w:tc>
         <w:tc>
           <w:tcPr>
-            <w:tcW w:type="dxa" w:w="3900"/>
+            <w:tcW w:type="dxa" w:w="3200"/>
             <w:gridSpan w:val="1"/>
             <w:tcMar>
               <w:top w:type="dxa" w:w="50"/>
@@ -30674,7 +32565,7 @@
         </w:tc>
         <w:tc>
           <w:tcPr>
-            <w:tcW w:type="dxa" w:w="2200"/>
+            <w:tcW w:type="dxa" w:w="2100"/>
             <w:gridSpan w:val="1"/>
             <w:tcMar>
               <w:top w:type="dxa" w:w="50"/>
@@ -30703,7 +32594,7 @@
         </w:tc>
         <w:tc>
           <w:tcPr>
-            <w:tcW w:type="dxa" w:w="2100"/>
+            <w:tcW w:type="dxa" w:w="1600"/>
             <w:gridSpan w:val="1"/>
             <w:tcMar>
               <w:top w:type="dxa" w:w="50"/>
@@ -30727,6 +32618,35 @@
                 <w:szCs w:val="18"/>
               </w:rPr>
               <w:t xml:space="preserve">A.1</w:t>
+            </w:r>
+          </w:p>
+        </w:tc>
+        <w:tc>
+          <w:tcPr>
+            <w:tcW w:type="dxa" w:w="1300"/>
+            <w:gridSpan w:val="1"/>
+            <w:tcMar>
+              <w:top w:type="dxa" w:w="50"/>
+              <w:left w:type="dxa" w:w="80"/>
+              <w:bottom w:type="dxa" w:w="50"/>
+              <w:right w:type="dxa" w:w="80"/>
+            </w:tcMar>
+            <w:vAlign w:val="center"/>
+          </w:tcPr>
+          <w:p>
+            <w:pPr>
+              <w:spacing w:line="240"/>
+              <w:jc w:val="left"/>
+            </w:pPr>
+            <w:r>
+              <w:rPr>
+                <w:rFonts w:ascii="Arial" w:cs="Arial" w:eastAsia="Arial" w:hAnsi="Arial"/>
+                <w:b w:val="false"/>
+                <w:bCs w:val="false"/>
+                <w:sz w:val="18"/>
+                <w:szCs w:val="18"/>
+              </w:rPr>
+              <w:t xml:space="preserve">—</w:t>
             </w:r>
           </w:p>
         </w:tc>
@@ -30766,7 +32686,7 @@
         </w:tc>
         <w:tc>
           <w:tcPr>
-            <w:tcW w:type="dxa" w:w="3900"/>
+            <w:tcW w:type="dxa" w:w="3200"/>
             <w:gridSpan w:val="1"/>
             <w:tcMar>
               <w:top w:type="dxa" w:w="50"/>
@@ -30795,7 +32715,7 @@
         </w:tc>
         <w:tc>
           <w:tcPr>
-            <w:tcW w:type="dxa" w:w="2200"/>
+            <w:tcW w:type="dxa" w:w="2100"/>
             <w:gridSpan w:val="1"/>
             <w:tcMar>
               <w:top w:type="dxa" w:w="50"/>
@@ -30824,30 +32744,59 @@
         </w:tc>
         <w:tc>
           <w:tcPr>
-            <w:tcW w:type="dxa" w:w="2100"/>
-            <w:gridSpan w:val="1"/>
-            <w:tcMar>
-              <w:top w:type="dxa" w:w="50"/>
-              <w:left w:type="dxa" w:w="80"/>
-              <w:bottom w:type="dxa" w:w="50"/>
-              <w:right w:type="dxa" w:w="80"/>
-            </w:tcMar>
-            <w:vAlign w:val="center"/>
-          </w:tcPr>
-          <w:p>
-            <w:pPr>
-              <w:spacing w:line="240"/>
-              <w:jc w:val="left"/>
-            </w:pPr>
-            <w:r>
-              <w:rPr>
-                <w:rFonts w:ascii="Arial" w:cs="Arial" w:eastAsia="Arial" w:hAnsi="Arial"/>
-                <w:b w:val="false"/>
-                <w:bCs w:val="false"/>
-                <w:sz w:val="18"/>
-                <w:szCs w:val="18"/>
-              </w:rPr>
-              <w:t xml:space="preserve">A.6, INC-08</w:t>
+            <w:tcW w:type="dxa" w:w="1600"/>
+            <w:gridSpan w:val="1"/>
+            <w:tcMar>
+              <w:top w:type="dxa" w:w="50"/>
+              <w:left w:type="dxa" w:w="80"/>
+              <w:bottom w:type="dxa" w:w="50"/>
+              <w:right w:type="dxa" w:w="80"/>
+            </w:tcMar>
+            <w:vAlign w:val="center"/>
+          </w:tcPr>
+          <w:p>
+            <w:pPr>
+              <w:spacing w:line="240"/>
+              <w:jc w:val="left"/>
+            </w:pPr>
+            <w:r>
+              <w:rPr>
+                <w:rFonts w:ascii="Arial" w:cs="Arial" w:eastAsia="Arial" w:hAnsi="Arial"/>
+                <w:b w:val="false"/>
+                <w:bCs w:val="false"/>
+                <w:sz w:val="18"/>
+                <w:szCs w:val="18"/>
+              </w:rPr>
+              <w:t xml:space="preserve">A.6</w:t>
+            </w:r>
+          </w:p>
+        </w:tc>
+        <w:tc>
+          <w:tcPr>
+            <w:tcW w:type="dxa" w:w="1300"/>
+            <w:gridSpan w:val="1"/>
+            <w:tcMar>
+              <w:top w:type="dxa" w:w="50"/>
+              <w:left w:type="dxa" w:w="80"/>
+              <w:bottom w:type="dxa" w:w="50"/>
+              <w:right w:type="dxa" w:w="80"/>
+            </w:tcMar>
+            <w:vAlign w:val="center"/>
+          </w:tcPr>
+          <w:p>
+            <w:pPr>
+              <w:spacing w:line="240"/>
+              <w:jc w:val="left"/>
+            </w:pPr>
+            <w:r>
+              <w:rPr>
+                <w:rFonts w:ascii="Arial" w:cs="Arial" w:eastAsia="Arial" w:hAnsi="Arial"/>
+                <w:b w:val="false"/>
+                <w:bCs w:val="false"/>
+                <w:sz w:val="18"/>
+                <w:szCs w:val="18"/>
+              </w:rPr>
+              <w:t xml:space="preserve">INC-08</w:t>
             </w:r>
           </w:p>
         </w:tc>
@@ -30873,7 +32822,7 @@
           <w:sz w:val="22"/>
           <w:szCs w:val="22"/>
         </w:rPr>
-        <w:t xml:space="preserve">PRUEBAS DE SEGURIDAD</w:t>
+        <w:t xml:space="preserve">PRUEBAS DE SEGURIDAD (28-10-2026, Jonathan Larraguibel)</w:t>
       </w:r>
     </w:p>
     <w:tbl>
@@ -30890,9 +32839,10 @@
       </w:tblPr>
       <w:tblGrid>
         <w:gridCol w:w="800"/>
-        <w:gridCol w:w="3900"/>
-        <w:gridCol w:w="2200"/>
+        <w:gridCol w:w="3200"/>
         <w:gridCol w:w="2100"/>
+        <w:gridCol w:w="1600"/>
+        <w:gridCol w:w="1300"/>
       </w:tblGrid>
       <w:tr>
         <w:trPr>
@@ -30931,7 +32881,7 @@
         </w:tc>
         <w:tc>
           <w:tcPr>
-            <w:tcW w:type="dxa" w:w="3900"/>
+            <w:tcW w:type="dxa" w:w="3200"/>
             <w:gridSpan w:val="1"/>
             <w:shd w:fill="000000" w:val="clear"/>
             <w:tcMar>
@@ -30962,7 +32912,7 @@
         </w:tc>
         <w:tc>
           <w:tcPr>
-            <w:tcW w:type="dxa" w:w="2200"/>
+            <w:tcW w:type="dxa" w:w="2100"/>
             <w:gridSpan w:val="1"/>
             <w:shd w:fill="000000" w:val="clear"/>
             <w:tcMar>
@@ -30993,7 +32943,7 @@
         </w:tc>
         <w:tc>
           <w:tcPr>
-            <w:tcW w:type="dxa" w:w="2100"/>
+            <w:tcW w:type="dxa" w:w="1600"/>
             <w:gridSpan w:val="1"/>
             <w:shd w:fill="000000" w:val="clear"/>
             <w:tcMar>
@@ -31019,6 +32969,37 @@
                 <w:szCs w:val="18"/>
               </w:rPr>
               <w:t xml:space="preserve">EVIDENCIA</w:t>
+            </w:r>
+          </w:p>
+        </w:tc>
+        <w:tc>
+          <w:tcPr>
+            <w:tcW w:type="dxa" w:w="1300"/>
+            <w:gridSpan w:val="1"/>
+            <w:shd w:fill="000000" w:val="clear"/>
+            <w:tcMar>
+              <w:top w:type="dxa" w:w="50"/>
+              <w:left w:type="dxa" w:w="80"/>
+              <w:bottom w:type="dxa" w:w="50"/>
+              <w:right w:type="dxa" w:w="80"/>
+            </w:tcMar>
+            <w:vAlign w:val="center"/>
+          </w:tcPr>
+          <w:p>
+            <w:pPr>
+              <w:spacing w:line="240"/>
+              <w:jc w:val="left"/>
+            </w:pPr>
+            <w:r>
+              <w:rPr>
+                <w:rFonts w:ascii="Arial" w:cs="Arial" w:eastAsia="Arial" w:hAnsi="Arial"/>
+                <w:b/>
+                <w:bCs/>
+                <w:color w:val="FFFFFF"/>
+                <w:sz w:val="18"/>
+                <w:szCs w:val="18"/>
+              </w:rPr>
+              <w:t xml:space="preserve">INCIDENTE</w:t>
             </w:r>
           </w:p>
         </w:tc>
@@ -31058,7 +33039,7 @@
         </w:tc>
         <w:tc>
           <w:tcPr>
-            <w:tcW w:type="dxa" w:w="3900"/>
+            <w:tcW w:type="dxa" w:w="3200"/>
             <w:gridSpan w:val="1"/>
             <w:tcMar>
               <w:top w:type="dxa" w:w="50"/>
@@ -31087,7 +33068,7 @@
         </w:tc>
         <w:tc>
           <w:tcPr>
-            <w:tcW w:type="dxa" w:w="2200"/>
+            <w:tcW w:type="dxa" w:w="2100"/>
             <w:gridSpan w:val="1"/>
             <w:tcMar>
               <w:top w:type="dxa" w:w="50"/>
@@ -31116,7 +33097,7 @@
         </w:tc>
         <w:tc>
           <w:tcPr>
-            <w:tcW w:type="dxa" w:w="2100"/>
+            <w:tcW w:type="dxa" w:w="1600"/>
             <w:gridSpan w:val="1"/>
             <w:tcMar>
               <w:top w:type="dxa" w:w="50"/>
@@ -31140,6 +33121,35 @@
                 <w:szCs w:val="18"/>
               </w:rPr>
               <w:t xml:space="preserve">A.1</w:t>
+            </w:r>
+          </w:p>
+        </w:tc>
+        <w:tc>
+          <w:tcPr>
+            <w:tcW w:type="dxa" w:w="1300"/>
+            <w:gridSpan w:val="1"/>
+            <w:tcMar>
+              <w:top w:type="dxa" w:w="50"/>
+              <w:left w:type="dxa" w:w="80"/>
+              <w:bottom w:type="dxa" w:w="50"/>
+              <w:right w:type="dxa" w:w="80"/>
+            </w:tcMar>
+            <w:vAlign w:val="center"/>
+          </w:tcPr>
+          <w:p>
+            <w:pPr>
+              <w:spacing w:line="240"/>
+              <w:jc w:val="left"/>
+            </w:pPr>
+            <w:r>
+              <w:rPr>
+                <w:rFonts w:ascii="Arial" w:cs="Arial" w:eastAsia="Arial" w:hAnsi="Arial"/>
+                <w:b w:val="false"/>
+                <w:bCs w:val="false"/>
+                <w:sz w:val="18"/>
+                <w:szCs w:val="18"/>
+              </w:rPr>
+              <w:t xml:space="preserve">—</w:t>
             </w:r>
           </w:p>
         </w:tc>
@@ -31179,7 +33189,7 @@
         </w:tc>
         <w:tc>
           <w:tcPr>
-            <w:tcW w:type="dxa" w:w="3900"/>
+            <w:tcW w:type="dxa" w:w="3200"/>
             <w:gridSpan w:val="1"/>
             <w:tcMar>
               <w:top w:type="dxa" w:w="50"/>
@@ -31208,7 +33218,7 @@
         </w:tc>
         <w:tc>
           <w:tcPr>
-            <w:tcW w:type="dxa" w:w="2200"/>
+            <w:tcW w:type="dxa" w:w="2100"/>
             <w:gridSpan w:val="1"/>
             <w:tcMar>
               <w:top w:type="dxa" w:w="50"/>
@@ -31237,7 +33247,7 @@
         </w:tc>
         <w:tc>
           <w:tcPr>
-            <w:tcW w:type="dxa" w:w="2100"/>
+            <w:tcW w:type="dxa" w:w="1600"/>
             <w:gridSpan w:val="1"/>
             <w:tcMar>
               <w:top w:type="dxa" w:w="50"/>
@@ -31261,6 +33271,35 @@
                 <w:szCs w:val="18"/>
               </w:rPr>
               <w:t xml:space="preserve">A.1</w:t>
+            </w:r>
+          </w:p>
+        </w:tc>
+        <w:tc>
+          <w:tcPr>
+            <w:tcW w:type="dxa" w:w="1300"/>
+            <w:gridSpan w:val="1"/>
+            <w:tcMar>
+              <w:top w:type="dxa" w:w="50"/>
+              <w:left w:type="dxa" w:w="80"/>
+              <w:bottom w:type="dxa" w:w="50"/>
+              <w:right w:type="dxa" w:w="80"/>
+            </w:tcMar>
+            <w:vAlign w:val="center"/>
+          </w:tcPr>
+          <w:p>
+            <w:pPr>
+              <w:spacing w:line="240"/>
+              <w:jc w:val="left"/>
+            </w:pPr>
+            <w:r>
+              <w:rPr>
+                <w:rFonts w:ascii="Arial" w:cs="Arial" w:eastAsia="Arial" w:hAnsi="Arial"/>
+                <w:b w:val="false"/>
+                <w:bCs w:val="false"/>
+                <w:sz w:val="18"/>
+                <w:szCs w:val="18"/>
+              </w:rPr>
+              <w:t xml:space="preserve">—</w:t>
             </w:r>
           </w:p>
         </w:tc>
@@ -31300,7 +33339,7 @@
         </w:tc>
         <w:tc>
           <w:tcPr>
-            <w:tcW w:type="dxa" w:w="3900"/>
+            <w:tcW w:type="dxa" w:w="3200"/>
             <w:gridSpan w:val="1"/>
             <w:tcMar>
               <w:top w:type="dxa" w:w="50"/>
@@ -31329,7 +33368,7 @@
         </w:tc>
         <w:tc>
           <w:tcPr>
-            <w:tcW w:type="dxa" w:w="2200"/>
+            <w:tcW w:type="dxa" w:w="2100"/>
             <w:gridSpan w:val="1"/>
             <w:tcMar>
               <w:top w:type="dxa" w:w="50"/>
@@ -31358,7 +33397,7 @@
         </w:tc>
         <w:tc>
           <w:tcPr>
-            <w:tcW w:type="dxa" w:w="2100"/>
+            <w:tcW w:type="dxa" w:w="1600"/>
             <w:gridSpan w:val="1"/>
             <w:tcMar>
               <w:top w:type="dxa" w:w="50"/>
@@ -31382,6 +33421,35 @@
                 <w:szCs w:val="18"/>
               </w:rPr>
               <w:t xml:space="preserve">A.1</w:t>
+            </w:r>
+          </w:p>
+        </w:tc>
+        <w:tc>
+          <w:tcPr>
+            <w:tcW w:type="dxa" w:w="1300"/>
+            <w:gridSpan w:val="1"/>
+            <w:tcMar>
+              <w:top w:type="dxa" w:w="50"/>
+              <w:left w:type="dxa" w:w="80"/>
+              <w:bottom w:type="dxa" w:w="50"/>
+              <w:right w:type="dxa" w:w="80"/>
+            </w:tcMar>
+            <w:vAlign w:val="center"/>
+          </w:tcPr>
+          <w:p>
+            <w:pPr>
+              <w:spacing w:line="240"/>
+              <w:jc w:val="left"/>
+            </w:pPr>
+            <w:r>
+              <w:rPr>
+                <w:rFonts w:ascii="Arial" w:cs="Arial" w:eastAsia="Arial" w:hAnsi="Arial"/>
+                <w:b w:val="false"/>
+                <w:bCs w:val="false"/>
+                <w:sz w:val="18"/>
+                <w:szCs w:val="18"/>
+              </w:rPr>
+              <w:t xml:space="preserve">—</w:t>
             </w:r>
           </w:p>
         </w:tc>
@@ -31421,7 +33489,7 @@
         </w:tc>
         <w:tc>
           <w:tcPr>
-            <w:tcW w:type="dxa" w:w="3900"/>
+            <w:tcW w:type="dxa" w:w="3200"/>
             <w:gridSpan w:val="1"/>
             <w:tcMar>
               <w:top w:type="dxa" w:w="50"/>
@@ -31450,7 +33518,7 @@
         </w:tc>
         <w:tc>
           <w:tcPr>
-            <w:tcW w:type="dxa" w:w="2200"/>
+            <w:tcW w:type="dxa" w:w="2100"/>
             <w:gridSpan w:val="1"/>
             <w:tcMar>
               <w:top w:type="dxa" w:w="50"/>
@@ -31479,7 +33547,7 @@
         </w:tc>
         <w:tc>
           <w:tcPr>
-            <w:tcW w:type="dxa" w:w="2100"/>
+            <w:tcW w:type="dxa" w:w="1600"/>
             <w:gridSpan w:val="1"/>
             <w:tcMar>
               <w:top w:type="dxa" w:w="50"/>
@@ -31503,6 +33571,35 @@
                 <w:szCs w:val="18"/>
               </w:rPr>
               <w:t xml:space="preserve">A.1</w:t>
+            </w:r>
+          </w:p>
+        </w:tc>
+        <w:tc>
+          <w:tcPr>
+            <w:tcW w:type="dxa" w:w="1300"/>
+            <w:gridSpan w:val="1"/>
+            <w:tcMar>
+              <w:top w:type="dxa" w:w="50"/>
+              <w:left w:type="dxa" w:w="80"/>
+              <w:bottom w:type="dxa" w:w="50"/>
+              <w:right w:type="dxa" w:w="80"/>
+            </w:tcMar>
+            <w:vAlign w:val="center"/>
+          </w:tcPr>
+          <w:p>
+            <w:pPr>
+              <w:spacing w:line="240"/>
+              <w:jc w:val="left"/>
+            </w:pPr>
+            <w:r>
+              <w:rPr>
+                <w:rFonts w:ascii="Arial" w:cs="Arial" w:eastAsia="Arial" w:hAnsi="Arial"/>
+                <w:b w:val="false"/>
+                <w:bCs w:val="false"/>
+                <w:sz w:val="18"/>
+                <w:szCs w:val="18"/>
+              </w:rPr>
+              <w:t xml:space="preserve">—</w:t>
             </w:r>
           </w:p>
         </w:tc>
@@ -31542,7 +33639,7 @@
         </w:tc>
         <w:tc>
           <w:tcPr>
-            <w:tcW w:type="dxa" w:w="3900"/>
+            <w:tcW w:type="dxa" w:w="3200"/>
             <w:gridSpan w:val="1"/>
             <w:tcMar>
               <w:top w:type="dxa" w:w="50"/>
@@ -31571,7 +33668,7 @@
         </w:tc>
         <w:tc>
           <w:tcPr>
-            <w:tcW w:type="dxa" w:w="2200"/>
+            <w:tcW w:type="dxa" w:w="2100"/>
             <w:gridSpan w:val="1"/>
             <w:tcMar>
               <w:top w:type="dxa" w:w="50"/>
@@ -31600,7 +33697,7 @@
         </w:tc>
         <w:tc>
           <w:tcPr>
-            <w:tcW w:type="dxa" w:w="2100"/>
+            <w:tcW w:type="dxa" w:w="1600"/>
             <w:gridSpan w:val="1"/>
             <w:tcMar>
               <w:top w:type="dxa" w:w="50"/>
@@ -31624,6 +33721,35 @@
                 <w:szCs w:val="18"/>
               </w:rPr>
               <w:t xml:space="preserve">A.1</w:t>
+            </w:r>
+          </w:p>
+        </w:tc>
+        <w:tc>
+          <w:tcPr>
+            <w:tcW w:type="dxa" w:w="1300"/>
+            <w:gridSpan w:val="1"/>
+            <w:tcMar>
+              <w:top w:type="dxa" w:w="50"/>
+              <w:left w:type="dxa" w:w="80"/>
+              <w:bottom w:type="dxa" w:w="50"/>
+              <w:right w:type="dxa" w:w="80"/>
+            </w:tcMar>
+            <w:vAlign w:val="center"/>
+          </w:tcPr>
+          <w:p>
+            <w:pPr>
+              <w:spacing w:line="240"/>
+              <w:jc w:val="left"/>
+            </w:pPr>
+            <w:r>
+              <w:rPr>
+                <w:rFonts w:ascii="Arial" w:cs="Arial" w:eastAsia="Arial" w:hAnsi="Arial"/>
+                <w:b w:val="false"/>
+                <w:bCs w:val="false"/>
+                <w:sz w:val="18"/>
+                <w:szCs w:val="18"/>
+              </w:rPr>
+              <w:t xml:space="preserve">—</w:t>
             </w:r>
           </w:p>
         </w:tc>
@@ -31663,7 +33789,7 @@
         </w:tc>
         <w:tc>
           <w:tcPr>
-            <w:tcW w:type="dxa" w:w="3900"/>
+            <w:tcW w:type="dxa" w:w="3200"/>
             <w:gridSpan w:val="1"/>
             <w:tcMar>
               <w:top w:type="dxa" w:w="50"/>
@@ -31692,7 +33818,7 @@
         </w:tc>
         <w:tc>
           <w:tcPr>
-            <w:tcW w:type="dxa" w:w="2200"/>
+            <w:tcW w:type="dxa" w:w="2100"/>
             <w:gridSpan w:val="1"/>
             <w:tcMar>
               <w:top w:type="dxa" w:w="50"/>
@@ -31721,7 +33847,7 @@
         </w:tc>
         <w:tc>
           <w:tcPr>
-            <w:tcW w:type="dxa" w:w="2100"/>
+            <w:tcW w:type="dxa" w:w="1600"/>
             <w:gridSpan w:val="1"/>
             <w:tcMar>
               <w:top w:type="dxa" w:w="50"/>
@@ -31745,6 +33871,35 @@
                 <w:szCs w:val="18"/>
               </w:rPr>
               <w:t xml:space="preserve">A.1</w:t>
+            </w:r>
+          </w:p>
+        </w:tc>
+        <w:tc>
+          <w:tcPr>
+            <w:tcW w:type="dxa" w:w="1300"/>
+            <w:gridSpan w:val="1"/>
+            <w:tcMar>
+              <w:top w:type="dxa" w:w="50"/>
+              <w:left w:type="dxa" w:w="80"/>
+              <w:bottom w:type="dxa" w:w="50"/>
+              <w:right w:type="dxa" w:w="80"/>
+            </w:tcMar>
+            <w:vAlign w:val="center"/>
+          </w:tcPr>
+          <w:p>
+            <w:pPr>
+              <w:spacing w:line="240"/>
+              <w:jc w:val="left"/>
+            </w:pPr>
+            <w:r>
+              <w:rPr>
+                <w:rFonts w:ascii="Arial" w:cs="Arial" w:eastAsia="Arial" w:hAnsi="Arial"/>
+                <w:b w:val="false"/>
+                <w:bCs w:val="false"/>
+                <w:sz w:val="18"/>
+                <w:szCs w:val="18"/>
+              </w:rPr>
+              <w:t xml:space="preserve">—</w:t>
             </w:r>
           </w:p>
         </w:tc>
@@ -31784,7 +33939,7 @@
         </w:tc>
         <w:tc>
           <w:tcPr>
-            <w:tcW w:type="dxa" w:w="3900"/>
+            <w:tcW w:type="dxa" w:w="3200"/>
             <w:gridSpan w:val="1"/>
             <w:tcMar>
               <w:top w:type="dxa" w:w="50"/>
@@ -31813,7 +33968,7 @@
         </w:tc>
         <w:tc>
           <w:tcPr>
-            <w:tcW w:type="dxa" w:w="2200"/>
+            <w:tcW w:type="dxa" w:w="2100"/>
             <w:gridSpan w:val="1"/>
             <w:tcMar>
               <w:top w:type="dxa" w:w="50"/>
@@ -31842,7 +33997,7 @@
         </w:tc>
         <w:tc>
           <w:tcPr>
-            <w:tcW w:type="dxa" w:w="2100"/>
+            <w:tcW w:type="dxa" w:w="1600"/>
             <w:gridSpan w:val="1"/>
             <w:tcMar>
               <w:top w:type="dxa" w:w="50"/>
@@ -31866,6 +34021,35 @@
                 <w:szCs w:val="18"/>
               </w:rPr>
               <w:t xml:space="preserve">A.1</w:t>
+            </w:r>
+          </w:p>
+        </w:tc>
+        <w:tc>
+          <w:tcPr>
+            <w:tcW w:type="dxa" w:w="1300"/>
+            <w:gridSpan w:val="1"/>
+            <w:tcMar>
+              <w:top w:type="dxa" w:w="50"/>
+              <w:left w:type="dxa" w:w="80"/>
+              <w:bottom w:type="dxa" w:w="50"/>
+              <w:right w:type="dxa" w:w="80"/>
+            </w:tcMar>
+            <w:vAlign w:val="center"/>
+          </w:tcPr>
+          <w:p>
+            <w:pPr>
+              <w:spacing w:line="240"/>
+              <w:jc w:val="left"/>
+            </w:pPr>
+            <w:r>
+              <w:rPr>
+                <w:rFonts w:ascii="Arial" w:cs="Arial" w:eastAsia="Arial" w:hAnsi="Arial"/>
+                <w:b w:val="false"/>
+                <w:bCs w:val="false"/>
+                <w:sz w:val="18"/>
+                <w:szCs w:val="18"/>
+              </w:rPr>
+              <w:t xml:space="preserve">—</w:t>
             </w:r>
           </w:p>
         </w:tc>
@@ -31905,7 +34089,7 @@
         </w:tc>
         <w:tc>
           <w:tcPr>
-            <w:tcW w:type="dxa" w:w="3900"/>
+            <w:tcW w:type="dxa" w:w="3200"/>
             <w:gridSpan w:val="1"/>
             <w:tcMar>
               <w:top w:type="dxa" w:w="50"/>
@@ -31934,7 +34118,7 @@
         </w:tc>
         <w:tc>
           <w:tcPr>
-            <w:tcW w:type="dxa" w:w="2200"/>
+            <w:tcW w:type="dxa" w:w="2100"/>
             <w:gridSpan w:val="1"/>
             <w:tcMar>
               <w:top w:type="dxa" w:w="50"/>
@@ -31963,7 +34147,7 @@
         </w:tc>
         <w:tc>
           <w:tcPr>
-            <w:tcW w:type="dxa" w:w="2100"/>
+            <w:tcW w:type="dxa" w:w="1600"/>
             <w:gridSpan w:val="1"/>
             <w:tcMar>
               <w:top w:type="dxa" w:w="50"/>
@@ -31987,6 +34171,35 @@
                 <w:szCs w:val="18"/>
               </w:rPr>
               <w:t xml:space="preserve">A.1</w:t>
+            </w:r>
+          </w:p>
+        </w:tc>
+        <w:tc>
+          <w:tcPr>
+            <w:tcW w:type="dxa" w:w="1300"/>
+            <w:gridSpan w:val="1"/>
+            <w:tcMar>
+              <w:top w:type="dxa" w:w="50"/>
+              <w:left w:type="dxa" w:w="80"/>
+              <w:bottom w:type="dxa" w:w="50"/>
+              <w:right w:type="dxa" w:w="80"/>
+            </w:tcMar>
+            <w:vAlign w:val="center"/>
+          </w:tcPr>
+          <w:p>
+            <w:pPr>
+              <w:spacing w:line="240"/>
+              <w:jc w:val="left"/>
+            </w:pPr>
+            <w:r>
+              <w:rPr>
+                <w:rFonts w:ascii="Arial" w:cs="Arial" w:eastAsia="Arial" w:hAnsi="Arial"/>
+                <w:b w:val="false"/>
+                <w:bCs w:val="false"/>
+                <w:sz w:val="18"/>
+                <w:szCs w:val="18"/>
+              </w:rPr>
+              <w:t xml:space="preserve">—</w:t>
             </w:r>
           </w:p>
         </w:tc>
@@ -32026,7 +34239,7 @@
         </w:tc>
         <w:tc>
           <w:tcPr>
-            <w:tcW w:type="dxa" w:w="3900"/>
+            <w:tcW w:type="dxa" w:w="3200"/>
             <w:gridSpan w:val="1"/>
             <w:tcMar>
               <w:top w:type="dxa" w:w="50"/>
@@ -32055,7 +34268,7 @@
         </w:tc>
         <w:tc>
           <w:tcPr>
-            <w:tcW w:type="dxa" w:w="2200"/>
+            <w:tcW w:type="dxa" w:w="2100"/>
             <w:gridSpan w:val="1"/>
             <w:tcMar>
               <w:top w:type="dxa" w:w="50"/>
@@ -32084,7 +34297,7 @@
         </w:tc>
         <w:tc>
           <w:tcPr>
-            <w:tcW w:type="dxa" w:w="2100"/>
+            <w:tcW w:type="dxa" w:w="1600"/>
             <w:gridSpan w:val="1"/>
             <w:tcMar>
               <w:top w:type="dxa" w:w="50"/>
@@ -32108,6 +34321,35 @@
                 <w:szCs w:val="18"/>
               </w:rPr>
               <w:t xml:space="preserve">A.1</w:t>
+            </w:r>
+          </w:p>
+        </w:tc>
+        <w:tc>
+          <w:tcPr>
+            <w:tcW w:type="dxa" w:w="1300"/>
+            <w:gridSpan w:val="1"/>
+            <w:tcMar>
+              <w:top w:type="dxa" w:w="50"/>
+              <w:left w:type="dxa" w:w="80"/>
+              <w:bottom w:type="dxa" w:w="50"/>
+              <w:right w:type="dxa" w:w="80"/>
+            </w:tcMar>
+            <w:vAlign w:val="center"/>
+          </w:tcPr>
+          <w:p>
+            <w:pPr>
+              <w:spacing w:line="240"/>
+              <w:jc w:val="left"/>
+            </w:pPr>
+            <w:r>
+              <w:rPr>
+                <w:rFonts w:ascii="Arial" w:cs="Arial" w:eastAsia="Arial" w:hAnsi="Arial"/>
+                <w:b w:val="false"/>
+                <w:bCs w:val="false"/>
+                <w:sz w:val="18"/>
+                <w:szCs w:val="18"/>
+              </w:rPr>
+              <w:t xml:space="preserve">—</w:t>
             </w:r>
           </w:p>
         </w:tc>
@@ -32147,7 +34389,7 @@
         </w:tc>
         <w:tc>
           <w:tcPr>
-            <w:tcW w:type="dxa" w:w="3900"/>
+            <w:tcW w:type="dxa" w:w="3200"/>
             <w:gridSpan w:val="1"/>
             <w:tcMar>
               <w:top w:type="dxa" w:w="50"/>
@@ -32176,7 +34418,7 @@
         </w:tc>
         <w:tc>
           <w:tcPr>
-            <w:tcW w:type="dxa" w:w="2200"/>
+            <w:tcW w:type="dxa" w:w="2100"/>
             <w:gridSpan w:val="1"/>
             <w:tcMar>
               <w:top w:type="dxa" w:w="50"/>
@@ -32205,7 +34447,7 @@
         </w:tc>
         <w:tc>
           <w:tcPr>
-            <w:tcW w:type="dxa" w:w="2100"/>
+            <w:tcW w:type="dxa" w:w="1600"/>
             <w:gridSpan w:val="1"/>
             <w:tcMar>
               <w:top w:type="dxa" w:w="50"/>
@@ -32229,6 +34471,35 @@
                 <w:szCs w:val="18"/>
               </w:rPr>
               <w:t xml:space="preserve">A.1</w:t>
+            </w:r>
+          </w:p>
+        </w:tc>
+        <w:tc>
+          <w:tcPr>
+            <w:tcW w:type="dxa" w:w="1300"/>
+            <w:gridSpan w:val="1"/>
+            <w:tcMar>
+              <w:top w:type="dxa" w:w="50"/>
+              <w:left w:type="dxa" w:w="80"/>
+              <w:bottom w:type="dxa" w:w="50"/>
+              <w:right w:type="dxa" w:w="80"/>
+            </w:tcMar>
+            <w:vAlign w:val="center"/>
+          </w:tcPr>
+          <w:p>
+            <w:pPr>
+              <w:spacing w:line="240"/>
+              <w:jc w:val="left"/>
+            </w:pPr>
+            <w:r>
+              <w:rPr>
+                <w:rFonts w:ascii="Arial" w:cs="Arial" w:eastAsia="Arial" w:hAnsi="Arial"/>
+                <w:b w:val="false"/>
+                <w:bCs w:val="false"/>
+                <w:sz w:val="18"/>
+                <w:szCs w:val="18"/>
+              </w:rPr>
+              <w:t xml:space="preserve">—</w:t>
             </w:r>
           </w:p>
         </w:tc>
@@ -32268,7 +34539,7 @@
         </w:tc>
         <w:tc>
           <w:tcPr>
-            <w:tcW w:type="dxa" w:w="3900"/>
+            <w:tcW w:type="dxa" w:w="3200"/>
             <w:gridSpan w:val="1"/>
             <w:tcMar>
               <w:top w:type="dxa" w:w="50"/>
@@ -32297,7 +34568,7 @@
         </w:tc>
         <w:tc>
           <w:tcPr>
-            <w:tcW w:type="dxa" w:w="2200"/>
+            <w:tcW w:type="dxa" w:w="2100"/>
             <w:gridSpan w:val="1"/>
             <w:tcMar>
               <w:top w:type="dxa" w:w="50"/>
@@ -32326,30 +34597,59 @@
         </w:tc>
         <w:tc>
           <w:tcPr>
-            <w:tcW w:type="dxa" w:w="2100"/>
-            <w:gridSpan w:val="1"/>
-            <w:tcMar>
-              <w:top w:type="dxa" w:w="50"/>
-              <w:left w:type="dxa" w:w="80"/>
-              <w:bottom w:type="dxa" w:w="50"/>
-              <w:right w:type="dxa" w:w="80"/>
-            </w:tcMar>
-            <w:vAlign w:val="center"/>
-          </w:tcPr>
-          <w:p>
-            <w:pPr>
-              <w:spacing w:line="240"/>
-              <w:jc w:val="left"/>
-            </w:pPr>
-            <w:r>
-              <w:rPr>
-                <w:rFonts w:ascii="Arial" w:cs="Arial" w:eastAsia="Arial" w:hAnsi="Arial"/>
-                <w:b w:val="false"/>
-                <w:bCs w:val="false"/>
-                <w:sz w:val="18"/>
-                <w:szCs w:val="18"/>
-              </w:rPr>
-              <w:t xml:space="preserve">A.6, INC-03, INC-09</w:t>
+            <w:tcW w:type="dxa" w:w="1600"/>
+            <w:gridSpan w:val="1"/>
+            <w:tcMar>
+              <w:top w:type="dxa" w:w="50"/>
+              <w:left w:type="dxa" w:w="80"/>
+              <w:bottom w:type="dxa" w:w="50"/>
+              <w:right w:type="dxa" w:w="80"/>
+            </w:tcMar>
+            <w:vAlign w:val="center"/>
+          </w:tcPr>
+          <w:p>
+            <w:pPr>
+              <w:spacing w:line="240"/>
+              <w:jc w:val="left"/>
+            </w:pPr>
+            <w:r>
+              <w:rPr>
+                <w:rFonts w:ascii="Arial" w:cs="Arial" w:eastAsia="Arial" w:hAnsi="Arial"/>
+                <w:b w:val="false"/>
+                <w:bCs w:val="false"/>
+                <w:sz w:val="18"/>
+                <w:szCs w:val="18"/>
+              </w:rPr>
+              <w:t xml:space="preserve">A.6</w:t>
+            </w:r>
+          </w:p>
+        </w:tc>
+        <w:tc>
+          <w:tcPr>
+            <w:tcW w:type="dxa" w:w="1300"/>
+            <w:gridSpan w:val="1"/>
+            <w:tcMar>
+              <w:top w:type="dxa" w:w="50"/>
+              <w:left w:type="dxa" w:w="80"/>
+              <w:bottom w:type="dxa" w:w="50"/>
+              <w:right w:type="dxa" w:w="80"/>
+            </w:tcMar>
+            <w:vAlign w:val="center"/>
+          </w:tcPr>
+          <w:p>
+            <w:pPr>
+              <w:spacing w:line="240"/>
+              <w:jc w:val="left"/>
+            </w:pPr>
+            <w:r>
+              <w:rPr>
+                <w:rFonts w:ascii="Arial" w:cs="Arial" w:eastAsia="Arial" w:hAnsi="Arial"/>
+                <w:b w:val="false"/>
+                <w:bCs w:val="false"/>
+                <w:sz w:val="18"/>
+                <w:szCs w:val="18"/>
+              </w:rPr>
+              <w:t xml:space="preserve">INC-03, INC-09</w:t>
             </w:r>
           </w:p>
         </w:tc>
@@ -32389,7 +34689,7 @@
         </w:tc>
         <w:tc>
           <w:tcPr>
-            <w:tcW w:type="dxa" w:w="3900"/>
+            <w:tcW w:type="dxa" w:w="3200"/>
             <w:gridSpan w:val="1"/>
             <w:tcMar>
               <w:top w:type="dxa" w:w="50"/>
@@ -32418,7 +34718,7 @@
         </w:tc>
         <w:tc>
           <w:tcPr>
-            <w:tcW w:type="dxa" w:w="2200"/>
+            <w:tcW w:type="dxa" w:w="2100"/>
             <w:gridSpan w:val="1"/>
             <w:tcMar>
               <w:top w:type="dxa" w:w="50"/>
@@ -32447,30 +34747,59 @@
         </w:tc>
         <w:tc>
           <w:tcPr>
-            <w:tcW w:type="dxa" w:w="2100"/>
-            <w:gridSpan w:val="1"/>
-            <w:tcMar>
-              <w:top w:type="dxa" w:w="50"/>
-              <w:left w:type="dxa" w:w="80"/>
-              <w:bottom w:type="dxa" w:w="50"/>
-              <w:right w:type="dxa" w:w="80"/>
-            </w:tcMar>
-            <w:vAlign w:val="center"/>
-          </w:tcPr>
-          <w:p>
-            <w:pPr>
-              <w:spacing w:line="240"/>
-              <w:jc w:val="left"/>
-            </w:pPr>
-            <w:r>
-              <w:rPr>
-                <w:rFonts w:ascii="Arial" w:cs="Arial" w:eastAsia="Arial" w:hAnsi="Arial"/>
-                <w:b w:val="false"/>
-                <w:bCs w:val="false"/>
-                <w:sz w:val="18"/>
-                <w:szCs w:val="18"/>
-              </w:rPr>
-              <w:t xml:space="preserve">Revisión de código, INC-04</w:t>
+            <w:tcW w:type="dxa" w:w="1600"/>
+            <w:gridSpan w:val="1"/>
+            <w:tcMar>
+              <w:top w:type="dxa" w:w="50"/>
+              <w:left w:type="dxa" w:w="80"/>
+              <w:bottom w:type="dxa" w:w="50"/>
+              <w:right w:type="dxa" w:w="80"/>
+            </w:tcMar>
+            <w:vAlign w:val="center"/>
+          </w:tcPr>
+          <w:p>
+            <w:pPr>
+              <w:spacing w:line="240"/>
+              <w:jc w:val="left"/>
+            </w:pPr>
+            <w:r>
+              <w:rPr>
+                <w:rFonts w:ascii="Arial" w:cs="Arial" w:eastAsia="Arial" w:hAnsi="Arial"/>
+                <w:b w:val="false"/>
+                <w:bCs w:val="false"/>
+                <w:sz w:val="18"/>
+                <w:szCs w:val="18"/>
+              </w:rPr>
+              <w:t xml:space="preserve">Revisión de código</w:t>
+            </w:r>
+          </w:p>
+        </w:tc>
+        <w:tc>
+          <w:tcPr>
+            <w:tcW w:type="dxa" w:w="1300"/>
+            <w:gridSpan w:val="1"/>
+            <w:tcMar>
+              <w:top w:type="dxa" w:w="50"/>
+              <w:left w:type="dxa" w:w="80"/>
+              <w:bottom w:type="dxa" w:w="50"/>
+              <w:right w:type="dxa" w:w="80"/>
+            </w:tcMar>
+            <w:vAlign w:val="center"/>
+          </w:tcPr>
+          <w:p>
+            <w:pPr>
+              <w:spacing w:line="240"/>
+              <w:jc w:val="left"/>
+            </w:pPr>
+            <w:r>
+              <w:rPr>
+                <w:rFonts w:ascii="Arial" w:cs="Arial" w:eastAsia="Arial" w:hAnsi="Arial"/>
+                <w:b w:val="false"/>
+                <w:bCs w:val="false"/>
+                <w:sz w:val="18"/>
+                <w:szCs w:val="18"/>
+              </w:rPr>
+              <w:t xml:space="preserve">INC-04</w:t>
             </w:r>
           </w:p>
         </w:tc>
@@ -32510,7 +34839,7 @@
         </w:tc>
         <w:tc>
           <w:tcPr>
-            <w:tcW w:type="dxa" w:w="3900"/>
+            <w:tcW w:type="dxa" w:w="3200"/>
             <w:gridSpan w:val="1"/>
             <w:tcMar>
               <w:top w:type="dxa" w:w="50"/>
@@ -32539,7 +34868,7 @@
         </w:tc>
         <w:tc>
           <w:tcPr>
-            <w:tcW w:type="dxa" w:w="2200"/>
+            <w:tcW w:type="dxa" w:w="2100"/>
             <w:gridSpan w:val="1"/>
             <w:tcMar>
               <w:top w:type="dxa" w:w="50"/>
@@ -32568,30 +34897,59 @@
         </w:tc>
         <w:tc>
           <w:tcPr>
-            <w:tcW w:type="dxa" w:w="2100"/>
-            <w:gridSpan w:val="1"/>
-            <w:tcMar>
-              <w:top w:type="dxa" w:w="50"/>
-              <w:left w:type="dxa" w:w="80"/>
-              <w:bottom w:type="dxa" w:w="50"/>
-              <w:right w:type="dxa" w:w="80"/>
-            </w:tcMar>
-            <w:vAlign w:val="center"/>
-          </w:tcPr>
-          <w:p>
-            <w:pPr>
-              <w:spacing w:line="240"/>
-              <w:jc w:val="left"/>
-            </w:pPr>
-            <w:r>
-              <w:rPr>
-                <w:rFonts w:ascii="Arial" w:cs="Arial" w:eastAsia="Arial" w:hAnsi="Arial"/>
-                <w:b w:val="false"/>
-                <w:bCs w:val="false"/>
-                <w:sz w:val="18"/>
-                <w:szCs w:val="18"/>
-              </w:rPr>
-              <w:t xml:space="preserve">A.6, INC-05</w:t>
+            <w:tcW w:type="dxa" w:w="1600"/>
+            <w:gridSpan w:val="1"/>
+            <w:tcMar>
+              <w:top w:type="dxa" w:w="50"/>
+              <w:left w:type="dxa" w:w="80"/>
+              <w:bottom w:type="dxa" w:w="50"/>
+              <w:right w:type="dxa" w:w="80"/>
+            </w:tcMar>
+            <w:vAlign w:val="center"/>
+          </w:tcPr>
+          <w:p>
+            <w:pPr>
+              <w:spacing w:line="240"/>
+              <w:jc w:val="left"/>
+            </w:pPr>
+            <w:r>
+              <w:rPr>
+                <w:rFonts w:ascii="Arial" w:cs="Arial" w:eastAsia="Arial" w:hAnsi="Arial"/>
+                <w:b w:val="false"/>
+                <w:bCs w:val="false"/>
+                <w:sz w:val="18"/>
+                <w:szCs w:val="18"/>
+              </w:rPr>
+              <w:t xml:space="preserve">A.6</w:t>
+            </w:r>
+          </w:p>
+        </w:tc>
+        <w:tc>
+          <w:tcPr>
+            <w:tcW w:type="dxa" w:w="1300"/>
+            <w:gridSpan w:val="1"/>
+            <w:tcMar>
+              <w:top w:type="dxa" w:w="50"/>
+              <w:left w:type="dxa" w:w="80"/>
+              <w:bottom w:type="dxa" w:w="50"/>
+              <w:right w:type="dxa" w:w="80"/>
+            </w:tcMar>
+            <w:vAlign w:val="center"/>
+          </w:tcPr>
+          <w:p>
+            <w:pPr>
+              <w:spacing w:line="240"/>
+              <w:jc w:val="left"/>
+            </w:pPr>
+            <w:r>
+              <w:rPr>
+                <w:rFonts w:ascii="Arial" w:cs="Arial" w:eastAsia="Arial" w:hAnsi="Arial"/>
+                <w:b w:val="false"/>
+                <w:bCs w:val="false"/>
+                <w:sz w:val="18"/>
+                <w:szCs w:val="18"/>
+              </w:rPr>
+              <w:t xml:space="preserve">INC-05</w:t>
             </w:r>
           </w:p>
         </w:tc>
@@ -32631,7 +34989,7 @@
         </w:tc>
         <w:tc>
           <w:tcPr>
-            <w:tcW w:type="dxa" w:w="3900"/>
+            <w:tcW w:type="dxa" w:w="3200"/>
             <w:gridSpan w:val="1"/>
             <w:tcMar>
               <w:top w:type="dxa" w:w="50"/>
@@ -32660,7 +35018,7 @@
         </w:tc>
         <w:tc>
           <w:tcPr>
-            <w:tcW w:type="dxa" w:w="2200"/>
+            <w:tcW w:type="dxa" w:w="2100"/>
             <w:gridSpan w:val="1"/>
             <w:tcMar>
               <w:top w:type="dxa" w:w="50"/>
@@ -32689,30 +35047,59 @@
         </w:tc>
         <w:tc>
           <w:tcPr>
-            <w:tcW w:type="dxa" w:w="2100"/>
-            <w:gridSpan w:val="1"/>
-            <w:tcMar>
-              <w:top w:type="dxa" w:w="50"/>
-              <w:left w:type="dxa" w:w="80"/>
-              <w:bottom w:type="dxa" w:w="50"/>
-              <w:right w:type="dxa" w:w="80"/>
-            </w:tcMar>
-            <w:vAlign w:val="center"/>
-          </w:tcPr>
-          <w:p>
-            <w:pPr>
-              <w:spacing w:line="240"/>
-              <w:jc w:val="left"/>
-            </w:pPr>
-            <w:r>
-              <w:rPr>
-                <w:rFonts w:ascii="Arial" w:cs="Arial" w:eastAsia="Arial" w:hAnsi="Arial"/>
-                <w:b w:val="false"/>
-                <w:bCs w:val="false"/>
-                <w:sz w:val="18"/>
-                <w:szCs w:val="18"/>
-              </w:rPr>
-              <w:t xml:space="preserve">A.6, INC-02</w:t>
+            <w:tcW w:type="dxa" w:w="1600"/>
+            <w:gridSpan w:val="1"/>
+            <w:tcMar>
+              <w:top w:type="dxa" w:w="50"/>
+              <w:left w:type="dxa" w:w="80"/>
+              <w:bottom w:type="dxa" w:w="50"/>
+              <w:right w:type="dxa" w:w="80"/>
+            </w:tcMar>
+            <w:vAlign w:val="center"/>
+          </w:tcPr>
+          <w:p>
+            <w:pPr>
+              <w:spacing w:line="240"/>
+              <w:jc w:val="left"/>
+            </w:pPr>
+            <w:r>
+              <w:rPr>
+                <w:rFonts w:ascii="Arial" w:cs="Arial" w:eastAsia="Arial" w:hAnsi="Arial"/>
+                <w:b w:val="false"/>
+                <w:bCs w:val="false"/>
+                <w:sz w:val="18"/>
+                <w:szCs w:val="18"/>
+              </w:rPr>
+              <w:t xml:space="preserve">A.6</w:t>
+            </w:r>
+          </w:p>
+        </w:tc>
+        <w:tc>
+          <w:tcPr>
+            <w:tcW w:type="dxa" w:w="1300"/>
+            <w:gridSpan w:val="1"/>
+            <w:tcMar>
+              <w:top w:type="dxa" w:w="50"/>
+              <w:left w:type="dxa" w:w="80"/>
+              <w:bottom w:type="dxa" w:w="50"/>
+              <w:right w:type="dxa" w:w="80"/>
+            </w:tcMar>
+            <w:vAlign w:val="center"/>
+          </w:tcPr>
+          <w:p>
+            <w:pPr>
+              <w:spacing w:line="240"/>
+              <w:jc w:val="left"/>
+            </w:pPr>
+            <w:r>
+              <w:rPr>
+                <w:rFonts w:ascii="Arial" w:cs="Arial" w:eastAsia="Arial" w:hAnsi="Arial"/>
+                <w:b w:val="false"/>
+                <w:bCs w:val="false"/>
+                <w:sz w:val="18"/>
+                <w:szCs w:val="18"/>
+              </w:rPr>
+              <w:t xml:space="preserve">INC-02</w:t>
             </w:r>
           </w:p>
         </w:tc>
@@ -32752,7 +35139,7 @@
         </w:tc>
         <w:tc>
           <w:tcPr>
-            <w:tcW w:type="dxa" w:w="3900"/>
+            <w:tcW w:type="dxa" w:w="3200"/>
             <w:gridSpan w:val="1"/>
             <w:tcMar>
               <w:top w:type="dxa" w:w="50"/>
@@ -32781,7 +35168,7 @@
         </w:tc>
         <w:tc>
           <w:tcPr>
-            <w:tcW w:type="dxa" w:w="2200"/>
+            <w:tcW w:type="dxa" w:w="2100"/>
             <w:gridSpan w:val="1"/>
             <w:tcMar>
               <w:top w:type="dxa" w:w="50"/>
@@ -32810,30 +35197,59 @@
         </w:tc>
         <w:tc>
           <w:tcPr>
-            <w:tcW w:type="dxa" w:w="2100"/>
-            <w:gridSpan w:val="1"/>
-            <w:tcMar>
-              <w:top w:type="dxa" w:w="50"/>
-              <w:left w:type="dxa" w:w="80"/>
-              <w:bottom w:type="dxa" w:w="50"/>
-              <w:right w:type="dxa" w:w="80"/>
-            </w:tcMar>
-            <w:vAlign w:val="center"/>
-          </w:tcPr>
-          <w:p>
-            <w:pPr>
-              <w:spacing w:line="240"/>
-              <w:jc w:val="left"/>
-            </w:pPr>
-            <w:r>
-              <w:rPr>
-                <w:rFonts w:ascii="Arial" w:cs="Arial" w:eastAsia="Arial" w:hAnsi="Arial"/>
-                <w:b w:val="false"/>
-                <w:bCs w:val="false"/>
-                <w:sz w:val="18"/>
-                <w:szCs w:val="18"/>
-              </w:rPr>
-              <w:t xml:space="preserve">A.4, INC-01</w:t>
+            <w:tcW w:type="dxa" w:w="1600"/>
+            <w:gridSpan w:val="1"/>
+            <w:tcMar>
+              <w:top w:type="dxa" w:w="50"/>
+              <w:left w:type="dxa" w:w="80"/>
+              <w:bottom w:type="dxa" w:w="50"/>
+              <w:right w:type="dxa" w:w="80"/>
+            </w:tcMar>
+            <w:vAlign w:val="center"/>
+          </w:tcPr>
+          <w:p>
+            <w:pPr>
+              <w:spacing w:line="240"/>
+              <w:jc w:val="left"/>
+            </w:pPr>
+            <w:r>
+              <w:rPr>
+                <w:rFonts w:ascii="Arial" w:cs="Arial" w:eastAsia="Arial" w:hAnsi="Arial"/>
+                <w:b w:val="false"/>
+                <w:bCs w:val="false"/>
+                <w:sz w:val="18"/>
+                <w:szCs w:val="18"/>
+              </w:rPr>
+              <w:t xml:space="preserve">A.4</w:t>
+            </w:r>
+          </w:p>
+        </w:tc>
+        <w:tc>
+          <w:tcPr>
+            <w:tcW w:type="dxa" w:w="1300"/>
+            <w:gridSpan w:val="1"/>
+            <w:tcMar>
+              <w:top w:type="dxa" w:w="50"/>
+              <w:left w:type="dxa" w:w="80"/>
+              <w:bottom w:type="dxa" w:w="50"/>
+              <w:right w:type="dxa" w:w="80"/>
+            </w:tcMar>
+            <w:vAlign w:val="center"/>
+          </w:tcPr>
+          <w:p>
+            <w:pPr>
+              <w:spacing w:line="240"/>
+              <w:jc w:val="left"/>
+            </w:pPr>
+            <w:r>
+              <w:rPr>
+                <w:rFonts w:ascii="Arial" w:cs="Arial" w:eastAsia="Arial" w:hAnsi="Arial"/>
+                <w:b w:val="false"/>
+                <w:bCs w:val="false"/>
+                <w:sz w:val="18"/>
+                <w:szCs w:val="18"/>
+              </w:rPr>
+              <w:t xml:space="preserve">INC-01</w:t>
             </w:r>
           </w:p>
         </w:tc>
@@ -32859,7 +35275,7 @@
           <w:sz w:val="22"/>
           <w:szCs w:val="22"/>
         </w:rPr>
-        <w:t xml:space="preserve">ANÁLISIS ESTÁTICO, NORMATIVO Y DESPLIEGUE</w:t>
+        <w:t xml:space="preserve">ANÁLISIS ESTÁTICO, NORMATIVO Y DESPLIEGUE (28-10-2026, Jonathan Larraguibel)</w:t>
       </w:r>
     </w:p>
     <w:tbl>
@@ -32876,9 +35292,10 @@
       </w:tblPr>
       <w:tblGrid>
         <w:gridCol w:w="800"/>
-        <w:gridCol w:w="3900"/>
-        <w:gridCol w:w="2200"/>
+        <w:gridCol w:w="3200"/>
         <w:gridCol w:w="2100"/>
+        <w:gridCol w:w="1600"/>
+        <w:gridCol w:w="1300"/>
       </w:tblGrid>
       <w:tr>
         <w:trPr>
@@ -32917,7 +35334,7 @@
         </w:tc>
         <w:tc>
           <w:tcPr>
-            <w:tcW w:type="dxa" w:w="3900"/>
+            <w:tcW w:type="dxa" w:w="3200"/>
             <w:gridSpan w:val="1"/>
             <w:shd w:fill="000000" w:val="clear"/>
             <w:tcMar>
@@ -32948,7 +35365,7 @@
         </w:tc>
         <w:tc>
           <w:tcPr>
-            <w:tcW w:type="dxa" w:w="2200"/>
+            <w:tcW w:type="dxa" w:w="2100"/>
             <w:gridSpan w:val="1"/>
             <w:shd w:fill="000000" w:val="clear"/>
             <w:tcMar>
@@ -32979,7 +35396,7 @@
         </w:tc>
         <w:tc>
           <w:tcPr>
-            <w:tcW w:type="dxa" w:w="2100"/>
+            <w:tcW w:type="dxa" w:w="1600"/>
             <w:gridSpan w:val="1"/>
             <w:shd w:fill="000000" w:val="clear"/>
             <w:tcMar>
@@ -33005,6 +35422,37 @@
                 <w:szCs w:val="18"/>
               </w:rPr>
               <w:t xml:space="preserve">EVIDENCIA</w:t>
+            </w:r>
+          </w:p>
+        </w:tc>
+        <w:tc>
+          <w:tcPr>
+            <w:tcW w:type="dxa" w:w="1300"/>
+            <w:gridSpan w:val="1"/>
+            <w:shd w:fill="000000" w:val="clear"/>
+            <w:tcMar>
+              <w:top w:type="dxa" w:w="50"/>
+              <w:left w:type="dxa" w:w="80"/>
+              <w:bottom w:type="dxa" w:w="50"/>
+              <w:right w:type="dxa" w:w="80"/>
+            </w:tcMar>
+            <w:vAlign w:val="center"/>
+          </w:tcPr>
+          <w:p>
+            <w:pPr>
+              <w:spacing w:line="240"/>
+              <w:jc w:val="left"/>
+            </w:pPr>
+            <w:r>
+              <w:rPr>
+                <w:rFonts w:ascii="Arial" w:cs="Arial" w:eastAsia="Arial" w:hAnsi="Arial"/>
+                <w:b/>
+                <w:bCs/>
+                <w:color w:val="FFFFFF"/>
+                <w:sz w:val="18"/>
+                <w:szCs w:val="18"/>
+              </w:rPr>
+              <w:t xml:space="preserve">INCIDENTE</w:t>
             </w:r>
           </w:p>
         </w:tc>
@@ -33044,7 +35492,7 @@
         </w:tc>
         <w:tc>
           <w:tcPr>
-            <w:tcW w:type="dxa" w:w="3900"/>
+            <w:tcW w:type="dxa" w:w="3200"/>
             <w:gridSpan w:val="1"/>
             <w:tcMar>
               <w:top w:type="dxa" w:w="50"/>
@@ -33073,7 +35521,7 @@
         </w:tc>
         <w:tc>
           <w:tcPr>
-            <w:tcW w:type="dxa" w:w="2200"/>
+            <w:tcW w:type="dxa" w:w="2100"/>
             <w:gridSpan w:val="1"/>
             <w:tcMar>
               <w:top w:type="dxa" w:w="50"/>
@@ -33102,30 +35550,59 @@
         </w:tc>
         <w:tc>
           <w:tcPr>
-            <w:tcW w:type="dxa" w:w="2100"/>
-            <w:gridSpan w:val="1"/>
-            <w:tcMar>
-              <w:top w:type="dxa" w:w="50"/>
-              <w:left w:type="dxa" w:w="80"/>
-              <w:bottom w:type="dxa" w:w="50"/>
-              <w:right w:type="dxa" w:w="80"/>
-            </w:tcMar>
-            <w:vAlign w:val="center"/>
-          </w:tcPr>
-          <w:p>
-            <w:pPr>
-              <w:spacing w:line="240"/>
-              <w:jc w:val="left"/>
-            </w:pPr>
-            <w:r>
-              <w:rPr>
-                <w:rFonts w:ascii="Arial" w:cs="Arial" w:eastAsia="Arial" w:hAnsi="Arial"/>
-                <w:b w:val="false"/>
-                <w:bCs w:val="false"/>
-                <w:sz w:val="18"/>
-                <w:szCs w:val="18"/>
-              </w:rPr>
-              <w:t xml:space="preserve">A.2, A.3, INC-11, INC-16</w:t>
+            <w:tcW w:type="dxa" w:w="1600"/>
+            <w:gridSpan w:val="1"/>
+            <w:tcMar>
+              <w:top w:type="dxa" w:w="50"/>
+              <w:left w:type="dxa" w:w="80"/>
+              <w:bottom w:type="dxa" w:w="50"/>
+              <w:right w:type="dxa" w:w="80"/>
+            </w:tcMar>
+            <w:vAlign w:val="center"/>
+          </w:tcPr>
+          <w:p>
+            <w:pPr>
+              <w:spacing w:line="240"/>
+              <w:jc w:val="left"/>
+            </w:pPr>
+            <w:r>
+              <w:rPr>
+                <w:rFonts w:ascii="Arial" w:cs="Arial" w:eastAsia="Arial" w:hAnsi="Arial"/>
+                <w:b w:val="false"/>
+                <w:bCs w:val="false"/>
+                <w:sz w:val="18"/>
+                <w:szCs w:val="18"/>
+              </w:rPr>
+              <w:t xml:space="preserve">A.2, A.3</w:t>
+            </w:r>
+          </w:p>
+        </w:tc>
+        <w:tc>
+          <w:tcPr>
+            <w:tcW w:type="dxa" w:w="1300"/>
+            <w:gridSpan w:val="1"/>
+            <w:tcMar>
+              <w:top w:type="dxa" w:w="50"/>
+              <w:left w:type="dxa" w:w="80"/>
+              <w:bottom w:type="dxa" w:w="50"/>
+              <w:right w:type="dxa" w:w="80"/>
+            </w:tcMar>
+            <w:vAlign w:val="center"/>
+          </w:tcPr>
+          <w:p>
+            <w:pPr>
+              <w:spacing w:line="240"/>
+              <w:jc w:val="left"/>
+            </w:pPr>
+            <w:r>
+              <w:rPr>
+                <w:rFonts w:ascii="Arial" w:cs="Arial" w:eastAsia="Arial" w:hAnsi="Arial"/>
+                <w:b w:val="false"/>
+                <w:bCs w:val="false"/>
+                <w:sz w:val="18"/>
+                <w:szCs w:val="18"/>
+              </w:rPr>
+              <w:t xml:space="preserve">INC-11, INC-16</w:t>
             </w:r>
           </w:p>
         </w:tc>
@@ -33165,7 +35642,7 @@
         </w:tc>
         <w:tc>
           <w:tcPr>
-            <w:tcW w:type="dxa" w:w="3900"/>
+            <w:tcW w:type="dxa" w:w="3200"/>
             <w:gridSpan w:val="1"/>
             <w:tcMar>
               <w:top w:type="dxa" w:w="50"/>
@@ -33194,7 +35671,7 @@
         </w:tc>
         <w:tc>
           <w:tcPr>
-            <w:tcW w:type="dxa" w:w="2200"/>
+            <w:tcW w:type="dxa" w:w="2100"/>
             <w:gridSpan w:val="1"/>
             <w:tcMar>
               <w:top w:type="dxa" w:w="50"/>
@@ -33223,30 +35700,59 @@
         </w:tc>
         <w:tc>
           <w:tcPr>
-            <w:tcW w:type="dxa" w:w="2100"/>
-            <w:gridSpan w:val="1"/>
-            <w:tcMar>
-              <w:top w:type="dxa" w:w="50"/>
-              <w:left w:type="dxa" w:w="80"/>
-              <w:bottom w:type="dxa" w:w="50"/>
-              <w:right w:type="dxa" w:w="80"/>
-            </w:tcMar>
-            <w:vAlign w:val="center"/>
-          </w:tcPr>
-          <w:p>
-            <w:pPr>
-              <w:spacing w:line="240"/>
-              <w:jc w:val="left"/>
-            </w:pPr>
-            <w:r>
-              <w:rPr>
-                <w:rFonts w:ascii="Arial" w:cs="Arial" w:eastAsia="Arial" w:hAnsi="Arial"/>
-                <w:b w:val="false"/>
-                <w:bCs w:val="false"/>
-                <w:sz w:val="18"/>
-                <w:szCs w:val="18"/>
-              </w:rPr>
-              <w:t xml:space="preserve">Revisión de código, INC-06</w:t>
+            <w:tcW w:type="dxa" w:w="1600"/>
+            <w:gridSpan w:val="1"/>
+            <w:tcMar>
+              <w:top w:type="dxa" w:w="50"/>
+              <w:left w:type="dxa" w:w="80"/>
+              <w:bottom w:type="dxa" w:w="50"/>
+              <w:right w:type="dxa" w:w="80"/>
+            </w:tcMar>
+            <w:vAlign w:val="center"/>
+          </w:tcPr>
+          <w:p>
+            <w:pPr>
+              <w:spacing w:line="240"/>
+              <w:jc w:val="left"/>
+            </w:pPr>
+            <w:r>
+              <w:rPr>
+                <w:rFonts w:ascii="Arial" w:cs="Arial" w:eastAsia="Arial" w:hAnsi="Arial"/>
+                <w:b w:val="false"/>
+                <w:bCs w:val="false"/>
+                <w:sz w:val="18"/>
+                <w:szCs w:val="18"/>
+              </w:rPr>
+              <w:t xml:space="preserve">Revisión de código</w:t>
+            </w:r>
+          </w:p>
+        </w:tc>
+        <w:tc>
+          <w:tcPr>
+            <w:tcW w:type="dxa" w:w="1300"/>
+            <w:gridSpan w:val="1"/>
+            <w:tcMar>
+              <w:top w:type="dxa" w:w="50"/>
+              <w:left w:type="dxa" w:w="80"/>
+              <w:bottom w:type="dxa" w:w="50"/>
+              <w:right w:type="dxa" w:w="80"/>
+            </w:tcMar>
+            <w:vAlign w:val="center"/>
+          </w:tcPr>
+          <w:p>
+            <w:pPr>
+              <w:spacing w:line="240"/>
+              <w:jc w:val="left"/>
+            </w:pPr>
+            <w:r>
+              <w:rPr>
+                <w:rFonts w:ascii="Arial" w:cs="Arial" w:eastAsia="Arial" w:hAnsi="Arial"/>
+                <w:b w:val="false"/>
+                <w:bCs w:val="false"/>
+                <w:sz w:val="18"/>
+                <w:szCs w:val="18"/>
+              </w:rPr>
+              <w:t xml:space="preserve">INC-06</w:t>
             </w:r>
           </w:p>
         </w:tc>
@@ -33286,7 +35792,7 @@
         </w:tc>
         <w:tc>
           <w:tcPr>
-            <w:tcW w:type="dxa" w:w="3900"/>
+            <w:tcW w:type="dxa" w:w="3200"/>
             <w:gridSpan w:val="1"/>
             <w:tcMar>
               <w:top w:type="dxa" w:w="50"/>
@@ -33315,7 +35821,7 @@
         </w:tc>
         <w:tc>
           <w:tcPr>
-            <w:tcW w:type="dxa" w:w="2200"/>
+            <w:tcW w:type="dxa" w:w="2100"/>
             <w:gridSpan w:val="1"/>
             <w:tcMar>
               <w:top w:type="dxa" w:w="50"/>
@@ -33344,7 +35850,7 @@
         </w:tc>
         <w:tc>
           <w:tcPr>
-            <w:tcW w:type="dxa" w:w="2100"/>
+            <w:tcW w:type="dxa" w:w="1600"/>
             <w:gridSpan w:val="1"/>
             <w:tcMar>
               <w:top w:type="dxa" w:w="50"/>
@@ -33368,6 +35874,35 @@
                 <w:szCs w:val="18"/>
               </w:rPr>
               <w:t xml:space="preserve">A.9</w:t>
+            </w:r>
+          </w:p>
+        </w:tc>
+        <w:tc>
+          <w:tcPr>
+            <w:tcW w:type="dxa" w:w="1300"/>
+            <w:gridSpan w:val="1"/>
+            <w:tcMar>
+              <w:top w:type="dxa" w:w="50"/>
+              <w:left w:type="dxa" w:w="80"/>
+              <w:bottom w:type="dxa" w:w="50"/>
+              <w:right w:type="dxa" w:w="80"/>
+            </w:tcMar>
+            <w:vAlign w:val="center"/>
+          </w:tcPr>
+          <w:p>
+            <w:pPr>
+              <w:spacing w:line="240"/>
+              <w:jc w:val="left"/>
+            </w:pPr>
+            <w:r>
+              <w:rPr>
+                <w:rFonts w:ascii="Arial" w:cs="Arial" w:eastAsia="Arial" w:hAnsi="Arial"/>
+                <w:b w:val="false"/>
+                <w:bCs w:val="false"/>
+                <w:sz w:val="18"/>
+                <w:szCs w:val="18"/>
+              </w:rPr>
+              <w:t xml:space="preserve">—</w:t>
             </w:r>
           </w:p>
         </w:tc>
@@ -33407,7 +35942,7 @@
         </w:tc>
         <w:tc>
           <w:tcPr>
-            <w:tcW w:type="dxa" w:w="3900"/>
+            <w:tcW w:type="dxa" w:w="3200"/>
             <w:gridSpan w:val="1"/>
             <w:tcMar>
               <w:top w:type="dxa" w:w="50"/>
@@ -33436,7 +35971,7 @@
         </w:tc>
         <w:tc>
           <w:tcPr>
-            <w:tcW w:type="dxa" w:w="2200"/>
+            <w:tcW w:type="dxa" w:w="2100"/>
             <w:gridSpan w:val="1"/>
             <w:tcMar>
               <w:top w:type="dxa" w:w="50"/>
@@ -33465,7 +36000,7 @@
         </w:tc>
         <w:tc>
           <w:tcPr>
-            <w:tcW w:type="dxa" w:w="2100"/>
+            <w:tcW w:type="dxa" w:w="1600"/>
             <w:gridSpan w:val="1"/>
             <w:tcMar>
               <w:top w:type="dxa" w:w="50"/>
@@ -33489,6 +36024,35 @@
                 <w:szCs w:val="18"/>
               </w:rPr>
               <w:t xml:space="preserve">A.10</w:t>
+            </w:r>
+          </w:p>
+        </w:tc>
+        <w:tc>
+          <w:tcPr>
+            <w:tcW w:type="dxa" w:w="1300"/>
+            <w:gridSpan w:val="1"/>
+            <w:tcMar>
+              <w:top w:type="dxa" w:w="50"/>
+              <w:left w:type="dxa" w:w="80"/>
+              <w:bottom w:type="dxa" w:w="50"/>
+              <w:right w:type="dxa" w:w="80"/>
+            </w:tcMar>
+            <w:vAlign w:val="center"/>
+          </w:tcPr>
+          <w:p>
+            <w:pPr>
+              <w:spacing w:line="240"/>
+              <w:jc w:val="left"/>
+            </w:pPr>
+            <w:r>
+              <w:rPr>
+                <w:rFonts w:ascii="Arial" w:cs="Arial" w:eastAsia="Arial" w:hAnsi="Arial"/>
+                <w:b w:val="false"/>
+                <w:bCs w:val="false"/>
+                <w:sz w:val="18"/>
+                <w:szCs w:val="18"/>
+              </w:rPr>
+              <w:t xml:space="preserve">—</w:t>
             </w:r>
           </w:p>
         </w:tc>
@@ -33514,7 +36078,7 @@
           <w:sz w:val="22"/>
           <w:szCs w:val="22"/>
         </w:rPr>
-        <w:t xml:space="preserve">PRUEBAS DE RENDIMIENTO Y CARGA</w:t>
+        <w:t xml:space="preserve">PRUEBAS DE RENDIMIENTO Y CARGA (28-10-2026, Jonathan Larraguibel)</w:t>
       </w:r>
     </w:p>
     <w:tbl>
@@ -33531,9 +36095,10 @@
       </w:tblPr>
       <w:tblGrid>
         <w:gridCol w:w="800"/>
-        <w:gridCol w:w="3900"/>
-        <w:gridCol w:w="2200"/>
+        <w:gridCol w:w="3200"/>
         <w:gridCol w:w="2100"/>
+        <w:gridCol w:w="1600"/>
+        <w:gridCol w:w="1300"/>
       </w:tblGrid>
       <w:tr>
         <w:trPr>
@@ -33572,7 +36137,7 @@
         </w:tc>
         <w:tc>
           <w:tcPr>
-            <w:tcW w:type="dxa" w:w="3900"/>
+            <w:tcW w:type="dxa" w:w="3200"/>
             <w:gridSpan w:val="1"/>
             <w:shd w:fill="000000" w:val="clear"/>
             <w:tcMar>
@@ -33603,7 +36168,7 @@
         </w:tc>
         <w:tc>
           <w:tcPr>
-            <w:tcW w:type="dxa" w:w="2200"/>
+            <w:tcW w:type="dxa" w:w="2100"/>
             <w:gridSpan w:val="1"/>
             <w:shd w:fill="000000" w:val="clear"/>
             <w:tcMar>
@@ -33634,7 +36199,7 @@
         </w:tc>
         <w:tc>
           <w:tcPr>
-            <w:tcW w:type="dxa" w:w="2100"/>
+            <w:tcW w:type="dxa" w:w="1600"/>
             <w:gridSpan w:val="1"/>
             <w:shd w:fill="000000" w:val="clear"/>
             <w:tcMar>
@@ -33660,6 +36225,37 @@
                 <w:szCs w:val="18"/>
               </w:rPr>
               <w:t xml:space="preserve">EVIDENCIA</w:t>
+            </w:r>
+          </w:p>
+        </w:tc>
+        <w:tc>
+          <w:tcPr>
+            <w:tcW w:type="dxa" w:w="1300"/>
+            <w:gridSpan w:val="1"/>
+            <w:shd w:fill="000000" w:val="clear"/>
+            <w:tcMar>
+              <w:top w:type="dxa" w:w="50"/>
+              <w:left w:type="dxa" w:w="80"/>
+              <w:bottom w:type="dxa" w:w="50"/>
+              <w:right w:type="dxa" w:w="80"/>
+            </w:tcMar>
+            <w:vAlign w:val="center"/>
+          </w:tcPr>
+          <w:p>
+            <w:pPr>
+              <w:spacing w:line="240"/>
+              <w:jc w:val="left"/>
+            </w:pPr>
+            <w:r>
+              <w:rPr>
+                <w:rFonts w:ascii="Arial" w:cs="Arial" w:eastAsia="Arial" w:hAnsi="Arial"/>
+                <w:b/>
+                <w:bCs/>
+                <w:color w:val="FFFFFF"/>
+                <w:sz w:val="18"/>
+                <w:szCs w:val="18"/>
+              </w:rPr>
+              <w:t xml:space="preserve">INCIDENTE</w:t>
             </w:r>
           </w:p>
         </w:tc>
@@ -33699,7 +36295,7 @@
         </w:tc>
         <w:tc>
           <w:tcPr>
-            <w:tcW w:type="dxa" w:w="3900"/>
+            <w:tcW w:type="dxa" w:w="3200"/>
             <w:gridSpan w:val="1"/>
             <w:tcMar>
               <w:top w:type="dxa" w:w="50"/>
@@ -33728,7 +36324,7 @@
         </w:tc>
         <w:tc>
           <w:tcPr>
-            <w:tcW w:type="dxa" w:w="2200"/>
+            <w:tcW w:type="dxa" w:w="2100"/>
             <w:gridSpan w:val="1"/>
             <w:tcMar>
               <w:top w:type="dxa" w:w="50"/>
@@ -33757,7 +36353,7 @@
         </w:tc>
         <w:tc>
           <w:tcPr>
-            <w:tcW w:type="dxa" w:w="2100"/>
+            <w:tcW w:type="dxa" w:w="1600"/>
             <w:gridSpan w:val="1"/>
             <w:tcMar>
               <w:top w:type="dxa" w:w="50"/>
@@ -33781,6 +36377,35 @@
                 <w:szCs w:val="18"/>
               </w:rPr>
               <w:t xml:space="preserve">A.1</w:t>
+            </w:r>
+          </w:p>
+        </w:tc>
+        <w:tc>
+          <w:tcPr>
+            <w:tcW w:type="dxa" w:w="1300"/>
+            <w:gridSpan w:val="1"/>
+            <w:tcMar>
+              <w:top w:type="dxa" w:w="50"/>
+              <w:left w:type="dxa" w:w="80"/>
+              <w:bottom w:type="dxa" w:w="50"/>
+              <w:right w:type="dxa" w:w="80"/>
+            </w:tcMar>
+            <w:vAlign w:val="center"/>
+          </w:tcPr>
+          <w:p>
+            <w:pPr>
+              <w:spacing w:line="240"/>
+              <w:jc w:val="left"/>
+            </w:pPr>
+            <w:r>
+              <w:rPr>
+                <w:rFonts w:ascii="Arial" w:cs="Arial" w:eastAsia="Arial" w:hAnsi="Arial"/>
+                <w:b w:val="false"/>
+                <w:bCs w:val="false"/>
+                <w:sz w:val="18"/>
+                <w:szCs w:val="18"/>
+              </w:rPr>
+              <w:t xml:space="preserve">—</w:t>
             </w:r>
           </w:p>
         </w:tc>
@@ -33820,7 +36445,7 @@
         </w:tc>
         <w:tc>
           <w:tcPr>
-            <w:tcW w:type="dxa" w:w="3900"/>
+            <w:tcW w:type="dxa" w:w="3200"/>
             <w:gridSpan w:val="1"/>
             <w:tcMar>
               <w:top w:type="dxa" w:w="50"/>
@@ -33849,7 +36474,7 @@
         </w:tc>
         <w:tc>
           <w:tcPr>
-            <w:tcW w:type="dxa" w:w="2200"/>
+            <w:tcW w:type="dxa" w:w="2100"/>
             <w:gridSpan w:val="1"/>
             <w:tcMar>
               <w:top w:type="dxa" w:w="50"/>
@@ -33878,7 +36503,7 @@
         </w:tc>
         <w:tc>
           <w:tcPr>
-            <w:tcW w:type="dxa" w:w="2100"/>
+            <w:tcW w:type="dxa" w:w="1600"/>
             <w:gridSpan w:val="1"/>
             <w:tcMar>
               <w:top w:type="dxa" w:w="50"/>
@@ -33902,6 +36527,35 @@
                 <w:szCs w:val="18"/>
               </w:rPr>
               <w:t xml:space="preserve">A.5</w:t>
+            </w:r>
+          </w:p>
+        </w:tc>
+        <w:tc>
+          <w:tcPr>
+            <w:tcW w:type="dxa" w:w="1300"/>
+            <w:gridSpan w:val="1"/>
+            <w:tcMar>
+              <w:top w:type="dxa" w:w="50"/>
+              <w:left w:type="dxa" w:w="80"/>
+              <w:bottom w:type="dxa" w:w="50"/>
+              <w:right w:type="dxa" w:w="80"/>
+            </w:tcMar>
+            <w:vAlign w:val="center"/>
+          </w:tcPr>
+          <w:p>
+            <w:pPr>
+              <w:spacing w:line="240"/>
+              <w:jc w:val="left"/>
+            </w:pPr>
+            <w:r>
+              <w:rPr>
+                <w:rFonts w:ascii="Arial" w:cs="Arial" w:eastAsia="Arial" w:hAnsi="Arial"/>
+                <w:b w:val="false"/>
+                <w:bCs w:val="false"/>
+                <w:sz w:val="18"/>
+                <w:szCs w:val="18"/>
+              </w:rPr>
+              <w:t xml:space="preserve">—</w:t>
             </w:r>
           </w:p>
         </w:tc>
@@ -33941,7 +36595,7 @@
         </w:tc>
         <w:tc>
           <w:tcPr>
-            <w:tcW w:type="dxa" w:w="3900"/>
+            <w:tcW w:type="dxa" w:w="3200"/>
             <w:gridSpan w:val="1"/>
             <w:tcMar>
               <w:top w:type="dxa" w:w="50"/>
@@ -33970,7 +36624,7 @@
         </w:tc>
         <w:tc>
           <w:tcPr>
-            <w:tcW w:type="dxa" w:w="2200"/>
+            <w:tcW w:type="dxa" w:w="2100"/>
             <w:gridSpan w:val="1"/>
             <w:tcMar>
               <w:top w:type="dxa" w:w="50"/>
@@ -33999,7 +36653,7 @@
         </w:tc>
         <w:tc>
           <w:tcPr>
-            <w:tcW w:type="dxa" w:w="2100"/>
+            <w:tcW w:type="dxa" w:w="1600"/>
             <w:gridSpan w:val="1"/>
             <w:tcMar>
               <w:top w:type="dxa" w:w="50"/>
@@ -34023,6 +36677,35 @@
                 <w:szCs w:val="18"/>
               </w:rPr>
               <w:t xml:space="preserve">A.5</w:t>
+            </w:r>
+          </w:p>
+        </w:tc>
+        <w:tc>
+          <w:tcPr>
+            <w:tcW w:type="dxa" w:w="1300"/>
+            <w:gridSpan w:val="1"/>
+            <w:tcMar>
+              <w:top w:type="dxa" w:w="50"/>
+              <w:left w:type="dxa" w:w="80"/>
+              <w:bottom w:type="dxa" w:w="50"/>
+              <w:right w:type="dxa" w:w="80"/>
+            </w:tcMar>
+            <w:vAlign w:val="center"/>
+          </w:tcPr>
+          <w:p>
+            <w:pPr>
+              <w:spacing w:line="240"/>
+              <w:jc w:val="left"/>
+            </w:pPr>
+            <w:r>
+              <w:rPr>
+                <w:rFonts w:ascii="Arial" w:cs="Arial" w:eastAsia="Arial" w:hAnsi="Arial"/>
+                <w:b w:val="false"/>
+                <w:bCs w:val="false"/>
+                <w:sz w:val="18"/>
+                <w:szCs w:val="18"/>
+              </w:rPr>
+              <w:t xml:space="preserve">—</w:t>
             </w:r>
           </w:p>
         </w:tc>
@@ -34062,7 +36745,7 @@
         </w:tc>
         <w:tc>
           <w:tcPr>
-            <w:tcW w:type="dxa" w:w="3900"/>
+            <w:tcW w:type="dxa" w:w="3200"/>
             <w:gridSpan w:val="1"/>
             <w:tcMar>
               <w:top w:type="dxa" w:w="50"/>
@@ -34091,7 +36774,7 @@
         </w:tc>
         <w:tc>
           <w:tcPr>
-            <w:tcW w:type="dxa" w:w="2200"/>
+            <w:tcW w:type="dxa" w:w="2100"/>
             <w:gridSpan w:val="1"/>
             <w:tcMar>
               <w:top w:type="dxa" w:w="50"/>
@@ -34120,7 +36803,7 @@
         </w:tc>
         <w:tc>
           <w:tcPr>
-            <w:tcW w:type="dxa" w:w="2100"/>
+            <w:tcW w:type="dxa" w:w="1600"/>
             <w:gridSpan w:val="1"/>
             <w:tcMar>
               <w:top w:type="dxa" w:w="50"/>
@@ -34144,6 +36827,35 @@
                 <w:szCs w:val="18"/>
               </w:rPr>
               <w:t xml:space="preserve">A.8</w:t>
+            </w:r>
+          </w:p>
+        </w:tc>
+        <w:tc>
+          <w:tcPr>
+            <w:tcW w:type="dxa" w:w="1300"/>
+            <w:gridSpan w:val="1"/>
+            <w:tcMar>
+              <w:top w:type="dxa" w:w="50"/>
+              <w:left w:type="dxa" w:w="80"/>
+              <w:bottom w:type="dxa" w:w="50"/>
+              <w:right w:type="dxa" w:w="80"/>
+            </w:tcMar>
+            <w:vAlign w:val="center"/>
+          </w:tcPr>
+          <w:p>
+            <w:pPr>
+              <w:spacing w:line="240"/>
+              <w:jc w:val="left"/>
+            </w:pPr>
+            <w:r>
+              <w:rPr>
+                <w:rFonts w:ascii="Arial" w:cs="Arial" w:eastAsia="Arial" w:hAnsi="Arial"/>
+                <w:b w:val="false"/>
+                <w:bCs w:val="false"/>
+                <w:sz w:val="18"/>
+                <w:szCs w:val="18"/>
+              </w:rPr>
+              <w:t xml:space="preserve">—</w:t>
             </w:r>
           </w:p>
         </w:tc>
@@ -34169,7 +36881,7 @@
           <w:sz w:val="22"/>
           <w:szCs w:val="22"/>
         </w:rPr>
-        <w:t xml:space="preserve">USABILIDAD Y COMPATIBILIDAD</w:t>
+        <w:t xml:space="preserve">USABILIDAD Y COMPATIBILIDAD (28-10-2026, Jonathan Larraguibel)</w:t>
       </w:r>
     </w:p>
     <w:tbl>
@@ -34186,9 +36898,10 @@
       </w:tblPr>
       <w:tblGrid>
         <w:gridCol w:w="800"/>
-        <w:gridCol w:w="3900"/>
-        <w:gridCol w:w="2200"/>
+        <w:gridCol w:w="3200"/>
         <w:gridCol w:w="2100"/>
+        <w:gridCol w:w="1600"/>
+        <w:gridCol w:w="1300"/>
       </w:tblGrid>
       <w:tr>
         <w:trPr>
@@ -34227,7 +36940,7 @@
         </w:tc>
         <w:tc>
           <w:tcPr>
-            <w:tcW w:type="dxa" w:w="3900"/>
+            <w:tcW w:type="dxa" w:w="3200"/>
             <w:gridSpan w:val="1"/>
             <w:shd w:fill="000000" w:val="clear"/>
             <w:tcMar>
@@ -34258,7 +36971,7 @@
         </w:tc>
         <w:tc>
           <w:tcPr>
-            <w:tcW w:type="dxa" w:w="2200"/>
+            <w:tcW w:type="dxa" w:w="2100"/>
             <w:gridSpan w:val="1"/>
             <w:shd w:fill="000000" w:val="clear"/>
             <w:tcMar>
@@ -34289,7 +37002,7 @@
         </w:tc>
         <w:tc>
           <w:tcPr>
-            <w:tcW w:type="dxa" w:w="2100"/>
+            <w:tcW w:type="dxa" w:w="1600"/>
             <w:gridSpan w:val="1"/>
             <w:shd w:fill="000000" w:val="clear"/>
             <w:tcMar>
@@ -34315,6 +37028,37 @@
                 <w:szCs w:val="18"/>
               </w:rPr>
               <w:t xml:space="preserve">EVIDENCIA</w:t>
+            </w:r>
+          </w:p>
+        </w:tc>
+        <w:tc>
+          <w:tcPr>
+            <w:tcW w:type="dxa" w:w="1300"/>
+            <w:gridSpan w:val="1"/>
+            <w:shd w:fill="000000" w:val="clear"/>
+            <w:tcMar>
+              <w:top w:type="dxa" w:w="50"/>
+              <w:left w:type="dxa" w:w="80"/>
+              <w:bottom w:type="dxa" w:w="50"/>
+              <w:right w:type="dxa" w:w="80"/>
+            </w:tcMar>
+            <w:vAlign w:val="center"/>
+          </w:tcPr>
+          <w:p>
+            <w:pPr>
+              <w:spacing w:line="240"/>
+              <w:jc w:val="left"/>
+            </w:pPr>
+            <w:r>
+              <w:rPr>
+                <w:rFonts w:ascii="Arial" w:cs="Arial" w:eastAsia="Arial" w:hAnsi="Arial"/>
+                <w:b/>
+                <w:bCs/>
+                <w:color w:val="FFFFFF"/>
+                <w:sz w:val="18"/>
+                <w:szCs w:val="18"/>
+              </w:rPr>
+              <w:t xml:space="preserve">INCIDENTE</w:t>
             </w:r>
           </w:p>
         </w:tc>
@@ -34354,7 +37098,7 @@
         </w:tc>
         <w:tc>
           <w:tcPr>
-            <w:tcW w:type="dxa" w:w="3900"/>
+            <w:tcW w:type="dxa" w:w="3200"/>
             <w:gridSpan w:val="1"/>
             <w:tcMar>
               <w:top w:type="dxa" w:w="50"/>
@@ -34383,7 +37127,7 @@
         </w:tc>
         <w:tc>
           <w:tcPr>
-            <w:tcW w:type="dxa" w:w="2200"/>
+            <w:tcW w:type="dxa" w:w="2100"/>
             <w:gridSpan w:val="1"/>
             <w:tcMar>
               <w:top w:type="dxa" w:w="50"/>
@@ -34412,30 +37156,59 @@
         </w:tc>
         <w:tc>
           <w:tcPr>
-            <w:tcW w:type="dxa" w:w="2100"/>
-            <w:gridSpan w:val="1"/>
-            <w:tcMar>
-              <w:top w:type="dxa" w:w="50"/>
-              <w:left w:type="dxa" w:w="80"/>
-              <w:bottom w:type="dxa" w:w="50"/>
-              <w:right w:type="dxa" w:w="80"/>
-            </w:tcMar>
-            <w:vAlign w:val="center"/>
-          </w:tcPr>
-          <w:p>
-            <w:pPr>
-              <w:spacing w:line="240"/>
-              <w:jc w:val="left"/>
-            </w:pPr>
-            <w:r>
-              <w:rPr>
-                <w:rFonts w:ascii="Arial" w:cs="Arial" w:eastAsia="Arial" w:hAnsi="Arial"/>
-                <w:b w:val="false"/>
-                <w:bCs w:val="false"/>
-                <w:sz w:val="18"/>
-                <w:szCs w:val="18"/>
-              </w:rPr>
-              <w:t xml:space="preserve">A.7, INC-12, INC-15</w:t>
+            <w:tcW w:type="dxa" w:w="1600"/>
+            <w:gridSpan w:val="1"/>
+            <w:tcMar>
+              <w:top w:type="dxa" w:w="50"/>
+              <w:left w:type="dxa" w:w="80"/>
+              <w:bottom w:type="dxa" w:w="50"/>
+              <w:right w:type="dxa" w:w="80"/>
+            </w:tcMar>
+            <w:vAlign w:val="center"/>
+          </w:tcPr>
+          <w:p>
+            <w:pPr>
+              <w:spacing w:line="240"/>
+              <w:jc w:val="left"/>
+            </w:pPr>
+            <w:r>
+              <w:rPr>
+                <w:rFonts w:ascii="Arial" w:cs="Arial" w:eastAsia="Arial" w:hAnsi="Arial"/>
+                <w:b w:val="false"/>
+                <w:bCs w:val="false"/>
+                <w:sz w:val="18"/>
+                <w:szCs w:val="18"/>
+              </w:rPr>
+              <w:t xml:space="preserve">A.7</w:t>
+            </w:r>
+          </w:p>
+        </w:tc>
+        <w:tc>
+          <w:tcPr>
+            <w:tcW w:type="dxa" w:w="1300"/>
+            <w:gridSpan w:val="1"/>
+            <w:tcMar>
+              <w:top w:type="dxa" w:w="50"/>
+              <w:left w:type="dxa" w:w="80"/>
+              <w:bottom w:type="dxa" w:w="50"/>
+              <w:right w:type="dxa" w:w="80"/>
+            </w:tcMar>
+            <w:vAlign w:val="center"/>
+          </w:tcPr>
+          <w:p>
+            <w:pPr>
+              <w:spacing w:line="240"/>
+              <w:jc w:val="left"/>
+            </w:pPr>
+            <w:r>
+              <w:rPr>
+                <w:rFonts w:ascii="Arial" w:cs="Arial" w:eastAsia="Arial" w:hAnsi="Arial"/>
+                <w:b w:val="false"/>
+                <w:bCs w:val="false"/>
+                <w:sz w:val="18"/>
+                <w:szCs w:val="18"/>
+              </w:rPr>
+              <w:t xml:space="preserve">INC-12, INC-15</w:t>
             </w:r>
           </w:p>
         </w:tc>
@@ -34475,7 +37248,7 @@
         </w:tc>
         <w:tc>
           <w:tcPr>
-            <w:tcW w:type="dxa" w:w="3900"/>
+            <w:tcW w:type="dxa" w:w="3200"/>
             <w:gridSpan w:val="1"/>
             <w:tcMar>
               <w:top w:type="dxa" w:w="50"/>
@@ -34504,7 +37277,7 @@
         </w:tc>
         <w:tc>
           <w:tcPr>
-            <w:tcW w:type="dxa" w:w="2200"/>
+            <w:tcW w:type="dxa" w:w="2100"/>
             <w:gridSpan w:val="1"/>
             <w:tcMar>
               <w:top w:type="dxa" w:w="50"/>
@@ -34533,30 +37306,59 @@
         </w:tc>
         <w:tc>
           <w:tcPr>
-            <w:tcW w:type="dxa" w:w="2100"/>
-            <w:gridSpan w:val="1"/>
-            <w:tcMar>
-              <w:top w:type="dxa" w:w="50"/>
-              <w:left w:type="dxa" w:w="80"/>
-              <w:bottom w:type="dxa" w:w="50"/>
-              <w:right w:type="dxa" w:w="80"/>
-            </w:tcMar>
-            <w:vAlign w:val="center"/>
-          </w:tcPr>
-          <w:p>
-            <w:pPr>
-              <w:spacing w:line="240"/>
-              <w:jc w:val="left"/>
-            </w:pPr>
-            <w:r>
-              <w:rPr>
-                <w:rFonts w:ascii="Arial" w:cs="Arial" w:eastAsia="Arial" w:hAnsi="Arial"/>
-                <w:b w:val="false"/>
-                <w:bCs w:val="false"/>
-                <w:sz w:val="18"/>
-                <w:szCs w:val="18"/>
-              </w:rPr>
-              <w:t xml:space="preserve">A.7, INC-15</w:t>
+            <w:tcW w:type="dxa" w:w="1600"/>
+            <w:gridSpan w:val="1"/>
+            <w:tcMar>
+              <w:top w:type="dxa" w:w="50"/>
+              <w:left w:type="dxa" w:w="80"/>
+              <w:bottom w:type="dxa" w:w="50"/>
+              <w:right w:type="dxa" w:w="80"/>
+            </w:tcMar>
+            <w:vAlign w:val="center"/>
+          </w:tcPr>
+          <w:p>
+            <w:pPr>
+              <w:spacing w:line="240"/>
+              <w:jc w:val="left"/>
+            </w:pPr>
+            <w:r>
+              <w:rPr>
+                <w:rFonts w:ascii="Arial" w:cs="Arial" w:eastAsia="Arial" w:hAnsi="Arial"/>
+                <w:b w:val="false"/>
+                <w:bCs w:val="false"/>
+                <w:sz w:val="18"/>
+                <w:szCs w:val="18"/>
+              </w:rPr>
+              <w:t xml:space="preserve">A.7</w:t>
+            </w:r>
+          </w:p>
+        </w:tc>
+        <w:tc>
+          <w:tcPr>
+            <w:tcW w:type="dxa" w:w="1300"/>
+            <w:gridSpan w:val="1"/>
+            <w:tcMar>
+              <w:top w:type="dxa" w:w="50"/>
+              <w:left w:type="dxa" w:w="80"/>
+              <w:bottom w:type="dxa" w:w="50"/>
+              <w:right w:type="dxa" w:w="80"/>
+            </w:tcMar>
+            <w:vAlign w:val="center"/>
+          </w:tcPr>
+          <w:p>
+            <w:pPr>
+              <w:spacing w:line="240"/>
+              <w:jc w:val="left"/>
+            </w:pPr>
+            <w:r>
+              <w:rPr>
+                <w:rFonts w:ascii="Arial" w:cs="Arial" w:eastAsia="Arial" w:hAnsi="Arial"/>
+                <w:b w:val="false"/>
+                <w:bCs w:val="false"/>
+                <w:sz w:val="18"/>
+                <w:szCs w:val="18"/>
+              </w:rPr>
+              <w:t xml:space="preserve">INC-15</w:t>
             </w:r>
           </w:p>
         </w:tc>
@@ -34582,7 +37384,7 @@
           <w:sz w:val="22"/>
           <w:szCs w:val="22"/>
         </w:rPr>
-        <w:t xml:space="preserve">NO EJECUTADAS (requieren producción)</w:t>
+        <w:t xml:space="preserve">NO EJECUTADAS (requieren producción) (28-10-2026, Jonathan Larraguibel)</w:t>
       </w:r>
     </w:p>
     <w:tbl>
@@ -34599,9 +37401,10 @@
       </w:tblPr>
       <w:tblGrid>
         <w:gridCol w:w="800"/>
-        <w:gridCol w:w="3900"/>
-        <w:gridCol w:w="2200"/>
+        <w:gridCol w:w="3200"/>
         <w:gridCol w:w="2100"/>
+        <w:gridCol w:w="1600"/>
+        <w:gridCol w:w="1300"/>
       </w:tblGrid>
       <w:tr>
         <w:trPr>
@@ -34640,7 +37443,7 @@
         </w:tc>
         <w:tc>
           <w:tcPr>
-            <w:tcW w:type="dxa" w:w="3900"/>
+            <w:tcW w:type="dxa" w:w="3200"/>
             <w:gridSpan w:val="1"/>
             <w:shd w:fill="000000" w:val="clear"/>
             <w:tcMar>
@@ -34671,7 +37474,7 @@
         </w:tc>
         <w:tc>
           <w:tcPr>
-            <w:tcW w:type="dxa" w:w="2200"/>
+            <w:tcW w:type="dxa" w:w="2100"/>
             <w:gridSpan w:val="1"/>
             <w:shd w:fill="000000" w:val="clear"/>
             <w:tcMar>
@@ -34702,7 +37505,7 @@
         </w:tc>
         <w:tc>
           <w:tcPr>
-            <w:tcW w:type="dxa" w:w="2100"/>
+            <w:tcW w:type="dxa" w:w="1600"/>
             <w:gridSpan w:val="1"/>
             <w:shd w:fill="000000" w:val="clear"/>
             <w:tcMar>
@@ -34728,6 +37531,37 @@
                 <w:szCs w:val="18"/>
               </w:rPr>
               <w:t xml:space="preserve">EVIDENCIA</w:t>
+            </w:r>
+          </w:p>
+        </w:tc>
+        <w:tc>
+          <w:tcPr>
+            <w:tcW w:type="dxa" w:w="1300"/>
+            <w:gridSpan w:val="1"/>
+            <w:shd w:fill="000000" w:val="clear"/>
+            <w:tcMar>
+              <w:top w:type="dxa" w:w="50"/>
+              <w:left w:type="dxa" w:w="80"/>
+              <w:bottom w:type="dxa" w:w="50"/>
+              <w:right w:type="dxa" w:w="80"/>
+            </w:tcMar>
+            <w:vAlign w:val="center"/>
+          </w:tcPr>
+          <w:p>
+            <w:pPr>
+              <w:spacing w:line="240"/>
+              <w:jc w:val="left"/>
+            </w:pPr>
+            <w:r>
+              <w:rPr>
+                <w:rFonts w:ascii="Arial" w:cs="Arial" w:eastAsia="Arial" w:hAnsi="Arial"/>
+                <w:b/>
+                <w:bCs/>
+                <w:color w:val="FFFFFF"/>
+                <w:sz w:val="18"/>
+                <w:szCs w:val="18"/>
+              </w:rPr>
+              <w:t xml:space="preserve">INCIDENTE</w:t>
             </w:r>
           </w:p>
         </w:tc>
@@ -34767,7 +37601,7 @@
         </w:tc>
         <w:tc>
           <w:tcPr>
-            <w:tcW w:type="dxa" w:w="3900"/>
+            <w:tcW w:type="dxa" w:w="3200"/>
             <w:gridSpan w:val="1"/>
             <w:tcMar>
               <w:top w:type="dxa" w:w="50"/>
@@ -34796,7 +37630,7 @@
         </w:tc>
         <w:tc>
           <w:tcPr>
-            <w:tcW w:type="dxa" w:w="2200"/>
+            <w:tcW w:type="dxa" w:w="2100"/>
             <w:gridSpan w:val="1"/>
             <w:tcMar>
               <w:top w:type="dxa" w:w="50"/>
@@ -34825,7 +37659,7 @@
         </w:tc>
         <w:tc>
           <w:tcPr>
-            <w:tcW w:type="dxa" w:w="2100"/>
+            <w:tcW w:type="dxa" w:w="1600"/>
             <w:gridSpan w:val="1"/>
             <w:tcMar>
               <w:top w:type="dxa" w:w="50"/>
@@ -34849,6 +37683,35 @@
                 <w:szCs w:val="18"/>
               </w:rPr>
               <w:t xml:space="preserve">Requiere operación en producción</w:t>
+            </w:r>
+          </w:p>
+        </w:tc>
+        <w:tc>
+          <w:tcPr>
+            <w:tcW w:type="dxa" w:w="1300"/>
+            <w:gridSpan w:val="1"/>
+            <w:tcMar>
+              <w:top w:type="dxa" w:w="50"/>
+              <w:left w:type="dxa" w:w="80"/>
+              <w:bottom w:type="dxa" w:w="50"/>
+              <w:right w:type="dxa" w:w="80"/>
+            </w:tcMar>
+            <w:vAlign w:val="center"/>
+          </w:tcPr>
+          <w:p>
+            <w:pPr>
+              <w:spacing w:line="240"/>
+              <w:jc w:val="left"/>
+            </w:pPr>
+            <w:r>
+              <w:rPr>
+                <w:rFonts w:ascii="Arial" w:cs="Arial" w:eastAsia="Arial" w:hAnsi="Arial"/>
+                <w:b w:val="false"/>
+                <w:bCs w:val="false"/>
+                <w:sz w:val="18"/>
+                <w:szCs w:val="18"/>
+              </w:rPr>
+              <w:t xml:space="preserve">—</w:t>
             </w:r>
           </w:p>
         </w:tc>
@@ -40470,7 +43333,1437 @@
           <w:sz w:val="24"/>
           <w:szCs w:val="24"/>
         </w:rPr>
-        <w:t xml:space="preserve">6.6 Mejora continua</w:t>
+        <w:t xml:space="preserve">6.6 Análisis estático frente a criterios legales y normativos</w:t>
+      </w:r>
+    </w:p>
+    <w:p>
+      <w:pPr>
+        <w:spacing w:after="120" w:line="360" w:lineRule="auto"/>
+        <w:jc w:val="both"/>
+      </w:pPr>
+      <w:r>
+        <w:rPr>
+          <w:rFonts w:ascii="Arial" w:cs="Arial" w:eastAsia="Arial" w:hAnsi="Arial"/>
+          <w:sz w:val="22"/>
+          <w:szCs w:val="22"/>
+        </w:rPr>
+        <w:t xml:space="preserve">La tabla compara cada hallazgo del análisis estático y de dependencias con el criterio técnico (OWASP, CWE) y con la norma que se ve afectada.</w:t>
+      </w:r>
+    </w:p>
+    <w:tbl>
+      <w:tblPr>
+        <w:tblW w:type="dxa" w:w="9000"/>
+        <w:tblBorders>
+          <w:top w:val="single" w:color="808080" w:sz="4"/>
+          <w:left w:val="single" w:color="808080" w:sz="4"/>
+          <w:bottom w:val="single" w:color="808080" w:sz="4"/>
+          <w:right w:val="single" w:color="808080" w:sz="4"/>
+          <w:insideH w:val="single" w:color="808080" w:sz="4"/>
+          <w:insideV w:val="single" w:color="808080" w:sz="4"/>
+        </w:tblBorders>
+      </w:tblPr>
+      <w:tblGrid>
+        <w:gridCol w:w="1900"/>
+        <w:gridCol w:w="1500"/>
+        <w:gridCol w:w="1500"/>
+        <w:gridCol w:w="2200"/>
+        <w:gridCol w:w="1900"/>
+      </w:tblGrid>
+      <w:tr>
+        <w:trPr>
+          <w:tblHeader/>
+        </w:trPr>
+        <w:tc>
+          <w:tcPr>
+            <w:tcW w:type="dxa" w:w="1900"/>
+            <w:gridSpan w:val="1"/>
+            <w:shd w:fill="000000" w:val="clear"/>
+            <w:tcMar>
+              <w:top w:type="dxa" w:w="50"/>
+              <w:left w:type="dxa" w:w="80"/>
+              <w:bottom w:type="dxa" w:w="50"/>
+              <w:right w:type="dxa" w:w="80"/>
+            </w:tcMar>
+            <w:vAlign w:val="center"/>
+          </w:tcPr>
+          <w:p>
+            <w:pPr>
+              <w:spacing w:line="240"/>
+              <w:jc w:val="left"/>
+            </w:pPr>
+            <w:r>
+              <w:rPr>
+                <w:rFonts w:ascii="Arial" w:cs="Arial" w:eastAsia="Arial" w:hAnsi="Arial"/>
+                <w:b/>
+                <w:bCs/>
+                <w:color w:val="FFFFFF"/>
+                <w:sz w:val="18"/>
+                <w:szCs w:val="18"/>
+              </w:rPr>
+              <w:t xml:space="preserve">Hallazgo</w:t>
+            </w:r>
+          </w:p>
+        </w:tc>
+        <w:tc>
+          <w:tcPr>
+            <w:tcW w:type="dxa" w:w="1500"/>
+            <w:gridSpan w:val="1"/>
+            <w:shd w:fill="000000" w:val="clear"/>
+            <w:tcMar>
+              <w:top w:type="dxa" w:w="50"/>
+              <w:left w:type="dxa" w:w="80"/>
+              <w:bottom w:type="dxa" w:w="50"/>
+              <w:right w:type="dxa" w:w="80"/>
+            </w:tcMar>
+            <w:vAlign w:val="center"/>
+          </w:tcPr>
+          <w:p>
+            <w:pPr>
+              <w:spacing w:line="240"/>
+              <w:jc w:val="left"/>
+            </w:pPr>
+            <w:r>
+              <w:rPr>
+                <w:rFonts w:ascii="Arial" w:cs="Arial" w:eastAsia="Arial" w:hAnsi="Arial"/>
+                <w:b/>
+                <w:bCs/>
+                <w:color w:val="FFFFFF"/>
+                <w:sz w:val="18"/>
+                <w:szCs w:val="18"/>
+              </w:rPr>
+              <w:t xml:space="preserve">Herramienta</w:t>
+            </w:r>
+          </w:p>
+        </w:tc>
+        <w:tc>
+          <w:tcPr>
+            <w:tcW w:type="dxa" w:w="1500"/>
+            <w:gridSpan w:val="1"/>
+            <w:shd w:fill="000000" w:val="clear"/>
+            <w:tcMar>
+              <w:top w:type="dxa" w:w="50"/>
+              <w:left w:type="dxa" w:w="80"/>
+              <w:bottom w:type="dxa" w:w="50"/>
+              <w:right w:type="dxa" w:w="80"/>
+            </w:tcMar>
+            <w:vAlign w:val="center"/>
+          </w:tcPr>
+          <w:p>
+            <w:pPr>
+              <w:spacing w:line="240"/>
+              <w:jc w:val="left"/>
+            </w:pPr>
+            <w:r>
+              <w:rPr>
+                <w:rFonts w:ascii="Arial" w:cs="Arial" w:eastAsia="Arial" w:hAnsi="Arial"/>
+                <w:b/>
+                <w:bCs/>
+                <w:color w:val="FFFFFF"/>
+                <w:sz w:val="18"/>
+                <w:szCs w:val="18"/>
+              </w:rPr>
+              <w:t xml:space="preserve">Clasificación</w:t>
+            </w:r>
+          </w:p>
+        </w:tc>
+        <w:tc>
+          <w:tcPr>
+            <w:tcW w:type="dxa" w:w="2200"/>
+            <w:gridSpan w:val="1"/>
+            <w:shd w:fill="000000" w:val="clear"/>
+            <w:tcMar>
+              <w:top w:type="dxa" w:w="50"/>
+              <w:left w:type="dxa" w:w="80"/>
+              <w:bottom w:type="dxa" w:w="50"/>
+              <w:right w:type="dxa" w:w="80"/>
+            </w:tcMar>
+            <w:vAlign w:val="center"/>
+          </w:tcPr>
+          <w:p>
+            <w:pPr>
+              <w:spacing w:line="240"/>
+              <w:jc w:val="left"/>
+            </w:pPr>
+            <w:r>
+              <w:rPr>
+                <w:rFonts w:ascii="Arial" w:cs="Arial" w:eastAsia="Arial" w:hAnsi="Arial"/>
+                <w:b/>
+                <w:bCs/>
+                <w:color w:val="FFFFFF"/>
+                <w:sz w:val="18"/>
+                <w:szCs w:val="18"/>
+              </w:rPr>
+              <w:t xml:space="preserve">Criterio normativo afectado</w:t>
+            </w:r>
+          </w:p>
+        </w:tc>
+        <w:tc>
+          <w:tcPr>
+            <w:tcW w:type="dxa" w:w="1900"/>
+            <w:gridSpan w:val="1"/>
+            <w:shd w:fill="000000" w:val="clear"/>
+            <w:tcMar>
+              <w:top w:type="dxa" w:w="50"/>
+              <w:left w:type="dxa" w:w="80"/>
+              <w:bottom w:type="dxa" w:w="50"/>
+              <w:right w:type="dxa" w:w="80"/>
+            </w:tcMar>
+            <w:vAlign w:val="center"/>
+          </w:tcPr>
+          <w:p>
+            <w:pPr>
+              <w:spacing w:line="240"/>
+              <w:jc w:val="left"/>
+            </w:pPr>
+            <w:r>
+              <w:rPr>
+                <w:rFonts w:ascii="Arial" w:cs="Arial" w:eastAsia="Arial" w:hAnsi="Arial"/>
+                <w:b/>
+                <w:bCs/>
+                <w:color w:val="FFFFFF"/>
+                <w:sz w:val="18"/>
+                <w:szCs w:val="18"/>
+              </w:rPr>
+              <w:t xml:space="preserve">Consecuencia</w:t>
+            </w:r>
+          </w:p>
+        </w:tc>
+      </w:tr>
+      <w:tr>
+        <w:trPr>
+          <w:cantSplit/>
+        </w:trPr>
+        <w:tc>
+          <w:tcPr>
+            <w:tcW w:type="dxa" w:w="1900"/>
+            <w:gridSpan w:val="1"/>
+            <w:tcMar>
+              <w:top w:type="dxa" w:w="50"/>
+              <w:left w:type="dxa" w:w="80"/>
+              <w:bottom w:type="dxa" w:w="50"/>
+              <w:right w:type="dxa" w:w="80"/>
+            </w:tcMar>
+            <w:vAlign w:val="center"/>
+          </w:tcPr>
+          <w:p>
+            <w:pPr>
+              <w:spacing w:line="240"/>
+              <w:jc w:val="left"/>
+            </w:pPr>
+            <w:r>
+              <w:rPr>
+                <w:rFonts w:ascii="Arial" w:cs="Arial" w:eastAsia="Arial" w:hAnsi="Arial"/>
+                <w:b w:val="false"/>
+                <w:bCs w:val="false"/>
+                <w:sz w:val="18"/>
+                <w:szCs w:val="18"/>
+              </w:rPr>
+              <w:t xml:space="preserve">Expresión regular del correo con retroceso (INC-16)</w:t>
+            </w:r>
+          </w:p>
+        </w:tc>
+        <w:tc>
+          <w:tcPr>
+            <w:tcW w:type="dxa" w:w="1500"/>
+            <w:gridSpan w:val="1"/>
+            <w:tcMar>
+              <w:top w:type="dxa" w:w="50"/>
+              <w:left w:type="dxa" w:w="80"/>
+              <w:bottom w:type="dxa" w:w="50"/>
+              <w:right w:type="dxa" w:w="80"/>
+            </w:tcMar>
+            <w:vAlign w:val="center"/>
+          </w:tcPr>
+          <w:p>
+            <w:pPr>
+              <w:spacing w:line="240"/>
+              <w:jc w:val="left"/>
+            </w:pPr>
+            <w:r>
+              <w:rPr>
+                <w:rFonts w:ascii="Arial" w:cs="Arial" w:eastAsia="Arial" w:hAnsi="Arial"/>
+                <w:b w:val="false"/>
+                <w:bCs w:val="false"/>
+                <w:sz w:val="18"/>
+                <w:szCs w:val="18"/>
+              </w:rPr>
+              <w:t xml:space="preserve">SonarQube S8786</w:t>
+            </w:r>
+          </w:p>
+        </w:tc>
+        <w:tc>
+          <w:tcPr>
+            <w:tcW w:type="dxa" w:w="1500"/>
+            <w:gridSpan w:val="1"/>
+            <w:tcMar>
+              <w:top w:type="dxa" w:w="50"/>
+              <w:left w:type="dxa" w:w="80"/>
+              <w:bottom w:type="dxa" w:w="50"/>
+              <w:right w:type="dxa" w:w="80"/>
+            </w:tcMar>
+            <w:vAlign w:val="center"/>
+          </w:tcPr>
+          <w:p>
+            <w:pPr>
+              <w:spacing w:line="240"/>
+              <w:jc w:val="left"/>
+            </w:pPr>
+            <w:r>
+              <w:rPr>
+                <w:rFonts w:ascii="Arial" w:cs="Arial" w:eastAsia="Arial" w:hAnsi="Arial"/>
+                <w:b w:val="false"/>
+                <w:bCs w:val="false"/>
+                <w:sz w:val="18"/>
+                <w:szCs w:val="18"/>
+              </w:rPr>
+              <w:t xml:space="preserve">CWE-1333, OWASP A04</w:t>
+            </w:r>
+          </w:p>
+        </w:tc>
+        <w:tc>
+          <w:tcPr>
+            <w:tcW w:type="dxa" w:w="2200"/>
+            <w:gridSpan w:val="1"/>
+            <w:tcMar>
+              <w:top w:type="dxa" w:w="50"/>
+              <w:left w:type="dxa" w:w="80"/>
+              <w:bottom w:type="dxa" w:w="50"/>
+              <w:right w:type="dxa" w:w="80"/>
+            </w:tcMar>
+            <w:vAlign w:val="center"/>
+          </w:tcPr>
+          <w:p>
+            <w:pPr>
+              <w:spacing w:line="240"/>
+              <w:jc w:val="left"/>
+            </w:pPr>
+            <w:r>
+              <w:rPr>
+                <w:rFonts w:ascii="Arial" w:cs="Arial" w:eastAsia="Arial" w:hAnsi="Arial"/>
+                <w:b w:val="false"/>
+                <w:bCs w:val="false"/>
+                <w:sz w:val="18"/>
+                <w:szCs w:val="18"/>
+              </w:rPr>
+              <w:t xml:space="preserve">ISO/IEC 25010 (disponibilidad); Ley 21.663 (gestión de incidentes)</w:t>
+            </w:r>
+          </w:p>
+        </w:tc>
+        <w:tc>
+          <w:tcPr>
+            <w:tcW w:type="dxa" w:w="1900"/>
+            <w:gridSpan w:val="1"/>
+            <w:tcMar>
+              <w:top w:type="dxa" w:w="50"/>
+              <w:left w:type="dxa" w:w="80"/>
+              <w:bottom w:type="dxa" w:w="50"/>
+              <w:right w:type="dxa" w:w="80"/>
+            </w:tcMar>
+            <w:vAlign w:val="center"/>
+          </w:tcPr>
+          <w:p>
+            <w:pPr>
+              <w:spacing w:line="240"/>
+              <w:jc w:val="left"/>
+            </w:pPr>
+            <w:r>
+              <w:rPr>
+                <w:rFonts w:ascii="Arial" w:cs="Arial" w:eastAsia="Arial" w:hAnsi="Arial"/>
+                <w:b w:val="false"/>
+                <w:bCs w:val="false"/>
+                <w:sz w:val="18"/>
+                <w:szCs w:val="18"/>
+              </w:rPr>
+              <w:t xml:space="preserve">Una solicitud sin cuenta detiene el servicio 8,3 s</w:t>
+            </w:r>
+          </w:p>
+        </w:tc>
+      </w:tr>
+      <w:tr>
+        <w:trPr>
+          <w:cantSplit/>
+        </w:trPr>
+        <w:tc>
+          <w:tcPr>
+            <w:tcW w:type="dxa" w:w="1900"/>
+            <w:gridSpan w:val="1"/>
+            <w:tcMar>
+              <w:top w:type="dxa" w:w="50"/>
+              <w:left w:type="dxa" w:w="80"/>
+              <w:bottom w:type="dxa" w:w="50"/>
+              <w:right w:type="dxa" w:w="80"/>
+            </w:tcMar>
+            <w:vAlign w:val="center"/>
+          </w:tcPr>
+          <w:p>
+            <w:pPr>
+              <w:spacing w:line="240"/>
+              <w:jc w:val="left"/>
+            </w:pPr>
+            <w:r>
+              <w:rPr>
+                <w:rFonts w:ascii="Arial" w:cs="Arial" w:eastAsia="Arial" w:hAnsi="Arial"/>
+                <w:b w:val="false"/>
+                <w:bCs w:val="false"/>
+                <w:sz w:val="18"/>
+                <w:szCs w:val="18"/>
+              </w:rPr>
+              <w:t xml:space="preserve">Dependencias con vulnerabilidades conocidas (INC-01)</w:t>
+            </w:r>
+          </w:p>
+        </w:tc>
+        <w:tc>
+          <w:tcPr>
+            <w:tcW w:type="dxa" w:w="1500"/>
+            <w:gridSpan w:val="1"/>
+            <w:tcMar>
+              <w:top w:type="dxa" w:w="50"/>
+              <w:left w:type="dxa" w:w="80"/>
+              <w:bottom w:type="dxa" w:w="50"/>
+              <w:right w:type="dxa" w:w="80"/>
+            </w:tcMar>
+            <w:vAlign w:val="center"/>
+          </w:tcPr>
+          <w:p>
+            <w:pPr>
+              <w:spacing w:line="240"/>
+              <w:jc w:val="left"/>
+            </w:pPr>
+            <w:r>
+              <w:rPr>
+                <w:rFonts w:ascii="Arial" w:cs="Arial" w:eastAsia="Arial" w:hAnsi="Arial"/>
+                <w:b w:val="false"/>
+                <w:bCs w:val="false"/>
+                <w:sz w:val="18"/>
+                <w:szCs w:val="18"/>
+              </w:rPr>
+              <w:t xml:space="preserve">npm audit</w:t>
+            </w:r>
+          </w:p>
+        </w:tc>
+        <w:tc>
+          <w:tcPr>
+            <w:tcW w:type="dxa" w:w="1500"/>
+            <w:gridSpan w:val="1"/>
+            <w:tcMar>
+              <w:top w:type="dxa" w:w="50"/>
+              <w:left w:type="dxa" w:w="80"/>
+              <w:bottom w:type="dxa" w:w="50"/>
+              <w:right w:type="dxa" w:w="80"/>
+            </w:tcMar>
+            <w:vAlign w:val="center"/>
+          </w:tcPr>
+          <w:p>
+            <w:pPr>
+              <w:spacing w:line="240"/>
+              <w:jc w:val="left"/>
+            </w:pPr>
+            <w:r>
+              <w:rPr>
+                <w:rFonts w:ascii="Arial" w:cs="Arial" w:eastAsia="Arial" w:hAnsi="Arial"/>
+                <w:b w:val="false"/>
+                <w:bCs w:val="false"/>
+                <w:sz w:val="18"/>
+                <w:szCs w:val="18"/>
+              </w:rPr>
+              <w:t xml:space="preserve">OWASP A06</w:t>
+            </w:r>
+          </w:p>
+        </w:tc>
+        <w:tc>
+          <w:tcPr>
+            <w:tcW w:type="dxa" w:w="2200"/>
+            <w:gridSpan w:val="1"/>
+            <w:tcMar>
+              <w:top w:type="dxa" w:w="50"/>
+              <w:left w:type="dxa" w:w="80"/>
+              <w:bottom w:type="dxa" w:w="50"/>
+              <w:right w:type="dxa" w:w="80"/>
+            </w:tcMar>
+            <w:vAlign w:val="center"/>
+          </w:tcPr>
+          <w:p>
+            <w:pPr>
+              <w:spacing w:line="240"/>
+              <w:jc w:val="left"/>
+            </w:pPr>
+            <w:r>
+              <w:rPr>
+                <w:rFonts w:ascii="Arial" w:cs="Arial" w:eastAsia="Arial" w:hAnsi="Arial"/>
+                <w:b w:val="false"/>
+                <w:bCs w:val="false"/>
+                <w:sz w:val="18"/>
+                <w:szCs w:val="18"/>
+              </w:rPr>
+              <w:t xml:space="preserve">Ley 21.719 (deber de seguridad); ISO/IEC 27001 (gestión de vulnerabilidades técnicas)</w:t>
+            </w:r>
+          </w:p>
+        </w:tc>
+        <w:tc>
+          <w:tcPr>
+            <w:tcW w:type="dxa" w:w="1900"/>
+            <w:gridSpan w:val="1"/>
+            <w:tcMar>
+              <w:top w:type="dxa" w:w="50"/>
+              <w:left w:type="dxa" w:w="80"/>
+              <w:bottom w:type="dxa" w:w="50"/>
+              <w:right w:type="dxa" w:w="80"/>
+            </w:tcMar>
+            <w:vAlign w:val="center"/>
+          </w:tcPr>
+          <w:p>
+            <w:pPr>
+              <w:spacing w:line="240"/>
+              <w:jc w:val="left"/>
+            </w:pPr>
+            <w:r>
+              <w:rPr>
+                <w:rFonts w:ascii="Arial" w:cs="Arial" w:eastAsia="Arial" w:hAnsi="Arial"/>
+                <w:b w:val="false"/>
+                <w:bCs w:val="false"/>
+                <w:sz w:val="18"/>
+                <w:szCs w:val="18"/>
+              </w:rPr>
+              <w:t xml:space="preserve">Denegación de servicio y XSS documentados públicamente</w:t>
+            </w:r>
+          </w:p>
+        </w:tc>
+      </w:tr>
+      <w:tr>
+        <w:trPr>
+          <w:cantSplit/>
+        </w:trPr>
+        <w:tc>
+          <w:tcPr>
+            <w:tcW w:type="dxa" w:w="1900"/>
+            <w:gridSpan w:val="1"/>
+            <w:tcMar>
+              <w:top w:type="dxa" w:w="50"/>
+              <w:left w:type="dxa" w:w="80"/>
+              <w:bottom w:type="dxa" w:w="50"/>
+              <w:right w:type="dxa" w:w="80"/>
+            </w:tcMar>
+            <w:vAlign w:val="center"/>
+          </w:tcPr>
+          <w:p>
+            <w:pPr>
+              <w:spacing w:line="240"/>
+              <w:jc w:val="left"/>
+            </w:pPr>
+            <w:r>
+              <w:rPr>
+                <w:rFonts w:ascii="Arial" w:cs="Arial" w:eastAsia="Arial" w:hAnsi="Arial"/>
+                <w:b w:val="false"/>
+                <w:bCs w:val="false"/>
+                <w:sz w:val="18"/>
+                <w:szCs w:val="18"/>
+              </w:rPr>
+              <w:t xml:space="preserve">CORS abierto y versión expuesta (INC-09)</w:t>
+            </w:r>
+          </w:p>
+        </w:tc>
+        <w:tc>
+          <w:tcPr>
+            <w:tcW w:type="dxa" w:w="1500"/>
+            <w:gridSpan w:val="1"/>
+            <w:tcMar>
+              <w:top w:type="dxa" w:w="50"/>
+              <w:left w:type="dxa" w:w="80"/>
+              <w:bottom w:type="dxa" w:w="50"/>
+              <w:right w:type="dxa" w:w="80"/>
+            </w:tcMar>
+            <w:vAlign w:val="center"/>
+          </w:tcPr>
+          <w:p>
+            <w:pPr>
+              <w:spacing w:line="240"/>
+              <w:jc w:val="left"/>
+            </w:pPr>
+            <w:r>
+              <w:rPr>
+                <w:rFonts w:ascii="Arial" w:cs="Arial" w:eastAsia="Arial" w:hAnsi="Arial"/>
+                <w:b w:val="false"/>
+                <w:bCs w:val="false"/>
+                <w:sz w:val="18"/>
+                <w:szCs w:val="18"/>
+              </w:rPr>
+              <w:t xml:space="preserve">SonarQube S5122 y S5689</w:t>
+            </w:r>
+          </w:p>
+        </w:tc>
+        <w:tc>
+          <w:tcPr>
+            <w:tcW w:type="dxa" w:w="1500"/>
+            <w:gridSpan w:val="1"/>
+            <w:tcMar>
+              <w:top w:type="dxa" w:w="50"/>
+              <w:left w:type="dxa" w:w="80"/>
+              <w:bottom w:type="dxa" w:w="50"/>
+              <w:right w:type="dxa" w:w="80"/>
+            </w:tcMar>
+            <w:vAlign w:val="center"/>
+          </w:tcPr>
+          <w:p>
+            <w:pPr>
+              <w:spacing w:line="240"/>
+              <w:jc w:val="left"/>
+            </w:pPr>
+            <w:r>
+              <w:rPr>
+                <w:rFonts w:ascii="Arial" w:cs="Arial" w:eastAsia="Arial" w:hAnsi="Arial"/>
+                <w:b w:val="false"/>
+                <w:bCs w:val="false"/>
+                <w:sz w:val="18"/>
+                <w:szCs w:val="18"/>
+              </w:rPr>
+              <w:t xml:space="preserve">CWE-942, CWE-200, OWASP A05</w:t>
+            </w:r>
+          </w:p>
+        </w:tc>
+        <w:tc>
+          <w:tcPr>
+            <w:tcW w:type="dxa" w:w="2200"/>
+            <w:gridSpan w:val="1"/>
+            <w:tcMar>
+              <w:top w:type="dxa" w:w="50"/>
+              <w:left w:type="dxa" w:w="80"/>
+              <w:bottom w:type="dxa" w:w="50"/>
+              <w:right w:type="dxa" w:w="80"/>
+            </w:tcMar>
+            <w:vAlign w:val="center"/>
+          </w:tcPr>
+          <w:p>
+            <w:pPr>
+              <w:spacing w:line="240"/>
+              <w:jc w:val="left"/>
+            </w:pPr>
+            <w:r>
+              <w:rPr>
+                <w:rFonts w:ascii="Arial" w:cs="Arial" w:eastAsia="Arial" w:hAnsi="Arial"/>
+                <w:b w:val="false"/>
+                <w:bCs w:val="false"/>
+                <w:sz w:val="18"/>
+                <w:szCs w:val="18"/>
+              </w:rPr>
+              <w:t xml:space="preserve">ISO/IEC 27001 (configuración segura); Ley 19.628 (medidas de seguridad)</w:t>
+            </w:r>
+          </w:p>
+        </w:tc>
+        <w:tc>
+          <w:tcPr>
+            <w:tcW w:type="dxa" w:w="1900"/>
+            <w:gridSpan w:val="1"/>
+            <w:tcMar>
+              <w:top w:type="dxa" w:w="50"/>
+              <w:left w:type="dxa" w:w="80"/>
+              <w:bottom w:type="dxa" w:w="50"/>
+              <w:right w:type="dxa" w:w="80"/>
+            </w:tcMar>
+            <w:vAlign w:val="center"/>
+          </w:tcPr>
+          <w:p>
+            <w:pPr>
+              <w:spacing w:line="240"/>
+              <w:jc w:val="left"/>
+            </w:pPr>
+            <w:r>
+              <w:rPr>
+                <w:rFonts w:ascii="Arial" w:cs="Arial" w:eastAsia="Arial" w:hAnsi="Arial"/>
+                <w:b w:val="false"/>
+                <w:bCs w:val="false"/>
+                <w:sz w:val="18"/>
+                <w:szCs w:val="18"/>
+              </w:rPr>
+              <w:t xml:space="preserve">Facilita peticiones desde sitios ajenos y el reconocimiento del servidor</w:t>
+            </w:r>
+          </w:p>
+        </w:tc>
+      </w:tr>
+      <w:tr>
+        <w:trPr>
+          <w:cantSplit/>
+        </w:trPr>
+        <w:tc>
+          <w:tcPr>
+            <w:tcW w:type="dxa" w:w="1900"/>
+            <w:gridSpan w:val="1"/>
+            <w:tcMar>
+              <w:top w:type="dxa" w:w="50"/>
+              <w:left w:type="dxa" w:w="80"/>
+              <w:bottom w:type="dxa" w:w="50"/>
+              <w:right w:type="dxa" w:w="80"/>
+            </w:tcMar>
+            <w:vAlign w:val="center"/>
+          </w:tcPr>
+          <w:p>
+            <w:pPr>
+              <w:spacing w:line="240"/>
+              <w:jc w:val="left"/>
+            </w:pPr>
+            <w:r>
+              <w:rPr>
+                <w:rFonts w:ascii="Arial" w:cs="Arial" w:eastAsia="Arial" w:hAnsi="Arial"/>
+                <w:b w:val="false"/>
+                <w:bCs w:val="false"/>
+                <w:sz w:val="18"/>
+                <w:szCs w:val="18"/>
+              </w:rPr>
+              <w:t xml:space="preserve">Ruta de archivo en la descarga (INC-11)</w:t>
+            </w:r>
+          </w:p>
+        </w:tc>
+        <w:tc>
+          <w:tcPr>
+            <w:tcW w:type="dxa" w:w="1500"/>
+            <w:gridSpan w:val="1"/>
+            <w:tcMar>
+              <w:top w:type="dxa" w:w="50"/>
+              <w:left w:type="dxa" w:w="80"/>
+              <w:bottom w:type="dxa" w:w="50"/>
+              <w:right w:type="dxa" w:w="80"/>
+            </w:tcMar>
+            <w:vAlign w:val="center"/>
+          </w:tcPr>
+          <w:p>
+            <w:pPr>
+              <w:spacing w:line="240"/>
+              <w:jc w:val="left"/>
+            </w:pPr>
+            <w:r>
+              <w:rPr>
+                <w:rFonts w:ascii="Arial" w:cs="Arial" w:eastAsia="Arial" w:hAnsi="Arial"/>
+                <w:b w:val="false"/>
+                <w:bCs w:val="false"/>
+                <w:sz w:val="18"/>
+                <w:szCs w:val="18"/>
+              </w:rPr>
+              <w:t xml:space="preserve">njsscan</w:t>
+            </w:r>
+          </w:p>
+        </w:tc>
+        <w:tc>
+          <w:tcPr>
+            <w:tcW w:type="dxa" w:w="1500"/>
+            <w:gridSpan w:val="1"/>
+            <w:tcMar>
+              <w:top w:type="dxa" w:w="50"/>
+              <w:left w:type="dxa" w:w="80"/>
+              <w:bottom w:type="dxa" w:w="50"/>
+              <w:right w:type="dxa" w:w="80"/>
+            </w:tcMar>
+            <w:vAlign w:val="center"/>
+          </w:tcPr>
+          <w:p>
+            <w:pPr>
+              <w:spacing w:line="240"/>
+              <w:jc w:val="left"/>
+            </w:pPr>
+            <w:r>
+              <w:rPr>
+                <w:rFonts w:ascii="Arial" w:cs="Arial" w:eastAsia="Arial" w:hAnsi="Arial"/>
+                <w:b w:val="false"/>
+                <w:bCs w:val="false"/>
+                <w:sz w:val="18"/>
+                <w:szCs w:val="18"/>
+              </w:rPr>
+              <w:t xml:space="preserve">CWE-22, OWASP A01</w:t>
+            </w:r>
+          </w:p>
+        </w:tc>
+        <w:tc>
+          <w:tcPr>
+            <w:tcW w:type="dxa" w:w="2200"/>
+            <w:gridSpan w:val="1"/>
+            <w:tcMar>
+              <w:top w:type="dxa" w:w="50"/>
+              <w:left w:type="dxa" w:w="80"/>
+              <w:bottom w:type="dxa" w:w="50"/>
+              <w:right w:type="dxa" w:w="80"/>
+            </w:tcMar>
+            <w:vAlign w:val="center"/>
+          </w:tcPr>
+          <w:p>
+            <w:pPr>
+              <w:spacing w:line="240"/>
+              <w:jc w:val="left"/>
+            </w:pPr>
+            <w:r>
+              <w:rPr>
+                <w:rFonts w:ascii="Arial" w:cs="Arial" w:eastAsia="Arial" w:hAnsi="Arial"/>
+                <w:b w:val="false"/>
+                <w:bCs w:val="false"/>
+                <w:sz w:val="18"/>
+                <w:szCs w:val="18"/>
+              </w:rPr>
+              <w:t xml:space="preserve">Ley 19.628 y 21.719 (confidencialidad de documentos con datos personales)</w:t>
+            </w:r>
+          </w:p>
+        </w:tc>
+        <w:tc>
+          <w:tcPr>
+            <w:tcW w:type="dxa" w:w="1900"/>
+            <w:gridSpan w:val="1"/>
+            <w:tcMar>
+              <w:top w:type="dxa" w:w="50"/>
+              <w:left w:type="dxa" w:w="80"/>
+              <w:bottom w:type="dxa" w:w="50"/>
+              <w:right w:type="dxa" w:w="80"/>
+            </w:tcMar>
+            <w:vAlign w:val="center"/>
+          </w:tcPr>
+          <w:p>
+            <w:pPr>
+              <w:spacing w:line="240"/>
+              <w:jc w:val="left"/>
+            </w:pPr>
+            <w:r>
+              <w:rPr>
+                <w:rFonts w:ascii="Arial" w:cs="Arial" w:eastAsia="Arial" w:hAnsi="Arial"/>
+                <w:b w:val="false"/>
+                <w:bCs w:val="false"/>
+                <w:sz w:val="18"/>
+                <w:szCs w:val="18"/>
+              </w:rPr>
+              <w:t xml:space="preserve">Falso positivo verificado: la ruta es un nombre generado</w:t>
+            </w:r>
+          </w:p>
+        </w:tc>
+      </w:tr>
+      <w:tr>
+        <w:trPr>
+          <w:cantSplit/>
+        </w:trPr>
+        <w:tc>
+          <w:tcPr>
+            <w:tcW w:type="dxa" w:w="1900"/>
+            <w:gridSpan w:val="1"/>
+            <w:tcMar>
+              <w:top w:type="dxa" w:w="50"/>
+              <w:left w:type="dxa" w:w="80"/>
+              <w:bottom w:type="dxa" w:w="50"/>
+              <w:right w:type="dxa" w:w="80"/>
+            </w:tcMar>
+            <w:vAlign w:val="center"/>
+          </w:tcPr>
+          <w:p>
+            <w:pPr>
+              <w:spacing w:line="240"/>
+              <w:jc w:val="left"/>
+            </w:pPr>
+            <w:r>
+              <w:rPr>
+                <w:rFonts w:ascii="Arial" w:cs="Arial" w:eastAsia="Arial" w:hAnsi="Arial"/>
+                <w:b w:val="false"/>
+                <w:bCs w:val="false"/>
+                <w:sz w:val="18"/>
+                <w:szCs w:val="18"/>
+              </w:rPr>
+              <w:t xml:space="preserve">Límite de subida de 10 MB (INC-11)</w:t>
+            </w:r>
+          </w:p>
+        </w:tc>
+        <w:tc>
+          <w:tcPr>
+            <w:tcW w:type="dxa" w:w="1500"/>
+            <w:gridSpan w:val="1"/>
+            <w:tcMar>
+              <w:top w:type="dxa" w:w="50"/>
+              <w:left w:type="dxa" w:w="80"/>
+              <w:bottom w:type="dxa" w:w="50"/>
+              <w:right w:type="dxa" w:w="80"/>
+            </w:tcMar>
+            <w:vAlign w:val="center"/>
+          </w:tcPr>
+          <w:p>
+            <w:pPr>
+              <w:spacing w:line="240"/>
+              <w:jc w:val="left"/>
+            </w:pPr>
+            <w:r>
+              <w:rPr>
+                <w:rFonts w:ascii="Arial" w:cs="Arial" w:eastAsia="Arial" w:hAnsi="Arial"/>
+                <w:b w:val="false"/>
+                <w:bCs w:val="false"/>
+                <w:sz w:val="18"/>
+                <w:szCs w:val="18"/>
+              </w:rPr>
+              <w:t xml:space="preserve">SonarQube S5693</w:t>
+            </w:r>
+          </w:p>
+        </w:tc>
+        <w:tc>
+          <w:tcPr>
+            <w:tcW w:type="dxa" w:w="1500"/>
+            <w:gridSpan w:val="1"/>
+            <w:tcMar>
+              <w:top w:type="dxa" w:w="50"/>
+              <w:left w:type="dxa" w:w="80"/>
+              <w:bottom w:type="dxa" w:w="50"/>
+              <w:right w:type="dxa" w:w="80"/>
+            </w:tcMar>
+            <w:vAlign w:val="center"/>
+          </w:tcPr>
+          <w:p>
+            <w:pPr>
+              <w:spacing w:line="240"/>
+              <w:jc w:val="left"/>
+            </w:pPr>
+            <w:r>
+              <w:rPr>
+                <w:rFonts w:ascii="Arial" w:cs="Arial" w:eastAsia="Arial" w:hAnsi="Arial"/>
+                <w:b w:val="false"/>
+                <w:bCs w:val="false"/>
+                <w:sz w:val="18"/>
+                <w:szCs w:val="18"/>
+              </w:rPr>
+              <w:t xml:space="preserve">CWE-770</w:t>
+            </w:r>
+          </w:p>
+        </w:tc>
+        <w:tc>
+          <w:tcPr>
+            <w:tcW w:type="dxa" w:w="2200"/>
+            <w:gridSpan w:val="1"/>
+            <w:tcMar>
+              <w:top w:type="dxa" w:w="50"/>
+              <w:left w:type="dxa" w:w="80"/>
+              <w:bottom w:type="dxa" w:w="50"/>
+              <w:right w:type="dxa" w:w="80"/>
+            </w:tcMar>
+            <w:vAlign w:val="center"/>
+          </w:tcPr>
+          <w:p>
+            <w:pPr>
+              <w:spacing w:line="240"/>
+              <w:jc w:val="left"/>
+            </w:pPr>
+            <w:r>
+              <w:rPr>
+                <w:rFonts w:ascii="Arial" w:cs="Arial" w:eastAsia="Arial" w:hAnsi="Arial"/>
+                <w:b w:val="false"/>
+                <w:bCs w:val="false"/>
+                <w:sz w:val="18"/>
+                <w:szCs w:val="18"/>
+              </w:rPr>
+              <w:t xml:space="preserve">ISO/IEC 25010 (eficiencia)</w:t>
+            </w:r>
+          </w:p>
+        </w:tc>
+        <w:tc>
+          <w:tcPr>
+            <w:tcW w:type="dxa" w:w="1900"/>
+            <w:gridSpan w:val="1"/>
+            <w:tcMar>
+              <w:top w:type="dxa" w:w="50"/>
+              <w:left w:type="dxa" w:w="80"/>
+              <w:bottom w:type="dxa" w:w="50"/>
+              <w:right w:type="dxa" w:w="80"/>
+            </w:tcMar>
+            <w:vAlign w:val="center"/>
+          </w:tcPr>
+          <w:p>
+            <w:pPr>
+              <w:spacing w:line="240"/>
+              <w:jc w:val="left"/>
+            </w:pPr>
+            <w:r>
+              <w:rPr>
+                <w:rFonts w:ascii="Arial" w:cs="Arial" w:eastAsia="Arial" w:hAnsi="Arial"/>
+                <w:b w:val="false"/>
+                <w:bCs w:val="false"/>
+                <w:sz w:val="18"/>
+                <w:szCs w:val="18"/>
+              </w:rPr>
+              <w:t xml:space="preserve">Consumo de memoria; cubre RF-5.2 (5 MB), conviene ajustarlo</w:t>
+            </w:r>
+          </w:p>
+        </w:tc>
+      </w:tr>
+      <w:tr>
+        <w:trPr>
+          <w:cantSplit/>
+        </w:trPr>
+        <w:tc>
+          <w:tcPr>
+            <w:tcW w:type="dxa" w:w="1900"/>
+            <w:gridSpan w:val="1"/>
+            <w:tcMar>
+              <w:top w:type="dxa" w:w="50"/>
+              <w:left w:type="dxa" w:w="80"/>
+              <w:bottom w:type="dxa" w:w="50"/>
+              <w:right w:type="dxa" w:w="80"/>
+            </w:tcMar>
+            <w:vAlign w:val="center"/>
+          </w:tcPr>
+          <w:p>
+            <w:pPr>
+              <w:spacing w:line="240"/>
+              <w:jc w:val="left"/>
+            </w:pPr>
+            <w:r>
+              <w:rPr>
+                <w:rFonts w:ascii="Arial" w:cs="Arial" w:eastAsia="Arial" w:hAnsi="Arial"/>
+                <w:b w:val="false"/>
+                <w:bCs w:val="false"/>
+                <w:sz w:val="18"/>
+                <w:szCs w:val="18"/>
+              </w:rPr>
+              <w:t xml:space="preserve">Promesas sin manejo de error (INC-11)</w:t>
+            </w:r>
+          </w:p>
+        </w:tc>
+        <w:tc>
+          <w:tcPr>
+            <w:tcW w:type="dxa" w:w="1500"/>
+            <w:gridSpan w:val="1"/>
+            <w:tcMar>
+              <w:top w:type="dxa" w:w="50"/>
+              <w:left w:type="dxa" w:w="80"/>
+              <w:bottom w:type="dxa" w:w="50"/>
+              <w:right w:type="dxa" w:w="80"/>
+            </w:tcMar>
+            <w:vAlign w:val="center"/>
+          </w:tcPr>
+          <w:p>
+            <w:pPr>
+              <w:spacing w:line="240"/>
+              <w:jc w:val="left"/>
+            </w:pPr>
+            <w:r>
+              <w:rPr>
+                <w:rFonts w:ascii="Arial" w:cs="Arial" w:eastAsia="Arial" w:hAnsi="Arial"/>
+                <w:b w:val="false"/>
+                <w:bCs w:val="false"/>
+                <w:sz w:val="18"/>
+                <w:szCs w:val="18"/>
+              </w:rPr>
+              <w:t xml:space="preserve">SonarQube S9383</w:t>
+            </w:r>
+          </w:p>
+        </w:tc>
+        <w:tc>
+          <w:tcPr>
+            <w:tcW w:type="dxa" w:w="1500"/>
+            <w:gridSpan w:val="1"/>
+            <w:tcMar>
+              <w:top w:type="dxa" w:w="50"/>
+              <w:left w:type="dxa" w:w="80"/>
+              <w:bottom w:type="dxa" w:w="50"/>
+              <w:right w:type="dxa" w:w="80"/>
+            </w:tcMar>
+            <w:vAlign w:val="center"/>
+          </w:tcPr>
+          <w:p>
+            <w:pPr>
+              <w:spacing w:line="240"/>
+              <w:jc w:val="left"/>
+            </w:pPr>
+            <w:r>
+              <w:rPr>
+                <w:rFonts w:ascii="Arial" w:cs="Arial" w:eastAsia="Arial" w:hAnsi="Arial"/>
+                <w:b w:val="false"/>
+                <w:bCs w:val="false"/>
+                <w:sz w:val="18"/>
+                <w:szCs w:val="18"/>
+              </w:rPr>
+              <w:t xml:space="preserve">Fiabilidad</w:t>
+            </w:r>
+          </w:p>
+        </w:tc>
+        <w:tc>
+          <w:tcPr>
+            <w:tcW w:type="dxa" w:w="2200"/>
+            <w:gridSpan w:val="1"/>
+            <w:tcMar>
+              <w:top w:type="dxa" w:w="50"/>
+              <w:left w:type="dxa" w:w="80"/>
+              <w:bottom w:type="dxa" w:w="50"/>
+              <w:right w:type="dxa" w:w="80"/>
+            </w:tcMar>
+            <w:vAlign w:val="center"/>
+          </w:tcPr>
+          <w:p>
+            <w:pPr>
+              <w:spacing w:line="240"/>
+              <w:jc w:val="left"/>
+            </w:pPr>
+            <w:r>
+              <w:rPr>
+                <w:rFonts w:ascii="Arial" w:cs="Arial" w:eastAsia="Arial" w:hAnsi="Arial"/>
+                <w:b w:val="false"/>
+                <w:bCs w:val="false"/>
+                <w:sz w:val="18"/>
+                <w:szCs w:val="18"/>
+              </w:rPr>
+              <w:t xml:space="preserve">ISO/IEC 25010 (fiabilidad)</w:t>
+            </w:r>
+          </w:p>
+        </w:tc>
+        <w:tc>
+          <w:tcPr>
+            <w:tcW w:type="dxa" w:w="1900"/>
+            <w:gridSpan w:val="1"/>
+            <w:tcMar>
+              <w:top w:type="dxa" w:w="50"/>
+              <w:left w:type="dxa" w:w="80"/>
+              <w:bottom w:type="dxa" w:w="50"/>
+              <w:right w:type="dxa" w:w="80"/>
+            </w:tcMar>
+            <w:vAlign w:val="center"/>
+          </w:tcPr>
+          <w:p>
+            <w:pPr>
+              <w:spacing w:line="240"/>
+              <w:jc w:val="left"/>
+            </w:pPr>
+            <w:r>
+              <w:rPr>
+                <w:rFonts w:ascii="Arial" w:cs="Arial" w:eastAsia="Arial" w:hAnsi="Arial"/>
+                <w:b w:val="false"/>
+                <w:bCs w:val="false"/>
+                <w:sz w:val="18"/>
+                <w:szCs w:val="18"/>
+              </w:rPr>
+              <w:t xml:space="preserve">Errores silenciosos en la interfaz</w:t>
+            </w:r>
+          </w:p>
+        </w:tc>
+      </w:tr>
+      <w:tr>
+        <w:trPr>
+          <w:cantSplit/>
+        </w:trPr>
+        <w:tc>
+          <w:tcPr>
+            <w:tcW w:type="dxa" w:w="1900"/>
+            <w:gridSpan w:val="1"/>
+            <w:tcMar>
+              <w:top w:type="dxa" w:w="50"/>
+              <w:left w:type="dxa" w:w="80"/>
+              <w:bottom w:type="dxa" w:w="50"/>
+              <w:right w:type="dxa" w:w="80"/>
+            </w:tcMar>
+            <w:vAlign w:val="center"/>
+          </w:tcPr>
+          <w:p>
+            <w:pPr>
+              <w:spacing w:line="240"/>
+              <w:jc w:val="left"/>
+            </w:pPr>
+            <w:r>
+              <w:rPr>
+                <w:rFonts w:ascii="Arial" w:cs="Arial" w:eastAsia="Arial" w:hAnsi="Arial"/>
+                <w:b w:val="false"/>
+                <w:bCs w:val="false"/>
+                <w:sz w:val="18"/>
+                <w:szCs w:val="18"/>
+              </w:rPr>
+              <w:t xml:space="preserve">Inyección de objetos y rutas no literales (INC-11)</w:t>
+            </w:r>
+          </w:p>
+        </w:tc>
+        <w:tc>
+          <w:tcPr>
+            <w:tcW w:type="dxa" w:w="1500"/>
+            <w:gridSpan w:val="1"/>
+            <w:tcMar>
+              <w:top w:type="dxa" w:w="50"/>
+              <w:left w:type="dxa" w:w="80"/>
+              <w:bottom w:type="dxa" w:w="50"/>
+              <w:right w:type="dxa" w:w="80"/>
+            </w:tcMar>
+            <w:vAlign w:val="center"/>
+          </w:tcPr>
+          <w:p>
+            <w:pPr>
+              <w:spacing w:line="240"/>
+              <w:jc w:val="left"/>
+            </w:pPr>
+            <w:r>
+              <w:rPr>
+                <w:rFonts w:ascii="Arial" w:cs="Arial" w:eastAsia="Arial" w:hAnsi="Arial"/>
+                <w:b w:val="false"/>
+                <w:bCs w:val="false"/>
+                <w:sz w:val="18"/>
+                <w:szCs w:val="18"/>
+              </w:rPr>
+              <w:t xml:space="preserve">ESLint-security</w:t>
+            </w:r>
+          </w:p>
+        </w:tc>
+        <w:tc>
+          <w:tcPr>
+            <w:tcW w:type="dxa" w:w="1500"/>
+            <w:gridSpan w:val="1"/>
+            <w:tcMar>
+              <w:top w:type="dxa" w:w="50"/>
+              <w:left w:type="dxa" w:w="80"/>
+              <w:bottom w:type="dxa" w:w="50"/>
+              <w:right w:type="dxa" w:w="80"/>
+            </w:tcMar>
+            <w:vAlign w:val="center"/>
+          </w:tcPr>
+          <w:p>
+            <w:pPr>
+              <w:spacing w:line="240"/>
+              <w:jc w:val="left"/>
+            </w:pPr>
+            <w:r>
+              <w:rPr>
+                <w:rFonts w:ascii="Arial" w:cs="Arial" w:eastAsia="Arial" w:hAnsi="Arial"/>
+                <w:b w:val="false"/>
+                <w:bCs w:val="false"/>
+                <w:sz w:val="18"/>
+                <w:szCs w:val="18"/>
+              </w:rPr>
+              <w:t xml:space="preserve">Patrones inseguros</w:t>
+            </w:r>
+          </w:p>
+        </w:tc>
+        <w:tc>
+          <w:tcPr>
+            <w:tcW w:type="dxa" w:w="2200"/>
+            <w:gridSpan w:val="1"/>
+            <w:tcMar>
+              <w:top w:type="dxa" w:w="50"/>
+              <w:left w:type="dxa" w:w="80"/>
+              <w:bottom w:type="dxa" w:w="50"/>
+              <w:right w:type="dxa" w:w="80"/>
+            </w:tcMar>
+            <w:vAlign w:val="center"/>
+          </w:tcPr>
+          <w:p>
+            <w:pPr>
+              <w:spacing w:line="240"/>
+              <w:jc w:val="left"/>
+            </w:pPr>
+            <w:r>
+              <w:rPr>
+                <w:rFonts w:ascii="Arial" w:cs="Arial" w:eastAsia="Arial" w:hAnsi="Arial"/>
+                <w:b w:val="false"/>
+                <w:bCs w:val="false"/>
+                <w:sz w:val="18"/>
+                <w:szCs w:val="18"/>
+              </w:rPr>
+              <w:t xml:space="preserve">ISO/IEC 25010 (mantenibilidad)</w:t>
+            </w:r>
+          </w:p>
+        </w:tc>
+        <w:tc>
+          <w:tcPr>
+            <w:tcW w:type="dxa" w:w="1900"/>
+            <w:gridSpan w:val="1"/>
+            <w:tcMar>
+              <w:top w:type="dxa" w:w="50"/>
+              <w:left w:type="dxa" w:w="80"/>
+              <w:bottom w:type="dxa" w:w="50"/>
+              <w:right w:type="dxa" w:w="80"/>
+            </w:tcMar>
+            <w:vAlign w:val="center"/>
+          </w:tcPr>
+          <w:p>
+            <w:pPr>
+              <w:spacing w:line="240"/>
+              <w:jc w:val="left"/>
+            </w:pPr>
+            <w:r>
+              <w:rPr>
+                <w:rFonts w:ascii="Arial" w:cs="Arial" w:eastAsia="Arial" w:hAnsi="Arial"/>
+                <w:b w:val="false"/>
+                <w:bCs w:val="false"/>
+                <w:sz w:val="18"/>
+                <w:szCs w:val="18"/>
+              </w:rPr>
+              <w:t xml:space="preserve">Falsos positivos revisados, sin documentar en el código</w:t>
+            </w:r>
+          </w:p>
+        </w:tc>
+      </w:tr>
+      <w:tr>
+        <w:trPr>
+          <w:cantSplit/>
+        </w:trPr>
+        <w:tc>
+          <w:tcPr>
+            <w:tcW w:type="dxa" w:w="1900"/>
+            <w:gridSpan w:val="1"/>
+            <w:tcMar>
+              <w:top w:type="dxa" w:w="50"/>
+              <w:left w:type="dxa" w:w="80"/>
+              <w:bottom w:type="dxa" w:w="50"/>
+              <w:right w:type="dxa" w:w="80"/>
+            </w:tcMar>
+            <w:vAlign w:val="center"/>
+          </w:tcPr>
+          <w:p>
+            <w:pPr>
+              <w:spacing w:line="240"/>
+              <w:jc w:val="left"/>
+            </w:pPr>
+            <w:r>
+              <w:rPr>
+                <w:rFonts w:ascii="Arial" w:cs="Arial" w:eastAsia="Arial" w:hAnsi="Arial"/>
+                <w:b w:val="false"/>
+                <w:bCs w:val="false"/>
+                <w:sz w:val="18"/>
+                <w:szCs w:val="18"/>
+              </w:rPr>
+              <w:t xml:space="preserve">Secreto JWT por defecto (INC-02)</w:t>
+            </w:r>
+          </w:p>
+        </w:tc>
+        <w:tc>
+          <w:tcPr>
+            <w:tcW w:type="dxa" w:w="1500"/>
+            <w:gridSpan w:val="1"/>
+            <w:tcMar>
+              <w:top w:type="dxa" w:w="50"/>
+              <w:left w:type="dxa" w:w="80"/>
+              <w:bottom w:type="dxa" w:w="50"/>
+              <w:right w:type="dxa" w:w="80"/>
+            </w:tcMar>
+            <w:vAlign w:val="center"/>
+          </w:tcPr>
+          <w:p>
+            <w:pPr>
+              <w:spacing w:line="240"/>
+              <w:jc w:val="left"/>
+            </w:pPr>
+            <w:r>
+              <w:rPr>
+                <w:rFonts w:ascii="Arial" w:cs="Arial" w:eastAsia="Arial" w:hAnsi="Arial"/>
+                <w:b w:val="false"/>
+                <w:bCs w:val="false"/>
+                <w:sz w:val="18"/>
+                <w:szCs w:val="18"/>
+              </w:rPr>
+              <w:t xml:space="preserve">Script de verificación (no lo detectó ninguna herramienta estática)</w:t>
+            </w:r>
+          </w:p>
+        </w:tc>
+        <w:tc>
+          <w:tcPr>
+            <w:tcW w:type="dxa" w:w="1500"/>
+            <w:gridSpan w:val="1"/>
+            <w:tcMar>
+              <w:top w:type="dxa" w:w="50"/>
+              <w:left w:type="dxa" w:w="80"/>
+              <w:bottom w:type="dxa" w:w="50"/>
+              <w:right w:type="dxa" w:w="80"/>
+            </w:tcMar>
+            <w:vAlign w:val="center"/>
+          </w:tcPr>
+          <w:p>
+            <w:pPr>
+              <w:spacing w:line="240"/>
+              <w:jc w:val="left"/>
+            </w:pPr>
+            <w:r>
+              <w:rPr>
+                <w:rFonts w:ascii="Arial" w:cs="Arial" w:eastAsia="Arial" w:hAnsi="Arial"/>
+                <w:b w:val="false"/>
+                <w:bCs w:val="false"/>
+                <w:sz w:val="18"/>
+                <w:szCs w:val="18"/>
+              </w:rPr>
+              <w:t xml:space="preserve">CWE-798, OWASP A07</w:t>
+            </w:r>
+          </w:p>
+        </w:tc>
+        <w:tc>
+          <w:tcPr>
+            <w:tcW w:type="dxa" w:w="2200"/>
+            <w:gridSpan w:val="1"/>
+            <w:tcMar>
+              <w:top w:type="dxa" w:w="50"/>
+              <w:left w:type="dxa" w:w="80"/>
+              <w:bottom w:type="dxa" w:w="50"/>
+              <w:right w:type="dxa" w:w="80"/>
+            </w:tcMar>
+            <w:vAlign w:val="center"/>
+          </w:tcPr>
+          <w:p>
+            <w:pPr>
+              <w:spacing w:line="240"/>
+              <w:jc w:val="left"/>
+            </w:pPr>
+            <w:r>
+              <w:rPr>
+                <w:rFonts w:ascii="Arial" w:cs="Arial" w:eastAsia="Arial" w:hAnsi="Arial"/>
+                <w:b w:val="false"/>
+                <w:bCs w:val="false"/>
+                <w:sz w:val="18"/>
+                <w:szCs w:val="18"/>
+              </w:rPr>
+              <w:t xml:space="preserve">Ley 21.719 (deber de seguridad); ISO/IEC 27001 (controles criptográficos)</w:t>
+            </w:r>
+          </w:p>
+        </w:tc>
+        <w:tc>
+          <w:tcPr>
+            <w:tcW w:type="dxa" w:w="1900"/>
+            <w:gridSpan w:val="1"/>
+            <w:tcMar>
+              <w:top w:type="dxa" w:w="50"/>
+              <w:left w:type="dxa" w:w="80"/>
+              <w:bottom w:type="dxa" w:w="50"/>
+              <w:right w:type="dxa" w:w="80"/>
+            </w:tcMar>
+            <w:vAlign w:val="center"/>
+          </w:tcPr>
+          <w:p>
+            <w:pPr>
+              <w:spacing w:line="240"/>
+              <w:jc w:val="left"/>
+            </w:pPr>
+            <w:r>
+              <w:rPr>
+                <w:rFonts w:ascii="Arial" w:cs="Arial" w:eastAsia="Arial" w:hAnsi="Arial"/>
+                <w:b w:val="false"/>
+                <w:bCs w:val="false"/>
+                <w:sz w:val="18"/>
+                <w:szCs w:val="18"/>
+              </w:rPr>
+              <w:t xml:space="preserve">Cualquiera puede firmar un token de administrador</w:t>
+            </w:r>
+          </w:p>
+        </w:tc>
+      </w:tr>
+    </w:tbl>
+    <w:p>
+      <w:pPr>
+        <w:spacing w:after="120"/>
+      </w:pPr>
+    </w:p>
+    <w:p>
+      <w:pPr>
+        <w:spacing w:after="120" w:line="360" w:lineRule="auto"/>
+        <w:jc w:val="both"/>
+      </w:pPr>
+      <w:r>
+        <w:rPr>
+          <w:rFonts w:ascii="Arial" w:cs="Arial" w:eastAsia="Arial" w:hAnsi="Arial"/>
+          <w:sz w:val="22"/>
+          <w:szCs w:val="22"/>
+        </w:rPr>
+        <w:t xml:space="preserve">Lectura crítica. La puerta de calidad por defecto de SonarQube aparece como aprobada porque evalúa solo el código nuevo; sobre el código completo la calificación es C en seguridad y fiabilidad, y el propio panel advierte que la edición Community no analiza vulnerabilidades de inyección. El hallazgo más grave (INC-02) no lo detectó ninguna herramienta estática. Por eso el dictamen no se apoya en la puerta de calidad sino en la combinación de herramientas, casos negativos y revisión dirigida.</w:t>
+      </w:r>
+    </w:p>
+    <w:p>
+      <w:pPr>
+        <w:pStyle w:val="Heading2"/>
+        <w:spacing w:after="100" w:before="200"/>
+      </w:pPr>
+      <w:r>
+        <w:rPr>
+          <w:rFonts w:ascii="Arial" w:cs="Arial" w:eastAsia="Arial" w:hAnsi="Arial"/>
+          <w:b/>
+          <w:bCs/>
+          <w:color w:val="000000"/>
+          <w:sz w:val="24"/>
+          <w:szCs w:val="24"/>
+        </w:rPr>
+        <w:t xml:space="preserve">6.7 Mejora continua</w:t>
       </w:r>
     </w:p>
     <w:p>
@@ -44786,6 +49079,132 @@
     </w:p>
     <w:p>
       <w:pPr>
+        <w:keepNext/>
+        <w:spacing w:after="40" w:before="80"/>
+        <w:jc w:val="center"/>
+      </w:pPr>
+      <w:r>
+        <w:drawing>
+          <wp:inline distT="0" distB="0" distL="0" distR="0">
+            <wp:extent cx="4191000" cy="2457450"/>
+            <wp:effectExtent t="0" r="0" b="0" l="0"/>
+            <wp:docPr id="1" name="07_sonarqube_resumen.png" descr="Figura A.1. Panel de SonarQube sobre el código completo: seguridad C, fiabilidad C, mantenibilidad A, cobertura 68,9 %." title="Figura A.1. Panel de SonarQube sobre el código completo: seguridad C, fiabilidad C, mantenibilidad A, cobertura 68,9 %."/>
+            <wp:cNvGraphicFramePr>
+              <a:graphicFrameLocks xmlns:a="http://schemas.openxmlformats.org/drawingml/2006/main" noChangeAspect="1"/>
+            </wp:cNvGraphicFramePr>
+            <a:graphic xmlns:a="http://schemas.openxmlformats.org/drawingml/2006/main">
+              <a:graphicData uri="http://schemas.openxmlformats.org/drawingml/2006/picture">
+                <pic:pic xmlns:pic="http://schemas.openxmlformats.org/drawingml/2006/picture">
+                  <pic:nvPicPr>
+                    <pic:cNvPr id="0" name="" descr=""/>
+                    <pic:cNvPicPr>
+                      <a:picLocks noChangeAspect="1" noChangeArrowheads="1"/>
+                    </pic:cNvPicPr>
+                  </pic:nvPicPr>
+                  <pic:blipFill>
+                    <a:blip r:embed="rId9" cstate="none"/>
+                    <a:srcRect/>
+                    <a:stretch>
+                      <a:fillRect/>
+                    </a:stretch>
+                  </pic:blipFill>
+                  <pic:spPr bwMode="auto">
+                    <a:xfrm>
+                      <a:off x="0" y="0"/>
+                      <a:ext cx="4191000" cy="2457450"/>
+                    </a:xfrm>
+                    <a:prstGeom prst="rect">
+                      <a:avLst/>
+                    </a:prstGeom>
+                  </pic:spPr>
+                </pic:pic>
+              </a:graphicData>
+            </a:graphic>
+          </wp:inline>
+        </w:drawing>
+      </w:r>
+    </w:p>
+    <w:p>
+      <w:pPr>
+        <w:spacing w:after="160"/>
+        <w:jc w:val="center"/>
+      </w:pPr>
+      <w:r>
+        <w:rPr>
+          <w:rFonts w:ascii="Arial" w:cs="Arial" w:eastAsia="Arial" w:hAnsi="Arial"/>
+          <w:i/>
+          <w:iCs/>
+          <w:sz w:val="18"/>
+          <w:szCs w:val="18"/>
+        </w:rPr>
+        <w:t xml:space="preserve">Figura A.1. Panel de SonarQube sobre el código completo: seguridad C, fiabilidad C, mantenibilidad A, cobertura 68,9 %.</w:t>
+      </w:r>
+    </w:p>
+    <w:p>
+      <w:pPr>
+        <w:keepNext/>
+        <w:spacing w:after="40" w:before="80"/>
+        <w:jc w:val="center"/>
+      </w:pPr>
+      <w:r>
+        <w:drawing>
+          <wp:inline distT="0" distB="0" distL="0" distR="0">
+            <wp:extent cx="3429000" cy="2628900"/>
+            <wp:effectExtent t="0" r="0" b="0" l="0"/>
+            <wp:docPr id="2" name="07_sonarqube_incidencias.png" descr="Figura A.2. Incidencias de SonarQube: CORS (S5122), límite de subida (S5693) y promesas sin manejo (S9383)." title="Figura A.2. Incidencias de SonarQube: CORS (S5122), límite de subida (S5693) y promesas sin manejo (S9383)."/>
+            <wp:cNvGraphicFramePr>
+              <a:graphicFrameLocks xmlns:a="http://schemas.openxmlformats.org/drawingml/2006/main" noChangeAspect="1"/>
+            </wp:cNvGraphicFramePr>
+            <a:graphic xmlns:a="http://schemas.openxmlformats.org/drawingml/2006/main">
+              <a:graphicData uri="http://schemas.openxmlformats.org/drawingml/2006/picture">
+                <pic:pic xmlns:pic="http://schemas.openxmlformats.org/drawingml/2006/picture">
+                  <pic:nvPicPr>
+                    <pic:cNvPr id="0" name="" descr=""/>
+                    <pic:cNvPicPr>
+                      <a:picLocks noChangeAspect="1" noChangeArrowheads="1"/>
+                    </pic:cNvPicPr>
+                  </pic:nvPicPr>
+                  <pic:blipFill>
+                    <a:blip r:embed="rId10" cstate="none"/>
+                    <a:srcRect/>
+                    <a:stretch>
+                      <a:fillRect/>
+                    </a:stretch>
+                  </pic:blipFill>
+                  <pic:spPr bwMode="auto">
+                    <a:xfrm>
+                      <a:off x="0" y="0"/>
+                      <a:ext cx="3429000" cy="2628900"/>
+                    </a:xfrm>
+                    <a:prstGeom prst="rect">
+                      <a:avLst/>
+                    </a:prstGeom>
+                  </pic:spPr>
+                </pic:pic>
+              </a:graphicData>
+            </a:graphic>
+          </wp:inline>
+        </w:drawing>
+      </w:r>
+    </w:p>
+    <w:p>
+      <w:pPr>
+        <w:spacing w:after="160"/>
+        <w:jc w:val="center"/>
+      </w:pPr>
+      <w:r>
+        <w:rPr>
+          <w:rFonts w:ascii="Arial" w:cs="Arial" w:eastAsia="Arial" w:hAnsi="Arial"/>
+          <w:i/>
+          <w:iCs/>
+          <w:sz w:val="18"/>
+          <w:szCs w:val="18"/>
+        </w:rPr>
+        <w:t xml:space="preserve">Figura A.2. Incidencias de SonarQube: CORS (S5122), límite de subida (S5693) y promesas sin manejo (S9383).</w:t>
+      </w:r>
+    </w:p>
+    <w:p>
+      <w:pPr>
         <w:pStyle w:val="Heading2"/>
         <w:spacing w:after="100" w:before="200"/>
       </w:pPr>
@@ -45260,6 +49679,132 @@
       <w:pPr>
         <w:spacing w:after="120"/>
       </w:pPr>
+    </w:p>
+    <w:p>
+      <w:pPr>
+        <w:keepNext/>
+        <w:spacing w:after="40" w:before="80"/>
+        <w:jc w:val="center"/>
+      </w:pPr>
+      <w:r>
+        <w:drawing>
+          <wp:inline distT="0" distB="0" distL="0" distR="0">
+            <wp:extent cx="4286250" cy="1095375"/>
+            <wp:effectExtent t="0" r="0" b="0" l="0"/>
+            <wp:docPr id="3" name="06_jmeter_10.png" descr="Figura A.3. Reporte de JMeter con 10 usuarios: 0 % de error, promedio 1,08 ms." title="Figura A.3. Reporte de JMeter con 10 usuarios: 0 % de error, promedio 1,08 ms."/>
+            <wp:cNvGraphicFramePr>
+              <a:graphicFrameLocks xmlns:a="http://schemas.openxmlformats.org/drawingml/2006/main" noChangeAspect="1"/>
+            </wp:cNvGraphicFramePr>
+            <a:graphic xmlns:a="http://schemas.openxmlformats.org/drawingml/2006/main">
+              <a:graphicData uri="http://schemas.openxmlformats.org/drawingml/2006/picture">
+                <pic:pic xmlns:pic="http://schemas.openxmlformats.org/drawingml/2006/picture">
+                  <pic:nvPicPr>
+                    <pic:cNvPr id="0" name="" descr=""/>
+                    <pic:cNvPicPr>
+                      <a:picLocks noChangeAspect="1" noChangeArrowheads="1"/>
+                    </pic:cNvPicPr>
+                  </pic:nvPicPr>
+                  <pic:blipFill>
+                    <a:blip r:embed="rId11" cstate="none"/>
+                    <a:srcRect/>
+                    <a:stretch>
+                      <a:fillRect/>
+                    </a:stretch>
+                  </pic:blipFill>
+                  <pic:spPr bwMode="auto">
+                    <a:xfrm>
+                      <a:off x="0" y="0"/>
+                      <a:ext cx="4286250" cy="1095375"/>
+                    </a:xfrm>
+                    <a:prstGeom prst="rect">
+                      <a:avLst/>
+                    </a:prstGeom>
+                  </pic:spPr>
+                </pic:pic>
+              </a:graphicData>
+            </a:graphic>
+          </wp:inline>
+        </w:drawing>
+      </w:r>
+    </w:p>
+    <w:p>
+      <w:pPr>
+        <w:spacing w:after="160"/>
+        <w:jc w:val="center"/>
+      </w:pPr>
+      <w:r>
+        <w:rPr>
+          <w:rFonts w:ascii="Arial" w:cs="Arial" w:eastAsia="Arial" w:hAnsi="Arial"/>
+          <w:i/>
+          <w:iCs/>
+          <w:sz w:val="18"/>
+          <w:szCs w:val="18"/>
+        </w:rPr>
+        <w:t xml:space="preserve">Figura A.3. Reporte de JMeter con 10 usuarios: 0 % de error, promedio 1,08 ms.</w:t>
+      </w:r>
+    </w:p>
+    <w:p>
+      <w:pPr>
+        <w:keepNext/>
+        <w:spacing w:after="40" w:before="80"/>
+        <w:jc w:val="center"/>
+      </w:pPr>
+      <w:r>
+        <w:drawing>
+          <wp:inline distT="0" distB="0" distL="0" distR="0">
+            <wp:extent cx="4286250" cy="1095375"/>
+            <wp:effectExtent t="0" r="0" b="0" l="0"/>
+            <wp:docPr id="4" name="06_jmeter_200.png" descr="Figura A.4. Reporte de JMeter con 200 usuarios: 0 % de error, promedio 29,32 ms, p99 69 ms." title="Figura A.4. Reporte de JMeter con 200 usuarios: 0 % de error, promedio 29,32 ms, p99 69 ms."/>
+            <wp:cNvGraphicFramePr>
+              <a:graphicFrameLocks xmlns:a="http://schemas.openxmlformats.org/drawingml/2006/main" noChangeAspect="1"/>
+            </wp:cNvGraphicFramePr>
+            <a:graphic xmlns:a="http://schemas.openxmlformats.org/drawingml/2006/main">
+              <a:graphicData uri="http://schemas.openxmlformats.org/drawingml/2006/picture">
+                <pic:pic xmlns:pic="http://schemas.openxmlformats.org/drawingml/2006/picture">
+                  <pic:nvPicPr>
+                    <pic:cNvPr id="0" name="" descr=""/>
+                    <pic:cNvPicPr>
+                      <a:picLocks noChangeAspect="1" noChangeArrowheads="1"/>
+                    </pic:cNvPicPr>
+                  </pic:nvPicPr>
+                  <pic:blipFill>
+                    <a:blip r:embed="rId12" cstate="none"/>
+                    <a:srcRect/>
+                    <a:stretch>
+                      <a:fillRect/>
+                    </a:stretch>
+                  </pic:blipFill>
+                  <pic:spPr bwMode="auto">
+                    <a:xfrm>
+                      <a:off x="0" y="0"/>
+                      <a:ext cx="4286250" cy="1095375"/>
+                    </a:xfrm>
+                    <a:prstGeom prst="rect">
+                      <a:avLst/>
+                    </a:prstGeom>
+                  </pic:spPr>
+                </pic:pic>
+              </a:graphicData>
+            </a:graphic>
+          </wp:inline>
+        </w:drawing>
+      </w:r>
+    </w:p>
+    <w:p>
+      <w:pPr>
+        <w:spacing w:after="160"/>
+        <w:jc w:val="center"/>
+      </w:pPr>
+      <w:r>
+        <w:rPr>
+          <w:rFonts w:ascii="Arial" w:cs="Arial" w:eastAsia="Arial" w:hAnsi="Arial"/>
+          <w:i/>
+          <w:iCs/>
+          <w:sz w:val="18"/>
+          <w:szCs w:val="18"/>
+        </w:rPr>
+        <w:t xml:space="preserve">Figura A.4. Reporte de JMeter con 200 usuarios: 0 % de error, promedio 29,32 ms, p99 69 ms.</w:t>
+      </w:r>
     </w:p>
     <w:p>
       <w:pPr>
@@ -45953,7 +50498,7 @@
           <wp:inline distT="0" distB="0" distL="0" distR="0">
             <wp:extent cx="4000500" cy="2495550"/>
             <wp:effectExtent t="0" r="0" b="0" l="0"/>
-            <wp:docPr id="1" name="03_clientes.png" descr="Figura A.1. Clientes con RUT y tipo (Chromium, 1280 x 800)." title="Figura A.1. Clientes con RUT y tipo (Chromium, 1280 x 800)."/>
+            <wp:docPr id="5" name="03_clientes.png" descr="Figura A.5. Clientes con RUT y tipo (Chromium, 1280 x 800)." title="Figura A.5. Clientes con RUT y tipo (Chromium, 1280 x 800)."/>
             <wp:cNvGraphicFramePr>
               <a:graphicFrameLocks xmlns:a="http://schemas.openxmlformats.org/drawingml/2006/main" noChangeAspect="1"/>
             </wp:cNvGraphicFramePr>
@@ -45967,7 +50512,7 @@
                     </pic:cNvPicPr>
                   </pic:nvPicPr>
                   <pic:blipFill>
-                    <a:blip r:embed="rId9" cstate="none"/>
+                    <a:blip r:embed="rId13" cstate="none"/>
                     <a:srcRect/>
                     <a:stretch>
                       <a:fillRect/>
@@ -46002,7 +50547,7 @@
           <w:sz w:val="18"/>
           <w:szCs w:val="18"/>
         </w:rPr>
-        <w:t xml:space="preserve">Figura A.1. Clientes con RUT y tipo (Chromium, 1280 x 800).</w:t>
+        <w:t xml:space="preserve">Figura A.5. Clientes con RUT y tipo (Chromium, 1280 x 800).</w:t>
       </w:r>
     </w:p>
     <w:p>
@@ -46016,7 +50561,7 @@
           <wp:inline distT="0" distB="0" distL="0" distR="0">
             <wp:extent cx="4000500" cy="3600450"/>
             <wp:effectExtent t="0" r="0" b="0" l="0"/>
-            <wp:docPr id="2" name="04_eventos.png" descr="Figura A.2. Eventos de un cliente: evento confirmado con contrato, estado Próximo." title="Figura A.2. Eventos de un cliente: evento confirmado con contrato, estado Próximo."/>
+            <wp:docPr id="6" name="04_eventos.png" descr="Figura A.6. Eventos de un cliente: evento confirmado con contrato, estado Próximo." title="Figura A.6. Eventos de un cliente: evento confirmado con contrato, estado Próximo."/>
             <wp:cNvGraphicFramePr>
               <a:graphicFrameLocks xmlns:a="http://schemas.openxmlformats.org/drawingml/2006/main" noChangeAspect="1"/>
             </wp:cNvGraphicFramePr>
@@ -46030,7 +50575,7 @@
                     </pic:cNvPicPr>
                   </pic:nvPicPr>
                   <pic:blipFill>
-                    <a:blip r:embed="rId10" cstate="none"/>
+                    <a:blip r:embed="rId14" cstate="none"/>
                     <a:srcRect/>
                     <a:stretch>
                       <a:fillRect/>
@@ -46065,7 +50610,7 @@
           <w:sz w:val="18"/>
           <w:szCs w:val="18"/>
         </w:rPr>
-        <w:t xml:space="preserve">Figura A.2. Eventos de un cliente: evento confirmado con contrato, estado Próximo.</w:t>
+        <w:t xml:space="preserve">Figura A.6. Eventos de un cliente: evento confirmado con contrato, estado Próximo.</w:t>
       </w:r>
     </w:p>
     <w:p>
@@ -46079,7 +50624,7 @@
           <wp:inline distT="0" distB="0" distL="0" distR="0">
             <wp:extent cx="1809750" cy="3914775"/>
             <wp:effectExtent t="0" r="0" b="0" l="0"/>
-            <wp:docPr id="3" name="05_movil_webkit.png" descr="Figura A.3. Vista móvil en WebKit (375 x 812) sin desplazamiento horizontal." title="Figura A.3. Vista móvil en WebKit (375 x 812) sin desplazamiento horizontal."/>
+            <wp:docPr id="7" name="05_movil_webkit.png" descr="Figura A.7. Vista móvil en WebKit (375 x 812) sin desplazamiento horizontal." title="Figura A.7. Vista móvil en WebKit (375 x 812) sin desplazamiento horizontal."/>
             <wp:cNvGraphicFramePr>
               <a:graphicFrameLocks xmlns:a="http://schemas.openxmlformats.org/drawingml/2006/main" noChangeAspect="1"/>
             </wp:cNvGraphicFramePr>
@@ -46093,7 +50638,7 @@
                     </pic:cNvPicPr>
                   </pic:nvPicPr>
                   <pic:blipFill>
-                    <a:blip r:embed="rId11" cstate="none"/>
+                    <a:blip r:embed="rId15" cstate="none"/>
                     <a:srcRect/>
                     <a:stretch>
                       <a:fillRect/>
@@ -46128,7 +50673,7 @@
           <w:sz w:val="18"/>
           <w:szCs w:val="18"/>
         </w:rPr>
-        <w:t xml:space="preserve">Figura A.3. Vista móvil en WebKit (375 x 812) sin desplazamiento horizontal.</w:t>
+        <w:t xml:space="preserve">Figura A.7. Vista móvil en WebKit (375 x 812) sin desplazamiento horizontal.</w:t>
       </w:r>
     </w:p>
     <w:p>
